--- a/cw_lz77_huffman/doc/report.docx
+++ b/cw_lz77_huffman/doc/report.docx
@@ -46,27 +46,7 @@
           <w:szCs w:val="28"/>
           <w:lang w:val="ru-RU"/>
         </w:rPr>
-        <w:t xml:space="preserve">Выполнил студент группы </w:t>
-      </w:r>
-      <w:proofErr w:type="gramStart"/>
-      <w:r>
-        <w:rPr>
-          <w:rFonts w:ascii="Times New Roman" w:hAnsi="Times New Roman" w:cs="Times New Roman"/>
-          <w:sz w:val="28"/>
-          <w:szCs w:val="28"/>
-          <w:lang w:val="ru-RU"/>
-        </w:rPr>
-        <w:t>08-303</w:t>
-      </w:r>
-      <w:proofErr w:type="gramEnd"/>
-      <w:r>
-        <w:rPr>
-          <w:rFonts w:ascii="Times New Roman" w:hAnsi="Times New Roman" w:cs="Times New Roman"/>
-          <w:sz w:val="28"/>
-          <w:szCs w:val="28"/>
-          <w:lang w:val="ru-RU"/>
-        </w:rPr>
-        <w:t xml:space="preserve"> МАИ </w:t>
+        <w:t xml:space="preserve">Выполнил студент группы 08-303 МАИ </w:t>
       </w:r>
       <w:r>
         <w:rPr>
@@ -121,7 +101,6 @@
           <w:lang w:val="ru-RU"/>
         </w:rPr>
       </w:pPr>
-      <w:proofErr w:type="gramStart"/>
       <w:r>
         <w:rPr>
           <w:rFonts w:ascii="Times New Roman" w:hAnsi="Times New Roman" w:cs="Times New Roman"/>
@@ -138,17 +117,7 @@
           <w:szCs w:val="28"/>
           <w:lang w:val="ru-RU"/>
         </w:rPr>
-        <w:t>Необходимо</w:t>
-      </w:r>
-      <w:proofErr w:type="gramEnd"/>
-      <w:r>
-        <w:rPr>
-          <w:rFonts w:ascii="Times New Roman" w:hAnsi="Times New Roman" w:cs="Times New Roman"/>
-          <w:sz w:val="28"/>
-          <w:szCs w:val="28"/>
-          <w:lang w:val="ru-RU"/>
-        </w:rPr>
-        <w:t xml:space="preserve"> реализовать два известных метода сжатия данных для</w:t>
+        <w:t>Необходимо реализовать два известных метода сжатия данных для</w:t>
       </w:r>
       <w:r>
         <w:rPr>
@@ -240,25 +209,14 @@
         </w:rPr>
         <w:t xml:space="preserve"> </w:t>
       </w:r>
-      <w:proofErr w:type="spellStart"/>
-      <w:r>
-        <w:rPr>
-          <w:rFonts w:ascii="Times New Roman" w:hAnsi="Times New Roman" w:cs="Times New Roman"/>
-          <w:sz w:val="28"/>
-          <w:szCs w:val="28"/>
-          <w:lang w:val="ru-RU"/>
-        </w:rPr>
-        <w:t>gzip</w:t>
-      </w:r>
-      <w:proofErr w:type="spellEnd"/>
-      <w:r>
-        <w:rPr>
-          <w:rFonts w:ascii="Times New Roman" w:hAnsi="Times New Roman" w:cs="Times New Roman"/>
-          <w:sz w:val="28"/>
-          <w:szCs w:val="28"/>
-          <w:lang w:val="ru-RU"/>
-        </w:rPr>
-        <w:t>. Должны поддерживаться следующие ключи: -c, -d, -k, -l, -r, -t, -1, -9.</w:t>
+      <w:r>
+        <w:rPr>
+          <w:rFonts w:ascii="Times New Roman" w:hAnsi="Times New Roman" w:cs="Times New Roman"/>
+          <w:sz w:val="28"/>
+          <w:szCs w:val="28"/>
+          <w:lang w:val="ru-RU"/>
+        </w:rPr>
+        <w:t>gzip. Должны поддерживаться следующие ключи: -c, -d, -k, -l, -r, -t, -1, -9.</w:t>
       </w:r>
       <w:r>
         <w:rPr>
@@ -332,16 +290,7 @@
           <w:szCs w:val="28"/>
           <w:lang w:val="ru-RU"/>
         </w:rPr>
-        <w:t xml:space="preserve">77 + </w:t>
-      </w:r>
-      <w:r>
-        <w:rPr>
-          <w:rFonts w:ascii="Times New Roman" w:hAnsi="Times New Roman" w:cs="Times New Roman"/>
-          <w:sz w:val="28"/>
-          <w:szCs w:val="28"/>
-          <w:lang w:val="ru-RU"/>
-        </w:rPr>
-        <w:t>кодирование по Хаффману</w:t>
+        <w:t>77 + кодирование по Хаффману</w:t>
       </w:r>
     </w:p>
     <w:p>
@@ -378,419 +327,16 @@
           <w:lang w:val="ru-RU"/>
         </w:rPr>
       </w:pPr>
-      <w:r>
-        <w:rPr>
-          <w:rFonts w:ascii="Times New Roman" w:hAnsi="Times New Roman" w:cs="Times New Roman"/>
-          <w:sz w:val="28"/>
-          <w:szCs w:val="28"/>
-        </w:rPr>
-        <w:t>LZ</w:t>
-      </w:r>
-      <w:r>
-        <w:rPr>
-          <w:rFonts w:ascii="Times New Roman" w:hAnsi="Times New Roman" w:cs="Times New Roman"/>
-          <w:sz w:val="28"/>
-          <w:szCs w:val="28"/>
-          <w:lang w:val="ru-RU"/>
-        </w:rPr>
-        <w:t xml:space="preserve">77 работает по всему тексту, в реализации используется </w:t>
-      </w:r>
-      <w:r>
-        <w:rPr>
-          <w:rFonts w:ascii="Times New Roman" w:hAnsi="Times New Roman" w:cs="Times New Roman"/>
-          <w:sz w:val="28"/>
-          <w:szCs w:val="28"/>
-        </w:rPr>
-        <w:t>suffix</w:t>
-      </w:r>
-      <w:r>
-        <w:rPr>
-          <w:rFonts w:ascii="Times New Roman" w:hAnsi="Times New Roman" w:cs="Times New Roman"/>
-          <w:sz w:val="28"/>
-          <w:szCs w:val="28"/>
-          <w:lang w:val="ru-RU"/>
-        </w:rPr>
-        <w:t xml:space="preserve"> </w:t>
-      </w:r>
-      <w:r>
-        <w:rPr>
-          <w:rFonts w:ascii="Times New Roman" w:hAnsi="Times New Roman" w:cs="Times New Roman"/>
-          <w:sz w:val="28"/>
-          <w:szCs w:val="28"/>
-        </w:rPr>
-        <w:t>array</w:t>
-      </w:r>
-      <w:r>
-        <w:rPr>
-          <w:rFonts w:ascii="Times New Roman" w:hAnsi="Times New Roman" w:cs="Times New Roman"/>
-          <w:sz w:val="28"/>
-          <w:szCs w:val="28"/>
-          <w:lang w:val="ru-RU"/>
-        </w:rPr>
-        <w:t xml:space="preserve"> (</w:t>
-      </w:r>
-      <w:r>
-        <w:rPr>
-          <w:rFonts w:ascii="Times New Roman" w:hAnsi="Times New Roman" w:cs="Times New Roman"/>
-          <w:sz w:val="28"/>
-          <w:szCs w:val="28"/>
-        </w:rPr>
-        <w:t>SA</w:t>
-      </w:r>
-      <w:r>
-        <w:rPr>
-          <w:rFonts w:ascii="Times New Roman" w:hAnsi="Times New Roman" w:cs="Times New Roman"/>
-          <w:sz w:val="28"/>
-          <w:szCs w:val="28"/>
-          <w:lang w:val="ru-RU"/>
-        </w:rPr>
-        <w:t xml:space="preserve">) для оптимизации поиска совпадений. Сначала входные данные преобразуются в строку с терминатором (маппинг символов для упрощения сортировки). Затем строится </w:t>
-      </w:r>
-      <w:r>
-        <w:rPr>
-          <w:rFonts w:ascii="Times New Roman" w:hAnsi="Times New Roman" w:cs="Times New Roman"/>
-          <w:sz w:val="28"/>
-          <w:szCs w:val="28"/>
-        </w:rPr>
-        <w:t>suffix</w:t>
-      </w:r>
-      <w:r>
-        <w:rPr>
-          <w:rFonts w:ascii="Times New Roman" w:hAnsi="Times New Roman" w:cs="Times New Roman"/>
-          <w:sz w:val="28"/>
-          <w:szCs w:val="28"/>
-          <w:lang w:val="ru-RU"/>
-        </w:rPr>
-        <w:t xml:space="preserve"> </w:t>
-      </w:r>
-      <w:r>
-        <w:rPr>
-          <w:rFonts w:ascii="Times New Roman" w:hAnsi="Times New Roman" w:cs="Times New Roman"/>
-          <w:sz w:val="28"/>
-          <w:szCs w:val="28"/>
-        </w:rPr>
-        <w:t>array</w:t>
-      </w:r>
-      <w:r>
-        <w:rPr>
-          <w:rFonts w:ascii="Times New Roman" w:hAnsi="Times New Roman" w:cs="Times New Roman"/>
-          <w:sz w:val="28"/>
-          <w:szCs w:val="28"/>
-          <w:lang w:val="ru-RU"/>
-        </w:rPr>
-        <w:t xml:space="preserve"> — массив индексов суффиксов, отсортированных лексикографически, с помощью алгоритма на основе удвоения (</w:t>
-      </w:r>
-      <w:proofErr w:type="gramStart"/>
-      <w:r>
-        <w:rPr>
-          <w:rFonts w:ascii="Times New Roman" w:hAnsi="Times New Roman" w:cs="Times New Roman"/>
-          <w:sz w:val="28"/>
-          <w:szCs w:val="28"/>
-        </w:rPr>
-        <w:t>O</w:t>
-      </w:r>
-      <w:r>
-        <w:rPr>
-          <w:rFonts w:ascii="Times New Roman" w:hAnsi="Times New Roman" w:cs="Times New Roman"/>
-          <w:sz w:val="28"/>
-          <w:szCs w:val="28"/>
-          <w:lang w:val="ru-RU"/>
-        </w:rPr>
-        <w:t>(</w:t>
-      </w:r>
-      <w:proofErr w:type="gramEnd"/>
-      <w:r>
-        <w:rPr>
-          <w:rFonts w:ascii="Times New Roman" w:hAnsi="Times New Roman" w:cs="Times New Roman"/>
-          <w:sz w:val="28"/>
-          <w:szCs w:val="28"/>
-        </w:rPr>
-        <w:t>n</w:t>
-      </w:r>
-      <w:r>
-        <w:rPr>
-          <w:rFonts w:ascii="Times New Roman" w:hAnsi="Times New Roman" w:cs="Times New Roman"/>
-          <w:sz w:val="28"/>
-          <w:szCs w:val="28"/>
-          <w:lang w:val="ru-RU"/>
-        </w:rPr>
-        <w:t xml:space="preserve"> </w:t>
-      </w:r>
-      <w:r>
-        <w:rPr>
-          <w:rFonts w:ascii="Times New Roman" w:hAnsi="Times New Roman" w:cs="Times New Roman"/>
-          <w:sz w:val="28"/>
-          <w:szCs w:val="28"/>
-        </w:rPr>
-        <w:t>log</w:t>
-      </w:r>
-      <w:r>
-        <w:rPr>
-          <w:rFonts w:ascii="Times New Roman" w:hAnsi="Times New Roman" w:cs="Times New Roman"/>
-          <w:sz w:val="28"/>
-          <w:szCs w:val="28"/>
-          <w:lang w:val="ru-RU"/>
-        </w:rPr>
-        <w:t xml:space="preserve"> </w:t>
-      </w:r>
-      <w:r>
-        <w:rPr>
-          <w:rFonts w:ascii="Times New Roman" w:hAnsi="Times New Roman" w:cs="Times New Roman"/>
-          <w:sz w:val="28"/>
-          <w:szCs w:val="28"/>
-        </w:rPr>
-        <w:t>n</w:t>
-      </w:r>
-      <w:r>
-        <w:rPr>
-          <w:rFonts w:ascii="Times New Roman" w:hAnsi="Times New Roman" w:cs="Times New Roman"/>
-          <w:sz w:val="28"/>
-          <w:szCs w:val="28"/>
-          <w:lang w:val="ru-RU"/>
-        </w:rPr>
-        <w:t xml:space="preserve">) время). Далее вычисляется </w:t>
-      </w:r>
-      <w:r>
-        <w:rPr>
-          <w:rFonts w:ascii="Times New Roman" w:hAnsi="Times New Roman" w:cs="Times New Roman"/>
-          <w:sz w:val="28"/>
-          <w:szCs w:val="28"/>
-        </w:rPr>
-        <w:t>longest</w:t>
-      </w:r>
-      <w:r>
-        <w:rPr>
-          <w:rFonts w:ascii="Times New Roman" w:hAnsi="Times New Roman" w:cs="Times New Roman"/>
-          <w:sz w:val="28"/>
-          <w:szCs w:val="28"/>
-          <w:lang w:val="ru-RU"/>
-        </w:rPr>
-        <w:t xml:space="preserve"> </w:t>
-      </w:r>
-      <w:r>
-        <w:rPr>
-          <w:rFonts w:ascii="Times New Roman" w:hAnsi="Times New Roman" w:cs="Times New Roman"/>
-          <w:sz w:val="28"/>
-          <w:szCs w:val="28"/>
-        </w:rPr>
-        <w:t>common</w:t>
-      </w:r>
-      <w:r>
-        <w:rPr>
-          <w:rFonts w:ascii="Times New Roman" w:hAnsi="Times New Roman" w:cs="Times New Roman"/>
-          <w:sz w:val="28"/>
-          <w:szCs w:val="28"/>
-          <w:lang w:val="ru-RU"/>
-        </w:rPr>
-        <w:t xml:space="preserve"> </w:t>
-      </w:r>
-      <w:r>
-        <w:rPr>
-          <w:rFonts w:ascii="Times New Roman" w:hAnsi="Times New Roman" w:cs="Times New Roman"/>
-          <w:sz w:val="28"/>
-          <w:szCs w:val="28"/>
-        </w:rPr>
-        <w:t>prefix</w:t>
-      </w:r>
-      <w:r>
-        <w:rPr>
-          <w:rFonts w:ascii="Times New Roman" w:hAnsi="Times New Roman" w:cs="Times New Roman"/>
-          <w:sz w:val="28"/>
-          <w:szCs w:val="28"/>
-          <w:lang w:val="ru-RU"/>
-        </w:rPr>
-        <w:t xml:space="preserve"> (</w:t>
-      </w:r>
-      <w:r>
-        <w:rPr>
-          <w:rFonts w:ascii="Times New Roman" w:hAnsi="Times New Roman" w:cs="Times New Roman"/>
-          <w:sz w:val="28"/>
-          <w:szCs w:val="28"/>
-        </w:rPr>
-        <w:t>LCP</w:t>
-      </w:r>
-      <w:r>
-        <w:rPr>
-          <w:rFonts w:ascii="Times New Roman" w:hAnsi="Times New Roman" w:cs="Times New Roman"/>
-          <w:sz w:val="28"/>
-          <w:szCs w:val="28"/>
-          <w:lang w:val="ru-RU"/>
-        </w:rPr>
-        <w:t xml:space="preserve">) для соседних суффиксов, чтобы быстро находить длины совпадений. Поиск наилучшего матча для позиции </w:t>
-      </w:r>
-      <w:r>
-        <w:rPr>
-          <w:rFonts w:ascii="Times New Roman" w:hAnsi="Times New Roman" w:cs="Times New Roman"/>
-          <w:sz w:val="28"/>
-          <w:szCs w:val="28"/>
-        </w:rPr>
-        <w:t>pos</w:t>
-      </w:r>
-      <w:r>
-        <w:rPr>
-          <w:rFonts w:ascii="Times New Roman" w:hAnsi="Times New Roman" w:cs="Times New Roman"/>
-          <w:sz w:val="28"/>
-          <w:szCs w:val="28"/>
-          <w:lang w:val="ru-RU"/>
-        </w:rPr>
-        <w:t xml:space="preserve">: сканируем соседей в </w:t>
-      </w:r>
-      <w:r>
-        <w:rPr>
-          <w:rFonts w:ascii="Times New Roman" w:hAnsi="Times New Roman" w:cs="Times New Roman"/>
-          <w:sz w:val="28"/>
-          <w:szCs w:val="28"/>
-        </w:rPr>
-        <w:t>SA</w:t>
-      </w:r>
-      <w:r>
-        <w:rPr>
-          <w:rFonts w:ascii="Times New Roman" w:hAnsi="Times New Roman" w:cs="Times New Roman"/>
-          <w:sz w:val="28"/>
-          <w:szCs w:val="28"/>
-          <w:lang w:val="ru-RU"/>
-        </w:rPr>
-        <w:t xml:space="preserve">, выбирая максимальную длину с минимальным </w:t>
-      </w:r>
-      <w:r>
-        <w:rPr>
-          <w:rFonts w:ascii="Times New Roman" w:hAnsi="Times New Roman" w:cs="Times New Roman"/>
-          <w:sz w:val="28"/>
-          <w:szCs w:val="28"/>
-        </w:rPr>
-        <w:t>offset</w:t>
-      </w:r>
-      <w:r>
-        <w:rPr>
-          <w:rFonts w:ascii="Times New Roman" w:hAnsi="Times New Roman" w:cs="Times New Roman"/>
-          <w:sz w:val="28"/>
-          <w:szCs w:val="28"/>
-          <w:lang w:val="ru-RU"/>
-        </w:rPr>
-        <w:t>. Результат — вектор токенов: либо литерал (</w:t>
-      </w:r>
-      <w:r>
-        <w:rPr>
-          <w:rFonts w:ascii="Times New Roman" w:hAnsi="Times New Roman" w:cs="Times New Roman"/>
-          <w:sz w:val="28"/>
-          <w:szCs w:val="28"/>
-        </w:rPr>
-        <w:t>offset</w:t>
-      </w:r>
-      <w:r>
-        <w:rPr>
-          <w:rFonts w:ascii="Times New Roman" w:hAnsi="Times New Roman" w:cs="Times New Roman"/>
-          <w:sz w:val="28"/>
-          <w:szCs w:val="28"/>
-          <w:lang w:val="ru-RU"/>
-        </w:rPr>
-        <w:t xml:space="preserve">=0, </w:t>
-      </w:r>
-      <w:r>
-        <w:rPr>
-          <w:rFonts w:ascii="Times New Roman" w:hAnsi="Times New Roman" w:cs="Times New Roman"/>
-          <w:sz w:val="28"/>
-          <w:szCs w:val="28"/>
-        </w:rPr>
-        <w:t>length</w:t>
-      </w:r>
-      <w:r>
-        <w:rPr>
-          <w:rFonts w:ascii="Times New Roman" w:hAnsi="Times New Roman" w:cs="Times New Roman"/>
-          <w:sz w:val="28"/>
-          <w:szCs w:val="28"/>
-          <w:lang w:val="ru-RU"/>
-        </w:rPr>
-        <w:t xml:space="preserve">=0, </w:t>
-      </w:r>
-      <w:proofErr w:type="spellStart"/>
-      <w:r>
-        <w:rPr>
-          <w:rFonts w:ascii="Times New Roman" w:hAnsi="Times New Roman" w:cs="Times New Roman"/>
-          <w:sz w:val="28"/>
-          <w:szCs w:val="28"/>
-        </w:rPr>
-        <w:t>ch</w:t>
-      </w:r>
-      <w:proofErr w:type="spellEnd"/>
-      <w:r>
-        <w:rPr>
-          <w:rFonts w:ascii="Times New Roman" w:hAnsi="Times New Roman" w:cs="Times New Roman"/>
-          <w:sz w:val="28"/>
-          <w:szCs w:val="28"/>
-          <w:lang w:val="ru-RU"/>
-        </w:rPr>
-        <w:t>), либо матч (</w:t>
-      </w:r>
-      <w:r>
-        <w:rPr>
-          <w:rFonts w:ascii="Times New Roman" w:hAnsi="Times New Roman" w:cs="Times New Roman"/>
-          <w:sz w:val="28"/>
-          <w:szCs w:val="28"/>
-        </w:rPr>
-        <w:t>offset</w:t>
-      </w:r>
-      <w:r>
-        <w:rPr>
-          <w:rFonts w:ascii="Times New Roman" w:hAnsi="Times New Roman" w:cs="Times New Roman"/>
-          <w:sz w:val="28"/>
-          <w:szCs w:val="28"/>
-          <w:lang w:val="ru-RU"/>
-        </w:rPr>
-        <w:t xml:space="preserve">, </w:t>
-      </w:r>
-      <w:r>
-        <w:rPr>
-          <w:rFonts w:ascii="Times New Roman" w:hAnsi="Times New Roman" w:cs="Times New Roman"/>
-          <w:sz w:val="28"/>
-          <w:szCs w:val="28"/>
-        </w:rPr>
-        <w:t>length</w:t>
-      </w:r>
-      <w:r>
-        <w:rPr>
-          <w:rFonts w:ascii="Times New Roman" w:hAnsi="Times New Roman" w:cs="Times New Roman"/>
-          <w:sz w:val="28"/>
-          <w:szCs w:val="28"/>
-          <w:lang w:val="ru-RU"/>
-        </w:rPr>
-        <w:t xml:space="preserve">, </w:t>
-      </w:r>
-      <w:r>
-        <w:rPr>
-          <w:rFonts w:ascii="Times New Roman" w:hAnsi="Times New Roman" w:cs="Times New Roman"/>
-          <w:sz w:val="28"/>
-          <w:szCs w:val="28"/>
-        </w:rPr>
-        <w:t>optional</w:t>
-      </w:r>
-      <w:r>
-        <w:rPr>
-          <w:rFonts w:ascii="Times New Roman" w:hAnsi="Times New Roman" w:cs="Times New Roman"/>
-          <w:sz w:val="28"/>
-          <w:szCs w:val="28"/>
-          <w:lang w:val="ru-RU"/>
-        </w:rPr>
-        <w:t xml:space="preserve"> </w:t>
-      </w:r>
-      <w:proofErr w:type="spellStart"/>
-      <w:r>
-        <w:rPr>
-          <w:rFonts w:ascii="Times New Roman" w:hAnsi="Times New Roman" w:cs="Times New Roman"/>
-          <w:sz w:val="28"/>
-          <w:szCs w:val="28"/>
-        </w:rPr>
-        <w:t>ch</w:t>
-      </w:r>
-      <w:proofErr w:type="spellEnd"/>
-      <w:r>
-        <w:rPr>
-          <w:rFonts w:ascii="Times New Roman" w:hAnsi="Times New Roman" w:cs="Times New Roman"/>
-          <w:sz w:val="28"/>
-          <w:szCs w:val="28"/>
-          <w:lang w:val="ru-RU"/>
-        </w:rPr>
-        <w:t>).</w:t>
+      <w:bookmarkStart w:id="3" w:name="описание-программы"/>
+      <w:bookmarkEnd w:id="2"/>
+      <w:r>
+        <w:rPr>
+          <w:rFonts w:ascii="Times New Roman" w:hAnsi="Times New Roman" w:cs="Times New Roman"/>
+          <w:sz w:val="28"/>
+          <w:szCs w:val="28"/>
+          <w:lang w:val="ru-RU"/>
+        </w:rPr>
+        <w:t>Программа реализует архиватор с двумя уровнями сжатия: -1 (чистый LZ77) и -9 (LZ77 + Huffman).</w:t>
       </w:r>
     </w:p>
     <w:p>
@@ -802,8 +348,18 @@
           <w:rFonts w:ascii="Times New Roman" w:hAnsi="Times New Roman" w:cs="Times New Roman"/>
           <w:sz w:val="28"/>
           <w:szCs w:val="28"/>
-        </w:rPr>
-      </w:pPr>
+          <w:lang w:val="ru-RU"/>
+        </w:rPr>
+      </w:pPr>
+      <w:r>
+        <w:rPr>
+          <w:rFonts w:ascii="Times New Roman" w:hAnsi="Times New Roman" w:cs="Times New Roman"/>
+          <w:sz w:val="28"/>
+          <w:szCs w:val="28"/>
+          <w:lang w:val="ru-RU"/>
+        </w:rPr>
+        <w:t xml:space="preserve">LZ77 работает по всему тексту, используя suffix array (SA) для оптимизации поиска совпадений. Входные данные загружаются в строку. Строится mapped-строка с терминатором для корректной сортировки суффиксов. Затем с помощью алгоритма на основе удвоения строится suffix array (O(n log n) время) и массив longest common prefix (LCP). Поиск наилучшего матча для позиции pos: сканирование соседей в SA с использованием LCP для быстрого определения длины совпадения, выбор максимальной длины с минимальным offset и порогом length ≥ 4. Результат — </w:t>
+      </w:r>
       <w:r>
         <w:rPr>
           <w:rFonts w:ascii="Times New Roman" w:hAnsi="Times New Roman" w:cs="Times New Roman"/>
@@ -812,443 +368,7 @@
           <w:lang w:val="ru-RU"/>
         </w:rPr>
         <w:lastRenderedPageBreak/>
-        <w:t xml:space="preserve">Для уровня -9 токены </w:t>
-      </w:r>
-      <w:proofErr w:type="spellStart"/>
-      <w:r>
-        <w:rPr>
-          <w:rFonts w:ascii="Times New Roman" w:hAnsi="Times New Roman" w:cs="Times New Roman"/>
-          <w:sz w:val="28"/>
-          <w:szCs w:val="28"/>
-          <w:lang w:val="ru-RU"/>
-        </w:rPr>
-        <w:t>сериализуются</w:t>
-      </w:r>
-      <w:proofErr w:type="spellEnd"/>
-      <w:r>
-        <w:rPr>
-          <w:rFonts w:ascii="Times New Roman" w:hAnsi="Times New Roman" w:cs="Times New Roman"/>
-          <w:sz w:val="28"/>
-          <w:szCs w:val="28"/>
-          <w:lang w:val="ru-RU"/>
-        </w:rPr>
-        <w:t xml:space="preserve"> в поток </w:t>
-      </w:r>
-      <w:proofErr w:type="spellStart"/>
-      <w:r>
-        <w:rPr>
-          <w:rFonts w:ascii="Times New Roman" w:hAnsi="Times New Roman" w:cs="Times New Roman"/>
-          <w:sz w:val="28"/>
-          <w:szCs w:val="28"/>
-        </w:rPr>
-        <w:t>uint</w:t>
-      </w:r>
-      <w:proofErr w:type="spellEnd"/>
-      <w:r>
-        <w:rPr>
-          <w:rFonts w:ascii="Times New Roman" w:hAnsi="Times New Roman" w:cs="Times New Roman"/>
-          <w:sz w:val="28"/>
-          <w:szCs w:val="28"/>
-          <w:lang w:val="ru-RU"/>
-        </w:rPr>
-        <w:t>32_</w:t>
-      </w:r>
-      <w:r>
-        <w:rPr>
-          <w:rFonts w:ascii="Times New Roman" w:hAnsi="Times New Roman" w:cs="Times New Roman"/>
-          <w:sz w:val="28"/>
-          <w:szCs w:val="28"/>
-        </w:rPr>
-        <w:t>t</w:t>
-      </w:r>
-      <w:r>
-        <w:rPr>
-          <w:rFonts w:ascii="Times New Roman" w:hAnsi="Times New Roman" w:cs="Times New Roman"/>
-          <w:sz w:val="28"/>
-          <w:szCs w:val="28"/>
-          <w:lang w:val="ru-RU"/>
-        </w:rPr>
-        <w:t>-символов: литералы как (</w:t>
-      </w:r>
-      <w:r>
-        <w:rPr>
-          <w:rFonts w:ascii="Times New Roman" w:hAnsi="Times New Roman" w:cs="Times New Roman"/>
-          <w:sz w:val="28"/>
-          <w:szCs w:val="28"/>
-        </w:rPr>
-        <w:t>unsigned</w:t>
-      </w:r>
-      <w:r>
-        <w:rPr>
-          <w:rFonts w:ascii="Times New Roman" w:hAnsi="Times New Roman" w:cs="Times New Roman"/>
-          <w:sz w:val="28"/>
-          <w:szCs w:val="28"/>
-          <w:lang w:val="ru-RU"/>
-        </w:rPr>
-        <w:t xml:space="preserve"> </w:t>
-      </w:r>
-      <w:proofErr w:type="gramStart"/>
-      <w:r>
-        <w:rPr>
-          <w:rFonts w:ascii="Times New Roman" w:hAnsi="Times New Roman" w:cs="Times New Roman"/>
-          <w:sz w:val="28"/>
-          <w:szCs w:val="28"/>
-        </w:rPr>
-        <w:t>char</w:t>
-      </w:r>
-      <w:r>
-        <w:rPr>
-          <w:rFonts w:ascii="Times New Roman" w:hAnsi="Times New Roman" w:cs="Times New Roman"/>
-          <w:sz w:val="28"/>
-          <w:szCs w:val="28"/>
-          <w:lang w:val="ru-RU"/>
-        </w:rPr>
-        <w:t>)</w:t>
-      </w:r>
-      <w:proofErr w:type="spellStart"/>
-      <w:r>
-        <w:rPr>
-          <w:rFonts w:ascii="Times New Roman" w:hAnsi="Times New Roman" w:cs="Times New Roman"/>
-          <w:sz w:val="28"/>
-          <w:szCs w:val="28"/>
-        </w:rPr>
-        <w:t>ch</w:t>
-      </w:r>
-      <w:proofErr w:type="spellEnd"/>
-      <w:proofErr w:type="gramEnd"/>
-      <w:r>
-        <w:rPr>
-          <w:rFonts w:ascii="Times New Roman" w:hAnsi="Times New Roman" w:cs="Times New Roman"/>
-          <w:sz w:val="28"/>
-          <w:szCs w:val="28"/>
-          <w:lang w:val="ru-RU"/>
-        </w:rPr>
-        <w:t xml:space="preserve">, матчи как </w:t>
-      </w:r>
-      <w:r>
-        <w:rPr>
-          <w:rFonts w:ascii="Times New Roman" w:hAnsi="Times New Roman" w:cs="Times New Roman"/>
-          <w:sz w:val="28"/>
-          <w:szCs w:val="28"/>
-        </w:rPr>
-        <w:t>UINT</w:t>
-      </w:r>
-      <w:r>
-        <w:rPr>
-          <w:rFonts w:ascii="Times New Roman" w:hAnsi="Times New Roman" w:cs="Times New Roman"/>
-          <w:sz w:val="28"/>
-          <w:szCs w:val="28"/>
-          <w:lang w:val="ru-RU"/>
-        </w:rPr>
-        <w:t>32_</w:t>
-      </w:r>
-      <w:r>
-        <w:rPr>
-          <w:rFonts w:ascii="Times New Roman" w:hAnsi="Times New Roman" w:cs="Times New Roman"/>
-          <w:sz w:val="28"/>
-          <w:szCs w:val="28"/>
-        </w:rPr>
-        <w:t>MAX</w:t>
-      </w:r>
-      <w:r>
-        <w:rPr>
-          <w:rFonts w:ascii="Times New Roman" w:hAnsi="Times New Roman" w:cs="Times New Roman"/>
-          <w:sz w:val="28"/>
-          <w:szCs w:val="28"/>
-          <w:lang w:val="ru-RU"/>
-        </w:rPr>
-        <w:t xml:space="preserve"> + </w:t>
-      </w:r>
-      <w:r>
-        <w:rPr>
-          <w:rFonts w:ascii="Times New Roman" w:hAnsi="Times New Roman" w:cs="Times New Roman"/>
-          <w:sz w:val="28"/>
-          <w:szCs w:val="28"/>
-        </w:rPr>
-        <w:t>offset</w:t>
-      </w:r>
-      <w:r>
-        <w:rPr>
-          <w:rFonts w:ascii="Times New Roman" w:hAnsi="Times New Roman" w:cs="Times New Roman"/>
-          <w:sz w:val="28"/>
-          <w:szCs w:val="28"/>
-          <w:lang w:val="ru-RU"/>
-        </w:rPr>
-        <w:t xml:space="preserve"> + </w:t>
-      </w:r>
-      <w:r>
-        <w:rPr>
-          <w:rFonts w:ascii="Times New Roman" w:hAnsi="Times New Roman" w:cs="Times New Roman"/>
-          <w:sz w:val="28"/>
-          <w:szCs w:val="28"/>
-        </w:rPr>
-        <w:t>length</w:t>
-      </w:r>
-      <w:r>
-        <w:rPr>
-          <w:rFonts w:ascii="Times New Roman" w:hAnsi="Times New Roman" w:cs="Times New Roman"/>
-          <w:sz w:val="28"/>
-          <w:szCs w:val="28"/>
-          <w:lang w:val="ru-RU"/>
-        </w:rPr>
-        <w:t xml:space="preserve"> + </w:t>
-      </w:r>
-      <w:r>
-        <w:rPr>
-          <w:rFonts w:ascii="Times New Roman" w:hAnsi="Times New Roman" w:cs="Times New Roman"/>
-          <w:sz w:val="28"/>
-          <w:szCs w:val="28"/>
-        </w:rPr>
-        <w:t>has</w:t>
-      </w:r>
-      <w:r>
-        <w:rPr>
-          <w:rFonts w:ascii="Times New Roman" w:hAnsi="Times New Roman" w:cs="Times New Roman"/>
-          <w:sz w:val="28"/>
-          <w:szCs w:val="28"/>
-          <w:lang w:val="ru-RU"/>
-        </w:rPr>
-        <w:t>_</w:t>
-      </w:r>
-      <w:r>
-        <w:rPr>
-          <w:rFonts w:ascii="Times New Roman" w:hAnsi="Times New Roman" w:cs="Times New Roman"/>
-          <w:sz w:val="28"/>
-          <w:szCs w:val="28"/>
-        </w:rPr>
-        <w:t>char</w:t>
-      </w:r>
-      <w:r>
-        <w:rPr>
-          <w:rFonts w:ascii="Times New Roman" w:hAnsi="Times New Roman" w:cs="Times New Roman"/>
-          <w:sz w:val="28"/>
-          <w:szCs w:val="28"/>
-          <w:lang w:val="ru-RU"/>
-        </w:rPr>
-        <w:t xml:space="preserve"> + </w:t>
-      </w:r>
-      <w:r>
-        <w:rPr>
-          <w:rFonts w:ascii="Times New Roman" w:hAnsi="Times New Roman" w:cs="Times New Roman"/>
-          <w:sz w:val="28"/>
-          <w:szCs w:val="28"/>
-        </w:rPr>
-        <w:t>optional</w:t>
-      </w:r>
-      <w:r>
-        <w:rPr>
-          <w:rFonts w:ascii="Times New Roman" w:hAnsi="Times New Roman" w:cs="Times New Roman"/>
-          <w:sz w:val="28"/>
-          <w:szCs w:val="28"/>
-          <w:lang w:val="ru-RU"/>
-        </w:rPr>
-        <w:t xml:space="preserve"> </w:t>
-      </w:r>
-      <w:proofErr w:type="spellStart"/>
-      <w:r>
-        <w:rPr>
-          <w:rFonts w:ascii="Times New Roman" w:hAnsi="Times New Roman" w:cs="Times New Roman"/>
-          <w:sz w:val="28"/>
-          <w:szCs w:val="28"/>
-        </w:rPr>
-        <w:t>ch</w:t>
-      </w:r>
-      <w:proofErr w:type="spellEnd"/>
-      <w:r>
-        <w:rPr>
-          <w:rFonts w:ascii="Times New Roman" w:hAnsi="Times New Roman" w:cs="Times New Roman"/>
-          <w:sz w:val="28"/>
-          <w:szCs w:val="28"/>
-          <w:lang w:val="ru-RU"/>
-        </w:rPr>
-        <w:t xml:space="preserve">. Этот поток сжимается каноническим </w:t>
-      </w:r>
-      <w:r>
-        <w:rPr>
-          <w:rFonts w:ascii="Times New Roman" w:hAnsi="Times New Roman" w:cs="Times New Roman"/>
-          <w:sz w:val="28"/>
-          <w:szCs w:val="28"/>
-        </w:rPr>
-        <w:t>Huffman</w:t>
-      </w:r>
-      <w:r>
-        <w:rPr>
-          <w:rFonts w:ascii="Times New Roman" w:hAnsi="Times New Roman" w:cs="Times New Roman"/>
-          <w:sz w:val="28"/>
-          <w:szCs w:val="28"/>
-          <w:lang w:val="ru-RU"/>
-        </w:rPr>
-        <w:t>: считаются частоты, строится дерево (</w:t>
-      </w:r>
-      <w:r>
-        <w:rPr>
-          <w:rFonts w:ascii="Times New Roman" w:hAnsi="Times New Roman" w:cs="Times New Roman"/>
-          <w:sz w:val="28"/>
-          <w:szCs w:val="28"/>
-        </w:rPr>
-        <w:t>priority</w:t>
-      </w:r>
-      <w:r>
-        <w:rPr>
-          <w:rFonts w:ascii="Times New Roman" w:hAnsi="Times New Roman" w:cs="Times New Roman"/>
-          <w:sz w:val="28"/>
-          <w:szCs w:val="28"/>
-          <w:lang w:val="ru-RU"/>
-        </w:rPr>
-        <w:t xml:space="preserve"> </w:t>
-      </w:r>
-      <w:r>
-        <w:rPr>
-          <w:rFonts w:ascii="Times New Roman" w:hAnsi="Times New Roman" w:cs="Times New Roman"/>
-          <w:sz w:val="28"/>
-          <w:szCs w:val="28"/>
-        </w:rPr>
-        <w:t>queue</w:t>
-      </w:r>
-      <w:r>
-        <w:rPr>
-          <w:rFonts w:ascii="Times New Roman" w:hAnsi="Times New Roman" w:cs="Times New Roman"/>
-          <w:sz w:val="28"/>
-          <w:szCs w:val="28"/>
-          <w:lang w:val="ru-RU"/>
-        </w:rPr>
-        <w:t xml:space="preserve"> слияний), собираются длины кодов (обход дерева). Канонизация: сортировка по (</w:t>
-      </w:r>
-      <w:proofErr w:type="spellStart"/>
-      <w:r>
-        <w:rPr>
-          <w:rFonts w:ascii="Times New Roman" w:hAnsi="Times New Roman" w:cs="Times New Roman"/>
-          <w:sz w:val="28"/>
-          <w:szCs w:val="28"/>
-        </w:rPr>
-        <w:t>len</w:t>
-      </w:r>
-      <w:proofErr w:type="spellEnd"/>
-      <w:r>
-        <w:rPr>
-          <w:rFonts w:ascii="Times New Roman" w:hAnsi="Times New Roman" w:cs="Times New Roman"/>
-          <w:sz w:val="28"/>
-          <w:szCs w:val="28"/>
-          <w:lang w:val="ru-RU"/>
-        </w:rPr>
-        <w:t xml:space="preserve"> </w:t>
-      </w:r>
-      <w:proofErr w:type="spellStart"/>
-      <w:r>
-        <w:rPr>
-          <w:rFonts w:ascii="Times New Roman" w:hAnsi="Times New Roman" w:cs="Times New Roman"/>
-          <w:sz w:val="28"/>
-          <w:szCs w:val="28"/>
-        </w:rPr>
-        <w:t>asc</w:t>
-      </w:r>
-      <w:proofErr w:type="spellEnd"/>
-      <w:r>
-        <w:rPr>
-          <w:rFonts w:ascii="Times New Roman" w:hAnsi="Times New Roman" w:cs="Times New Roman"/>
-          <w:sz w:val="28"/>
-          <w:szCs w:val="28"/>
-          <w:lang w:val="ru-RU"/>
-        </w:rPr>
-        <w:t xml:space="preserve">, </w:t>
-      </w:r>
-      <w:proofErr w:type="spellStart"/>
-      <w:r>
-        <w:rPr>
-          <w:rFonts w:ascii="Times New Roman" w:hAnsi="Times New Roman" w:cs="Times New Roman"/>
-          <w:sz w:val="28"/>
-          <w:szCs w:val="28"/>
-        </w:rPr>
-        <w:t>sym</w:t>
-      </w:r>
-      <w:proofErr w:type="spellEnd"/>
-      <w:r>
-        <w:rPr>
-          <w:rFonts w:ascii="Times New Roman" w:hAnsi="Times New Roman" w:cs="Times New Roman"/>
-          <w:sz w:val="28"/>
-          <w:szCs w:val="28"/>
-          <w:lang w:val="ru-RU"/>
-        </w:rPr>
-        <w:t xml:space="preserve"> </w:t>
-      </w:r>
-      <w:proofErr w:type="spellStart"/>
-      <w:r>
-        <w:rPr>
-          <w:rFonts w:ascii="Times New Roman" w:hAnsi="Times New Roman" w:cs="Times New Roman"/>
-          <w:sz w:val="28"/>
-          <w:szCs w:val="28"/>
-        </w:rPr>
-        <w:t>asc</w:t>
-      </w:r>
-      <w:proofErr w:type="spellEnd"/>
-      <w:r>
-        <w:rPr>
-          <w:rFonts w:ascii="Times New Roman" w:hAnsi="Times New Roman" w:cs="Times New Roman"/>
-          <w:sz w:val="28"/>
-          <w:szCs w:val="28"/>
-          <w:lang w:val="ru-RU"/>
-        </w:rPr>
-        <w:t xml:space="preserve">), вычисление </w:t>
-      </w:r>
-      <w:r>
-        <w:rPr>
-          <w:rFonts w:ascii="Times New Roman" w:hAnsi="Times New Roman" w:cs="Times New Roman"/>
-          <w:sz w:val="28"/>
-          <w:szCs w:val="28"/>
-        </w:rPr>
-        <w:t>next</w:t>
-      </w:r>
-      <w:r>
-        <w:rPr>
-          <w:rFonts w:ascii="Times New Roman" w:hAnsi="Times New Roman" w:cs="Times New Roman"/>
-          <w:sz w:val="28"/>
-          <w:szCs w:val="28"/>
-          <w:lang w:val="ru-RU"/>
-        </w:rPr>
-        <w:t>_</w:t>
-      </w:r>
-      <w:r>
-        <w:rPr>
-          <w:rFonts w:ascii="Times New Roman" w:hAnsi="Times New Roman" w:cs="Times New Roman"/>
-          <w:sz w:val="28"/>
-          <w:szCs w:val="28"/>
-        </w:rPr>
-        <w:t>code</w:t>
-      </w:r>
-      <w:r>
-        <w:rPr>
-          <w:rFonts w:ascii="Times New Roman" w:hAnsi="Times New Roman" w:cs="Times New Roman"/>
-          <w:sz w:val="28"/>
-          <w:szCs w:val="28"/>
-          <w:lang w:val="ru-RU"/>
-        </w:rPr>
-        <w:t xml:space="preserve"> для присвоения кодов. </w:t>
-      </w:r>
-      <w:r>
-        <w:rPr>
-          <w:rFonts w:ascii="Times New Roman" w:hAnsi="Times New Roman" w:cs="Times New Roman"/>
-          <w:sz w:val="28"/>
-          <w:szCs w:val="28"/>
-        </w:rPr>
-        <w:t>Запись: таблица (unique_count + (sym u32 + len u</w:t>
-      </w:r>
-      <w:proofErr w:type="gramStart"/>
-      <w:r>
-        <w:rPr>
-          <w:rFonts w:ascii="Times New Roman" w:hAnsi="Times New Roman" w:cs="Times New Roman"/>
-          <w:sz w:val="28"/>
-          <w:szCs w:val="28"/>
-        </w:rPr>
-        <w:t>16)*</w:t>
-      </w:r>
-      <w:proofErr w:type="gramEnd"/>
-      <w:r>
-        <w:rPr>
-          <w:rFonts w:ascii="Times New Roman" w:hAnsi="Times New Roman" w:cs="Times New Roman"/>
-          <w:sz w:val="28"/>
-          <w:szCs w:val="28"/>
-        </w:rPr>
-        <w:t>) + total_symbols u64 + битстрим (MSB-first).</w:t>
+        <w:t>вектор токенов: либо литерал (offset=0, length=0, ch), либо матч (offset &gt; 0, length, has_char, optional ch).</w:t>
       </w:r>
     </w:p>
     <w:p>
@@ -1260,51 +380,17 @@
           <w:rFonts w:ascii="Times New Roman" w:hAnsi="Times New Roman" w:cs="Times New Roman"/>
           <w:sz w:val="28"/>
           <w:szCs w:val="28"/>
-        </w:rPr>
-      </w:pPr>
-      <w:r>
-        <w:rPr>
-          <w:rFonts w:ascii="Times New Roman" w:hAnsi="Times New Roman" w:cs="Times New Roman"/>
-          <w:sz w:val="28"/>
-          <w:szCs w:val="28"/>
-        </w:rPr>
-        <w:t xml:space="preserve">Формат архива: заголовок 8 байт ("LZ77" + version=1 + level=1/9 + reserved), затем для -1 — u64 </w:t>
-      </w:r>
-      <w:proofErr w:type="spellStart"/>
-      <w:r>
-        <w:rPr>
-          <w:rFonts w:ascii="Times New Roman" w:hAnsi="Times New Roman" w:cs="Times New Roman"/>
-          <w:sz w:val="28"/>
-          <w:szCs w:val="28"/>
-        </w:rPr>
-        <w:t>token_count</w:t>
-      </w:r>
-      <w:proofErr w:type="spellEnd"/>
-      <w:r>
-        <w:rPr>
-          <w:rFonts w:ascii="Times New Roman" w:hAnsi="Times New Roman" w:cs="Times New Roman"/>
-          <w:sz w:val="28"/>
-          <w:szCs w:val="28"/>
-        </w:rPr>
-        <w:t xml:space="preserve"> + </w:t>
-      </w:r>
-      <w:proofErr w:type="spellStart"/>
-      <w:r>
-        <w:rPr>
-          <w:rFonts w:ascii="Times New Roman" w:hAnsi="Times New Roman" w:cs="Times New Roman"/>
-          <w:sz w:val="28"/>
-          <w:szCs w:val="28"/>
-        </w:rPr>
-        <w:t>токены</w:t>
-      </w:r>
-      <w:proofErr w:type="spellEnd"/>
-      <w:r>
-        <w:rPr>
-          <w:rFonts w:ascii="Times New Roman" w:hAnsi="Times New Roman" w:cs="Times New Roman"/>
-          <w:sz w:val="28"/>
-          <w:szCs w:val="28"/>
-        </w:rPr>
-        <w:t xml:space="preserve"> (u32 offset + u32 length + byte has_char + optional char); для -9 — Huffman-блок.</w:t>
+          <w:lang w:val="ru-RU"/>
+        </w:rPr>
+      </w:pPr>
+      <w:r>
+        <w:rPr>
+          <w:rFonts w:ascii="Times New Roman" w:hAnsi="Times New Roman" w:cs="Times New Roman"/>
+          <w:sz w:val="28"/>
+          <w:szCs w:val="28"/>
+          <w:lang w:val="ru-RU"/>
+        </w:rPr>
+        <w:t>Сериализация токенов реализована через бит-пакетный формат: сначала 64 бита количества токенов, затем токены (1 бит флаг: 0 — литерал (8 бит ch); 1 — матч (16 бит offset + 16 бит length + 1 бит has_char + optional 8 бит ch)). После паддинга до байта получается packed_bytes и valid_bits (реальное количество бит).</w:t>
       </w:r>
     </w:p>
     <w:p>
@@ -1326,109 +412,7 @@
           <w:szCs w:val="28"/>
           <w:lang w:val="ru-RU"/>
         </w:rPr>
-        <w:t xml:space="preserve">Декомпрессия: чтение заголовка, для -1 — чтение токенов фиксированно; для -9 — декодирование </w:t>
-      </w:r>
-      <w:r>
-        <w:rPr>
-          <w:rFonts w:ascii="Times New Roman" w:hAnsi="Times New Roman" w:cs="Times New Roman"/>
-          <w:sz w:val="28"/>
-          <w:szCs w:val="28"/>
-        </w:rPr>
-        <w:t>Huffman</w:t>
-      </w:r>
-      <w:r>
-        <w:rPr>
-          <w:rFonts w:ascii="Times New Roman" w:hAnsi="Times New Roman" w:cs="Times New Roman"/>
-          <w:sz w:val="28"/>
-          <w:szCs w:val="28"/>
-          <w:lang w:val="ru-RU"/>
-        </w:rPr>
-        <w:t xml:space="preserve"> (восстановление кодов, побитовое чтение с накоплением </w:t>
-      </w:r>
-      <w:r>
-        <w:rPr>
-          <w:rFonts w:ascii="Times New Roman" w:hAnsi="Times New Roman" w:cs="Times New Roman"/>
-          <w:sz w:val="28"/>
-          <w:szCs w:val="28"/>
-        </w:rPr>
-        <w:t>cur</w:t>
-      </w:r>
-      <w:r>
-        <w:rPr>
-          <w:rFonts w:ascii="Times New Roman" w:hAnsi="Times New Roman" w:cs="Times New Roman"/>
-          <w:sz w:val="28"/>
-          <w:szCs w:val="28"/>
-          <w:lang w:val="ru-RU"/>
-        </w:rPr>
-        <w:t>_</w:t>
-      </w:r>
-      <w:r>
-        <w:rPr>
-          <w:rFonts w:ascii="Times New Roman" w:hAnsi="Times New Roman" w:cs="Times New Roman"/>
-          <w:sz w:val="28"/>
-          <w:szCs w:val="28"/>
-        </w:rPr>
-        <w:t>code</w:t>
-      </w:r>
-      <w:r>
-        <w:rPr>
-          <w:rFonts w:ascii="Times New Roman" w:hAnsi="Times New Roman" w:cs="Times New Roman"/>
-          <w:sz w:val="28"/>
-          <w:szCs w:val="28"/>
-          <w:lang w:val="ru-RU"/>
-        </w:rPr>
-        <w:t xml:space="preserve">). Затем </w:t>
-      </w:r>
-      <w:r>
-        <w:rPr>
-          <w:rFonts w:ascii="Times New Roman" w:hAnsi="Times New Roman" w:cs="Times New Roman"/>
-          <w:sz w:val="28"/>
-          <w:szCs w:val="28"/>
-        </w:rPr>
-        <w:t>LZ</w:t>
-      </w:r>
-      <w:r>
-        <w:rPr>
-          <w:rFonts w:ascii="Times New Roman" w:hAnsi="Times New Roman" w:cs="Times New Roman"/>
-          <w:sz w:val="28"/>
-          <w:szCs w:val="28"/>
-          <w:lang w:val="ru-RU"/>
-        </w:rPr>
-        <w:t xml:space="preserve">77-декомпрессия: копирование по </w:t>
-      </w:r>
-      <w:r>
-        <w:rPr>
-          <w:rFonts w:ascii="Times New Roman" w:hAnsi="Times New Roman" w:cs="Times New Roman"/>
-          <w:sz w:val="28"/>
-          <w:szCs w:val="28"/>
-        </w:rPr>
-        <w:t>offset</w:t>
-      </w:r>
-      <w:r>
-        <w:rPr>
-          <w:rFonts w:ascii="Times New Roman" w:hAnsi="Times New Roman" w:cs="Times New Roman"/>
-          <w:sz w:val="28"/>
-          <w:szCs w:val="28"/>
-          <w:lang w:val="ru-RU"/>
-        </w:rPr>
-        <w:t>/</w:t>
-      </w:r>
-      <w:r>
-        <w:rPr>
-          <w:rFonts w:ascii="Times New Roman" w:hAnsi="Times New Roman" w:cs="Times New Roman"/>
-          <w:sz w:val="28"/>
-          <w:szCs w:val="28"/>
-        </w:rPr>
-        <w:t>length</w:t>
-      </w:r>
-      <w:r>
-        <w:rPr>
-          <w:rFonts w:ascii="Times New Roman" w:hAnsi="Times New Roman" w:cs="Times New Roman"/>
-          <w:sz w:val="28"/>
-          <w:szCs w:val="28"/>
-          <w:lang w:val="ru-RU"/>
-        </w:rPr>
-        <w:t>.</w:t>
+        <w:t>Для уровня -1: в архив пишется u64 valid_bits + packed_bytes напрямую.</w:t>
       </w:r>
     </w:p>
     <w:p>
@@ -1450,181 +434,710 @@
           <w:szCs w:val="28"/>
           <w:lang w:val="ru-RU"/>
         </w:rPr>
-        <w:t xml:space="preserve">Ключи обрабатываются в </w:t>
-      </w:r>
-      <w:r>
-        <w:rPr>
-          <w:rFonts w:ascii="Times New Roman" w:hAnsi="Times New Roman" w:cs="Times New Roman"/>
-          <w:sz w:val="28"/>
-          <w:szCs w:val="28"/>
-        </w:rPr>
-        <w:t>main</w:t>
-      </w:r>
-      <w:r>
-        <w:rPr>
-          <w:rFonts w:ascii="Times New Roman" w:hAnsi="Times New Roman" w:cs="Times New Roman"/>
-          <w:sz w:val="28"/>
-          <w:szCs w:val="28"/>
-          <w:lang w:val="ru-RU"/>
-        </w:rPr>
-        <w:t xml:space="preserve">: парсинг </w:t>
-      </w:r>
-      <w:proofErr w:type="spellStart"/>
-      <w:r>
-        <w:rPr>
-          <w:rFonts w:ascii="Times New Roman" w:hAnsi="Times New Roman" w:cs="Times New Roman"/>
-          <w:sz w:val="28"/>
-          <w:szCs w:val="28"/>
-        </w:rPr>
-        <w:t>argv</w:t>
-      </w:r>
-      <w:proofErr w:type="spellEnd"/>
-      <w:r>
-        <w:rPr>
-          <w:rFonts w:ascii="Times New Roman" w:hAnsi="Times New Roman" w:cs="Times New Roman"/>
-          <w:sz w:val="28"/>
-          <w:szCs w:val="28"/>
-          <w:lang w:val="ru-RU"/>
-        </w:rPr>
-        <w:t>, рекурсивный обход директорий для -</w:t>
-      </w:r>
-      <w:r>
-        <w:rPr>
-          <w:rFonts w:ascii="Times New Roman" w:hAnsi="Times New Roman" w:cs="Times New Roman"/>
-          <w:sz w:val="28"/>
-          <w:szCs w:val="28"/>
-        </w:rPr>
-        <w:t>r</w:t>
-      </w:r>
-      <w:r>
-        <w:rPr>
-          <w:rFonts w:ascii="Times New Roman" w:hAnsi="Times New Roman" w:cs="Times New Roman"/>
-          <w:sz w:val="28"/>
-          <w:szCs w:val="28"/>
-          <w:lang w:val="ru-RU"/>
-        </w:rPr>
-        <w:t xml:space="preserve">, буферизация </w:t>
-      </w:r>
-      <w:r>
-        <w:rPr>
-          <w:rFonts w:ascii="Times New Roman" w:hAnsi="Times New Roman" w:cs="Times New Roman"/>
-          <w:sz w:val="28"/>
-          <w:szCs w:val="28"/>
-        </w:rPr>
-        <w:t>stdin</w:t>
-      </w:r>
-      <w:r>
-        <w:rPr>
-          <w:rFonts w:ascii="Times New Roman" w:hAnsi="Times New Roman" w:cs="Times New Roman"/>
-          <w:sz w:val="28"/>
-          <w:szCs w:val="28"/>
-          <w:lang w:val="ru-RU"/>
-        </w:rPr>
-        <w:t xml:space="preserve"> для -</w:t>
-      </w:r>
-      <w:r>
-        <w:rPr>
-          <w:rFonts w:ascii="Times New Roman" w:hAnsi="Times New Roman" w:cs="Times New Roman"/>
-          <w:sz w:val="28"/>
-          <w:szCs w:val="28"/>
-        </w:rPr>
-        <w:t>l</w:t>
-      </w:r>
-      <w:r>
-        <w:rPr>
-          <w:rFonts w:ascii="Times New Roman" w:hAnsi="Times New Roman" w:cs="Times New Roman"/>
-          <w:sz w:val="28"/>
-          <w:szCs w:val="28"/>
-          <w:lang w:val="ru-RU"/>
-        </w:rPr>
-        <w:t>/-</w:t>
-      </w:r>
-      <w:r>
-        <w:rPr>
-          <w:rFonts w:ascii="Times New Roman" w:hAnsi="Times New Roman" w:cs="Times New Roman"/>
-          <w:sz w:val="28"/>
-          <w:szCs w:val="28"/>
-        </w:rPr>
-        <w:t>t</w:t>
-      </w:r>
-      <w:r>
-        <w:rPr>
-          <w:rFonts w:ascii="Times New Roman" w:hAnsi="Times New Roman" w:cs="Times New Roman"/>
-          <w:sz w:val="28"/>
-          <w:szCs w:val="28"/>
-          <w:lang w:val="ru-RU"/>
-        </w:rPr>
-        <w:t xml:space="preserve">. </w:t>
-      </w:r>
-      <w:r>
-        <w:rPr>
-          <w:rFonts w:ascii="Times New Roman" w:hAnsi="Times New Roman" w:cs="Times New Roman"/>
-          <w:sz w:val="28"/>
-          <w:szCs w:val="28"/>
-        </w:rPr>
-        <w:t>List</w:t>
-      </w:r>
-      <w:r>
-        <w:rPr>
-          <w:rFonts w:ascii="Times New Roman" w:hAnsi="Times New Roman" w:cs="Times New Roman"/>
-          <w:sz w:val="28"/>
-          <w:szCs w:val="28"/>
-          <w:lang w:val="ru-RU"/>
-        </w:rPr>
-        <w:t xml:space="preserve">: распаковка в память для расчёта </w:t>
-      </w:r>
-      <w:r>
-        <w:rPr>
-          <w:rFonts w:ascii="Times New Roman" w:hAnsi="Times New Roman" w:cs="Times New Roman"/>
-          <w:sz w:val="28"/>
-          <w:szCs w:val="28"/>
-        </w:rPr>
-        <w:t>ratio</w:t>
-      </w:r>
-      <w:r>
-        <w:rPr>
-          <w:rFonts w:ascii="Times New Roman" w:hAnsi="Times New Roman" w:cs="Times New Roman"/>
-          <w:sz w:val="28"/>
-          <w:szCs w:val="28"/>
-          <w:lang w:val="ru-RU"/>
-        </w:rPr>
-        <w:t xml:space="preserve">. </w:t>
-      </w:r>
-      <w:r>
-        <w:rPr>
-          <w:rFonts w:ascii="Times New Roman" w:hAnsi="Times New Roman" w:cs="Times New Roman"/>
-          <w:sz w:val="28"/>
-          <w:szCs w:val="28"/>
-        </w:rPr>
-        <w:t>Test</w:t>
-      </w:r>
-      <w:r>
-        <w:rPr>
-          <w:rFonts w:ascii="Times New Roman" w:hAnsi="Times New Roman" w:cs="Times New Roman"/>
-          <w:sz w:val="28"/>
-          <w:szCs w:val="28"/>
-          <w:lang w:val="ru-RU"/>
-        </w:rPr>
-        <w:t>: проба декомпрессии без записи.</w:t>
+        <w:t>Для уровня -9: packed_bytes трактуется как последовательность байтов-символов (uint32_t), на которой строится каноническое Huffman-кодирование: подсчёт частот, построение дерева (priority_queue), итеративный сбор длин кодов, канонизация (сортировка по (len, symbol)), присвоение кодов. Записывается</w:t>
+      </w:r>
+      <w:r>
+        <w:rPr>
+          <w:rFonts w:ascii="Times New Roman" w:hAnsi="Times New Roman" w:cs="Times New Roman"/>
+          <w:sz w:val="28"/>
+          <w:szCs w:val="28"/>
+        </w:rPr>
+        <w:t xml:space="preserve"> </w:t>
+      </w:r>
+      <w:r>
+        <w:rPr>
+          <w:rFonts w:ascii="Times New Roman" w:hAnsi="Times New Roman" w:cs="Times New Roman"/>
+          <w:sz w:val="28"/>
+          <w:szCs w:val="28"/>
+          <w:lang w:val="ru-RU"/>
+        </w:rPr>
+        <w:t>таблица</w:t>
+      </w:r>
+      <w:r>
+        <w:rPr>
+          <w:rFonts w:ascii="Times New Roman" w:hAnsi="Times New Roman" w:cs="Times New Roman"/>
+          <w:sz w:val="28"/>
+          <w:szCs w:val="28"/>
+        </w:rPr>
+        <w:t xml:space="preserve"> (u32 unique_count + unique_count × (u32 symbol + u16 len)) + u64 total_symbols + </w:t>
+      </w:r>
+      <w:r>
+        <w:rPr>
+          <w:rFonts w:ascii="Times New Roman" w:hAnsi="Times New Roman" w:cs="Times New Roman"/>
+          <w:sz w:val="28"/>
+          <w:szCs w:val="28"/>
+          <w:lang w:val="ru-RU"/>
+        </w:rPr>
+        <w:t>сжатый</w:t>
+      </w:r>
+      <w:r>
+        <w:rPr>
+          <w:rFonts w:ascii="Times New Roman" w:hAnsi="Times New Roman" w:cs="Times New Roman"/>
+          <w:sz w:val="28"/>
+          <w:szCs w:val="28"/>
+        </w:rPr>
+        <w:t xml:space="preserve"> </w:t>
+      </w:r>
+      <w:r>
+        <w:rPr>
+          <w:rFonts w:ascii="Times New Roman" w:hAnsi="Times New Roman" w:cs="Times New Roman"/>
+          <w:sz w:val="28"/>
+          <w:szCs w:val="28"/>
+          <w:lang w:val="ru-RU"/>
+        </w:rPr>
+        <w:t>битстрим</w:t>
+      </w:r>
+      <w:r>
+        <w:rPr>
+          <w:rFonts w:ascii="Times New Roman" w:hAnsi="Times New Roman" w:cs="Times New Roman"/>
+          <w:sz w:val="28"/>
+          <w:szCs w:val="28"/>
+        </w:rPr>
+        <w:t>.</w:t>
       </w:r>
     </w:p>
     <w:p>
       <w:pPr>
-        <w:pStyle w:val="2"/>
+        <w:pStyle w:val="a0"/>
         <w:spacing w:line="360" w:lineRule="auto"/>
         <w:ind w:firstLine="709"/>
         <w:rPr>
           <w:rFonts w:ascii="Times New Roman" w:hAnsi="Times New Roman" w:cs="Times New Roman"/>
-          <w:color w:val="auto"/>
-          <w:lang w:val="ru-RU"/>
-        </w:rPr>
-      </w:pPr>
-      <w:bookmarkStart w:id="3" w:name="описание-программы"/>
-      <w:bookmarkEnd w:id="2"/>
-      <w:r>
-        <w:rPr>
-          <w:rFonts w:ascii="Times New Roman" w:hAnsi="Times New Roman" w:cs="Times New Roman"/>
-          <w:color w:val="auto"/>
+          <w:sz w:val="28"/>
+          <w:szCs w:val="28"/>
+          <w:lang w:val="ru-RU"/>
+        </w:rPr>
+      </w:pPr>
+      <w:r>
+        <w:rPr>
+          <w:rFonts w:ascii="Times New Roman" w:hAnsi="Times New Roman" w:cs="Times New Roman"/>
+          <w:sz w:val="28"/>
+          <w:szCs w:val="28"/>
+          <w:lang w:val="ru-RU"/>
+        </w:rPr>
+        <w:t>Формат архива: заголовок 12 байт ("</w:t>
+      </w:r>
+      <w:r>
+        <w:rPr>
+          <w:rFonts w:ascii="Times New Roman" w:hAnsi="Times New Roman" w:cs="Times New Roman"/>
+          <w:sz w:val="28"/>
+          <w:szCs w:val="28"/>
+        </w:rPr>
+        <w:t>LZ</w:t>
+      </w:r>
+      <w:r>
+        <w:rPr>
+          <w:rFonts w:ascii="Times New Roman" w:hAnsi="Times New Roman" w:cs="Times New Roman"/>
+          <w:sz w:val="28"/>
+          <w:szCs w:val="28"/>
+          <w:lang w:val="ru-RU"/>
+        </w:rPr>
+        <w:t xml:space="preserve">77" + </w:t>
+      </w:r>
+      <w:r>
+        <w:rPr>
+          <w:rFonts w:ascii="Times New Roman" w:hAnsi="Times New Roman" w:cs="Times New Roman"/>
+          <w:sz w:val="28"/>
+          <w:szCs w:val="28"/>
+        </w:rPr>
+        <w:t>version</w:t>
+      </w:r>
+      <w:r>
+        <w:rPr>
+          <w:rFonts w:ascii="Times New Roman" w:hAnsi="Times New Roman" w:cs="Times New Roman"/>
+          <w:sz w:val="28"/>
+          <w:szCs w:val="28"/>
+          <w:lang w:val="ru-RU"/>
+        </w:rPr>
+        <w:t xml:space="preserve">=1 + </w:t>
+      </w:r>
+      <w:r>
+        <w:rPr>
+          <w:rFonts w:ascii="Times New Roman" w:hAnsi="Times New Roman" w:cs="Times New Roman"/>
+          <w:sz w:val="28"/>
+          <w:szCs w:val="28"/>
+        </w:rPr>
+        <w:t>level</w:t>
+      </w:r>
+      <w:r>
+        <w:rPr>
+          <w:rFonts w:ascii="Times New Roman" w:hAnsi="Times New Roman" w:cs="Times New Roman"/>
+          <w:sz w:val="28"/>
+          <w:szCs w:val="28"/>
+          <w:lang w:val="ru-RU"/>
+        </w:rPr>
+        <w:t xml:space="preserve">=1/9 + </w:t>
+      </w:r>
+      <w:r>
+        <w:rPr>
+          <w:rFonts w:ascii="Times New Roman" w:hAnsi="Times New Roman" w:cs="Times New Roman"/>
+          <w:sz w:val="28"/>
+          <w:szCs w:val="28"/>
+        </w:rPr>
+        <w:t>u</w:t>
+      </w:r>
+      <w:r>
+        <w:rPr>
+          <w:rFonts w:ascii="Times New Roman" w:hAnsi="Times New Roman" w:cs="Times New Roman"/>
+          <w:sz w:val="28"/>
+          <w:szCs w:val="28"/>
+          <w:lang w:val="ru-RU"/>
+        </w:rPr>
+        <w:t xml:space="preserve">32 </w:t>
+      </w:r>
+      <w:r>
+        <w:rPr>
+          <w:rFonts w:ascii="Times New Roman" w:hAnsi="Times New Roman" w:cs="Times New Roman"/>
+          <w:sz w:val="28"/>
+          <w:szCs w:val="28"/>
+        </w:rPr>
+        <w:t>CRC</w:t>
+      </w:r>
+      <w:r>
+        <w:rPr>
+          <w:rFonts w:ascii="Times New Roman" w:hAnsi="Times New Roman" w:cs="Times New Roman"/>
+          <w:sz w:val="28"/>
+          <w:szCs w:val="28"/>
+          <w:lang w:val="ru-RU"/>
+        </w:rPr>
+        <w:t xml:space="preserve">32 исходных данных + </w:t>
+      </w:r>
+      <w:r>
+        <w:rPr>
+          <w:rFonts w:ascii="Times New Roman" w:hAnsi="Times New Roman" w:cs="Times New Roman"/>
+          <w:sz w:val="28"/>
+          <w:szCs w:val="28"/>
+        </w:rPr>
+        <w:t>reserved</w:t>
+      </w:r>
+      <w:r>
+        <w:rPr>
+          <w:rFonts w:ascii="Times New Roman" w:hAnsi="Times New Roman" w:cs="Times New Roman"/>
+          <w:sz w:val="28"/>
+          <w:szCs w:val="28"/>
+          <w:lang w:val="ru-RU"/>
+        </w:rPr>
+        <w:t xml:space="preserve"> 2 байта), затем для -1 — </w:t>
+      </w:r>
+      <w:r>
+        <w:rPr>
+          <w:rFonts w:ascii="Times New Roman" w:hAnsi="Times New Roman" w:cs="Times New Roman"/>
+          <w:sz w:val="28"/>
+          <w:szCs w:val="28"/>
+        </w:rPr>
+        <w:t>u</w:t>
+      </w:r>
+      <w:r>
+        <w:rPr>
+          <w:rFonts w:ascii="Times New Roman" w:hAnsi="Times New Roman" w:cs="Times New Roman"/>
+          <w:sz w:val="28"/>
+          <w:szCs w:val="28"/>
+          <w:lang w:val="ru-RU"/>
+        </w:rPr>
+        <w:t xml:space="preserve">64 </w:t>
+      </w:r>
+      <w:r>
+        <w:rPr>
+          <w:rFonts w:ascii="Times New Roman" w:hAnsi="Times New Roman" w:cs="Times New Roman"/>
+          <w:sz w:val="28"/>
+          <w:szCs w:val="28"/>
+        </w:rPr>
+        <w:t>valid</w:t>
+      </w:r>
+      <w:r>
+        <w:rPr>
+          <w:rFonts w:ascii="Times New Roman" w:hAnsi="Times New Roman" w:cs="Times New Roman"/>
+          <w:sz w:val="28"/>
+          <w:szCs w:val="28"/>
+          <w:lang w:val="ru-RU"/>
+        </w:rPr>
+        <w:t>_</w:t>
+      </w:r>
+      <w:r>
+        <w:rPr>
+          <w:rFonts w:ascii="Times New Roman" w:hAnsi="Times New Roman" w:cs="Times New Roman"/>
+          <w:sz w:val="28"/>
+          <w:szCs w:val="28"/>
+        </w:rPr>
+        <w:t>bits</w:t>
+      </w:r>
+      <w:r>
+        <w:rPr>
+          <w:rFonts w:ascii="Times New Roman" w:hAnsi="Times New Roman" w:cs="Times New Roman"/>
+          <w:sz w:val="28"/>
+          <w:szCs w:val="28"/>
+          <w:lang w:val="ru-RU"/>
+        </w:rPr>
+        <w:t xml:space="preserve"> + </w:t>
+      </w:r>
+      <w:r>
+        <w:rPr>
+          <w:rFonts w:ascii="Times New Roman" w:hAnsi="Times New Roman" w:cs="Times New Roman"/>
+          <w:sz w:val="28"/>
+          <w:szCs w:val="28"/>
+        </w:rPr>
+        <w:t>packed</w:t>
+      </w:r>
+      <w:r>
+        <w:rPr>
+          <w:rFonts w:ascii="Times New Roman" w:hAnsi="Times New Roman" w:cs="Times New Roman"/>
+          <w:sz w:val="28"/>
+          <w:szCs w:val="28"/>
+          <w:lang w:val="ru-RU"/>
+        </w:rPr>
+        <w:t>_</w:t>
+      </w:r>
+      <w:r>
+        <w:rPr>
+          <w:rFonts w:ascii="Times New Roman" w:hAnsi="Times New Roman" w:cs="Times New Roman"/>
+          <w:sz w:val="28"/>
+          <w:szCs w:val="28"/>
+        </w:rPr>
+        <w:t>bytes</w:t>
+      </w:r>
+      <w:r>
+        <w:rPr>
+          <w:rFonts w:ascii="Times New Roman" w:hAnsi="Times New Roman" w:cs="Times New Roman"/>
+          <w:sz w:val="28"/>
+          <w:szCs w:val="28"/>
+          <w:lang w:val="ru-RU"/>
+        </w:rPr>
+        <w:t xml:space="preserve">; для -9 — </w:t>
+      </w:r>
+      <w:r>
+        <w:rPr>
+          <w:rFonts w:ascii="Times New Roman" w:hAnsi="Times New Roman" w:cs="Times New Roman"/>
+          <w:sz w:val="28"/>
+          <w:szCs w:val="28"/>
+        </w:rPr>
+        <w:t>u</w:t>
+      </w:r>
+      <w:r>
+        <w:rPr>
+          <w:rFonts w:ascii="Times New Roman" w:hAnsi="Times New Roman" w:cs="Times New Roman"/>
+          <w:sz w:val="28"/>
+          <w:szCs w:val="28"/>
+          <w:lang w:val="ru-RU"/>
+        </w:rPr>
+        <w:t xml:space="preserve">64 </w:t>
+      </w:r>
+      <w:r>
+        <w:rPr>
+          <w:rFonts w:ascii="Times New Roman" w:hAnsi="Times New Roman" w:cs="Times New Roman"/>
+          <w:sz w:val="28"/>
+          <w:szCs w:val="28"/>
+        </w:rPr>
+        <w:t>valid</w:t>
+      </w:r>
+      <w:r>
+        <w:rPr>
+          <w:rFonts w:ascii="Times New Roman" w:hAnsi="Times New Roman" w:cs="Times New Roman"/>
+          <w:sz w:val="28"/>
+          <w:szCs w:val="28"/>
+          <w:lang w:val="ru-RU"/>
+        </w:rPr>
+        <w:t>_</w:t>
+      </w:r>
+      <w:r>
+        <w:rPr>
+          <w:rFonts w:ascii="Times New Roman" w:hAnsi="Times New Roman" w:cs="Times New Roman"/>
+          <w:sz w:val="28"/>
+          <w:szCs w:val="28"/>
+        </w:rPr>
+        <w:t>bits</w:t>
+      </w:r>
+      <w:r>
+        <w:rPr>
+          <w:rFonts w:ascii="Times New Roman" w:hAnsi="Times New Roman" w:cs="Times New Roman"/>
+          <w:sz w:val="28"/>
+          <w:szCs w:val="28"/>
+          <w:lang w:val="ru-RU"/>
+        </w:rPr>
+        <w:t xml:space="preserve"> + </w:t>
+      </w:r>
+      <w:r>
+        <w:rPr>
+          <w:rFonts w:ascii="Times New Roman" w:hAnsi="Times New Roman" w:cs="Times New Roman"/>
+          <w:sz w:val="28"/>
+          <w:szCs w:val="28"/>
+        </w:rPr>
+        <w:t>Huffman</w:t>
+      </w:r>
+      <w:r>
+        <w:rPr>
+          <w:rFonts w:ascii="Times New Roman" w:hAnsi="Times New Roman" w:cs="Times New Roman"/>
+          <w:sz w:val="28"/>
+          <w:szCs w:val="28"/>
+          <w:lang w:val="ru-RU"/>
+        </w:rPr>
+        <w:t>-блок (таблица + битстрим).</w:t>
+      </w:r>
+    </w:p>
+    <w:p>
+      <w:pPr>
+        <w:pStyle w:val="a0"/>
+        <w:spacing w:line="360" w:lineRule="auto"/>
+        <w:ind w:firstLine="709"/>
+        <w:rPr>
+          <w:rFonts w:ascii="Times New Roman" w:hAnsi="Times New Roman" w:cs="Times New Roman"/>
+          <w:sz w:val="28"/>
+          <w:szCs w:val="28"/>
+          <w:lang w:val="ru-RU"/>
+        </w:rPr>
+      </w:pPr>
+      <w:r>
+        <w:rPr>
+          <w:rFonts w:ascii="Times New Roman" w:hAnsi="Times New Roman" w:cs="Times New Roman"/>
+          <w:sz w:val="28"/>
+          <w:szCs w:val="28"/>
+          <w:lang w:val="ru-RU"/>
+        </w:rPr>
+        <w:t xml:space="preserve">Декомпрессия: чтение заголовка и </w:t>
+      </w:r>
+      <w:r>
+        <w:rPr>
+          <w:rFonts w:ascii="Times New Roman" w:hAnsi="Times New Roman" w:cs="Times New Roman"/>
+          <w:sz w:val="28"/>
+          <w:szCs w:val="28"/>
+        </w:rPr>
+        <w:t>CRC</w:t>
+      </w:r>
+      <w:r>
+        <w:rPr>
+          <w:rFonts w:ascii="Times New Roman" w:hAnsi="Times New Roman" w:cs="Times New Roman"/>
+          <w:sz w:val="28"/>
+          <w:szCs w:val="28"/>
+          <w:lang w:val="ru-RU"/>
+        </w:rPr>
+        <w:t xml:space="preserve">32, затем для -1 — чтение </w:t>
+      </w:r>
+      <w:r>
+        <w:rPr>
+          <w:rFonts w:ascii="Times New Roman" w:hAnsi="Times New Roman" w:cs="Times New Roman"/>
+          <w:sz w:val="28"/>
+          <w:szCs w:val="28"/>
+        </w:rPr>
+        <w:t>valid</w:t>
+      </w:r>
+      <w:r>
+        <w:rPr>
+          <w:rFonts w:ascii="Times New Roman" w:hAnsi="Times New Roman" w:cs="Times New Roman"/>
+          <w:sz w:val="28"/>
+          <w:szCs w:val="28"/>
+          <w:lang w:val="ru-RU"/>
+        </w:rPr>
+        <w:t>_</w:t>
+      </w:r>
+      <w:r>
+        <w:rPr>
+          <w:rFonts w:ascii="Times New Roman" w:hAnsi="Times New Roman" w:cs="Times New Roman"/>
+          <w:sz w:val="28"/>
+          <w:szCs w:val="28"/>
+        </w:rPr>
+        <w:t>bits</w:t>
+      </w:r>
+      <w:r>
+        <w:rPr>
+          <w:rFonts w:ascii="Times New Roman" w:hAnsi="Times New Roman" w:cs="Times New Roman"/>
+          <w:sz w:val="28"/>
+          <w:szCs w:val="28"/>
+          <w:lang w:val="ru-RU"/>
+        </w:rPr>
+        <w:t xml:space="preserve"> + </w:t>
+      </w:r>
+      <w:r>
+        <w:rPr>
+          <w:rFonts w:ascii="Times New Roman" w:hAnsi="Times New Roman" w:cs="Times New Roman"/>
+          <w:sz w:val="28"/>
+          <w:szCs w:val="28"/>
+        </w:rPr>
+        <w:t>packed</w:t>
+      </w:r>
+      <w:r>
+        <w:rPr>
+          <w:rFonts w:ascii="Times New Roman" w:hAnsi="Times New Roman" w:cs="Times New Roman"/>
+          <w:sz w:val="28"/>
+          <w:szCs w:val="28"/>
+          <w:lang w:val="ru-RU"/>
+        </w:rPr>
+        <w:t>_</w:t>
+      </w:r>
+      <w:r>
+        <w:rPr>
+          <w:rFonts w:ascii="Times New Roman" w:hAnsi="Times New Roman" w:cs="Times New Roman"/>
+          <w:sz w:val="28"/>
+          <w:szCs w:val="28"/>
+        </w:rPr>
+        <w:t>bytes</w:t>
+      </w:r>
+      <w:r>
+        <w:rPr>
+          <w:rFonts w:ascii="Times New Roman" w:hAnsi="Times New Roman" w:cs="Times New Roman"/>
+          <w:sz w:val="28"/>
+          <w:szCs w:val="28"/>
+          <w:lang w:val="ru-RU"/>
+        </w:rPr>
+        <w:t xml:space="preserve">; для -9 — чтение </w:t>
+      </w:r>
+      <w:r>
+        <w:rPr>
+          <w:rFonts w:ascii="Times New Roman" w:hAnsi="Times New Roman" w:cs="Times New Roman"/>
+          <w:sz w:val="28"/>
+          <w:szCs w:val="28"/>
+        </w:rPr>
+        <w:t>valid</w:t>
+      </w:r>
+      <w:r>
+        <w:rPr>
+          <w:rFonts w:ascii="Times New Roman" w:hAnsi="Times New Roman" w:cs="Times New Roman"/>
+          <w:sz w:val="28"/>
+          <w:szCs w:val="28"/>
+          <w:lang w:val="ru-RU"/>
+        </w:rPr>
+        <w:t>_</w:t>
+      </w:r>
+      <w:r>
+        <w:rPr>
+          <w:rFonts w:ascii="Times New Roman" w:hAnsi="Times New Roman" w:cs="Times New Roman"/>
+          <w:sz w:val="28"/>
+          <w:szCs w:val="28"/>
+        </w:rPr>
+        <w:t>bits</w:t>
+      </w:r>
+      <w:r>
+        <w:rPr>
+          <w:rFonts w:ascii="Times New Roman" w:hAnsi="Times New Roman" w:cs="Times New Roman"/>
+          <w:sz w:val="28"/>
+          <w:szCs w:val="28"/>
+          <w:lang w:val="ru-RU"/>
+        </w:rPr>
+        <w:t xml:space="preserve"> + декодирование </w:t>
+      </w:r>
+      <w:r>
+        <w:rPr>
+          <w:rFonts w:ascii="Times New Roman" w:hAnsi="Times New Roman" w:cs="Times New Roman"/>
+          <w:sz w:val="28"/>
+          <w:szCs w:val="28"/>
+        </w:rPr>
+        <w:t>Huffman</w:t>
+      </w:r>
+      <w:r>
+        <w:rPr>
+          <w:rFonts w:ascii="Times New Roman" w:hAnsi="Times New Roman" w:cs="Times New Roman"/>
+          <w:sz w:val="28"/>
+          <w:szCs w:val="28"/>
+          <w:lang w:val="ru-RU"/>
+        </w:rPr>
+        <w:t xml:space="preserve"> в </w:t>
+      </w:r>
+      <w:r>
+        <w:rPr>
+          <w:rFonts w:ascii="Times New Roman" w:hAnsi="Times New Roman" w:cs="Times New Roman"/>
+          <w:sz w:val="28"/>
+          <w:szCs w:val="28"/>
+        </w:rPr>
+        <w:t>packed</w:t>
+      </w:r>
+      <w:r>
+        <w:rPr>
+          <w:rFonts w:ascii="Times New Roman" w:hAnsi="Times New Roman" w:cs="Times New Roman"/>
+          <w:sz w:val="28"/>
+          <w:szCs w:val="28"/>
+          <w:lang w:val="ru-RU"/>
+        </w:rPr>
+        <w:t>_</w:t>
+      </w:r>
+      <w:r>
+        <w:rPr>
+          <w:rFonts w:ascii="Times New Roman" w:hAnsi="Times New Roman" w:cs="Times New Roman"/>
+          <w:sz w:val="28"/>
+          <w:szCs w:val="28"/>
+        </w:rPr>
+        <w:t>bytes</w:t>
+      </w:r>
+      <w:r>
+        <w:rPr>
+          <w:rFonts w:ascii="Times New Roman" w:hAnsi="Times New Roman" w:cs="Times New Roman"/>
+          <w:sz w:val="28"/>
+          <w:szCs w:val="28"/>
+          <w:lang w:val="ru-RU"/>
+        </w:rPr>
+        <w:t>. Далее</w:t>
+      </w:r>
+      <w:r>
+        <w:rPr>
+          <w:rFonts w:ascii="Times New Roman" w:hAnsi="Times New Roman" w:cs="Times New Roman"/>
+          <w:sz w:val="28"/>
+          <w:szCs w:val="28"/>
+        </w:rPr>
+        <w:t xml:space="preserve"> BitReader </w:t>
+      </w:r>
+      <w:r>
+        <w:rPr>
+          <w:rFonts w:ascii="Times New Roman" w:hAnsi="Times New Roman" w:cs="Times New Roman"/>
+          <w:sz w:val="28"/>
+          <w:szCs w:val="28"/>
+          <w:lang w:val="ru-RU"/>
+        </w:rPr>
+        <w:t>на</w:t>
+      </w:r>
+      <w:r>
+        <w:rPr>
+          <w:rFonts w:ascii="Times New Roman" w:hAnsi="Times New Roman" w:cs="Times New Roman"/>
+          <w:sz w:val="28"/>
+          <w:szCs w:val="28"/>
+        </w:rPr>
+        <w:t xml:space="preserve"> packed_bytes </w:t>
+      </w:r>
+      <w:r>
+        <w:rPr>
+          <w:rFonts w:ascii="Times New Roman" w:hAnsi="Times New Roman" w:cs="Times New Roman"/>
+          <w:sz w:val="28"/>
+          <w:szCs w:val="28"/>
+          <w:lang w:val="ru-RU"/>
+        </w:rPr>
+        <w:t>с</w:t>
+      </w:r>
+      <w:r>
+        <w:rPr>
+          <w:rFonts w:ascii="Times New Roman" w:hAnsi="Times New Roman" w:cs="Times New Roman"/>
+          <w:sz w:val="28"/>
+          <w:szCs w:val="28"/>
+        </w:rPr>
+        <w:t xml:space="preserve"> valid_bits </w:t>
+      </w:r>
+      <w:r>
+        <w:rPr>
+          <w:rFonts w:ascii="Times New Roman" w:hAnsi="Times New Roman" w:cs="Times New Roman"/>
+          <w:sz w:val="28"/>
+          <w:szCs w:val="28"/>
+          <w:lang w:val="ru-RU"/>
+        </w:rPr>
+        <w:t>восстанавливает</w:t>
+      </w:r>
+      <w:r>
+        <w:rPr>
+          <w:rFonts w:ascii="Times New Roman" w:hAnsi="Times New Roman" w:cs="Times New Roman"/>
+          <w:sz w:val="28"/>
+          <w:szCs w:val="28"/>
+        </w:rPr>
+        <w:t xml:space="preserve"> </w:t>
+      </w:r>
+      <w:r>
+        <w:rPr>
+          <w:rFonts w:ascii="Times New Roman" w:hAnsi="Times New Roman" w:cs="Times New Roman"/>
+          <w:sz w:val="28"/>
+          <w:szCs w:val="28"/>
+          <w:lang w:val="ru-RU"/>
+        </w:rPr>
+        <w:t>токены</w:t>
+      </w:r>
+      <w:r>
+        <w:rPr>
+          <w:rFonts w:ascii="Times New Roman" w:hAnsi="Times New Roman" w:cs="Times New Roman"/>
+          <w:sz w:val="28"/>
+          <w:szCs w:val="28"/>
+        </w:rPr>
+        <w:t xml:space="preserve"> (</w:t>
+      </w:r>
+      <w:r>
+        <w:rPr>
+          <w:rFonts w:ascii="Times New Roman" w:hAnsi="Times New Roman" w:cs="Times New Roman"/>
+          <w:sz w:val="28"/>
+          <w:szCs w:val="28"/>
+          <w:lang w:val="ru-RU"/>
+        </w:rPr>
+        <w:t>по</w:t>
+      </w:r>
+      <w:r>
+        <w:rPr>
+          <w:rFonts w:ascii="Times New Roman" w:hAnsi="Times New Roman" w:cs="Times New Roman"/>
+          <w:sz w:val="28"/>
+          <w:szCs w:val="28"/>
+        </w:rPr>
+        <w:t xml:space="preserve"> </w:t>
+      </w:r>
+      <w:r>
+        <w:rPr>
+          <w:rFonts w:ascii="Times New Roman" w:hAnsi="Times New Roman" w:cs="Times New Roman"/>
+          <w:sz w:val="28"/>
+          <w:szCs w:val="28"/>
+          <w:lang w:val="ru-RU"/>
+        </w:rPr>
+        <w:t>флагу</w:t>
+      </w:r>
+      <w:r>
+        <w:rPr>
+          <w:rFonts w:ascii="Times New Roman" w:hAnsi="Times New Roman" w:cs="Times New Roman"/>
+          <w:sz w:val="28"/>
+          <w:szCs w:val="28"/>
+        </w:rPr>
+        <w:t xml:space="preserve">). </w:t>
+      </w:r>
+      <w:r>
+        <w:rPr>
+          <w:rFonts w:ascii="Times New Roman" w:hAnsi="Times New Roman" w:cs="Times New Roman"/>
+          <w:sz w:val="28"/>
+          <w:szCs w:val="28"/>
+          <w:lang w:val="ru-RU"/>
+        </w:rPr>
+        <w:t>Затем стандартная LZ77-декомпрессия: копирование по offset/length. В конце проверяется CRC32 распакованных данных.</w:t>
+      </w:r>
+    </w:p>
+    <w:p>
+      <w:pPr>
+        <w:pStyle w:val="a0"/>
+        <w:spacing w:line="360" w:lineRule="auto"/>
+        <w:ind w:firstLine="709"/>
+        <w:rPr>
+          <w:rFonts w:ascii="Times New Roman" w:hAnsi="Times New Roman" w:cs="Times New Roman"/>
+          <w:sz w:val="28"/>
+          <w:szCs w:val="28"/>
+          <w:lang w:val="ru-RU"/>
+        </w:rPr>
+      </w:pPr>
+      <w:r>
+        <w:rPr>
+          <w:rFonts w:ascii="Times New Roman" w:hAnsi="Times New Roman" w:cs="Times New Roman"/>
+          <w:sz w:val="28"/>
+          <w:szCs w:val="28"/>
+          <w:lang w:val="ru-RU"/>
+        </w:rPr>
+        <w:t xml:space="preserve">Ключи командной строки обрабатываются в main: поддержка -c/-d/-l/-t/-k/-r, работа со stdin/stdout ("-"), рекурсивный обход директорий для -r. Функция list (-l) распаковывает архив в память для вывода статистики (уровень, количество </w:t>
+      </w:r>
+      <w:r>
+        <w:rPr>
+          <w:rFonts w:ascii="Times New Roman" w:hAnsi="Times New Roman" w:cs="Times New Roman"/>
+          <w:sz w:val="28"/>
+          <w:szCs w:val="28"/>
+          <w:lang w:val="ru-RU"/>
+        </w:rPr>
+        <w:lastRenderedPageBreak/>
+        <w:t>токенов, размеры, ratio). Функция test (-t) проверяет целостность: распаковка + сверка CRC32 без записи на диск.</w:t>
+      </w:r>
+    </w:p>
+    <w:p>
+      <w:pPr>
+        <w:pStyle w:val="a0"/>
+        <w:spacing w:line="360" w:lineRule="auto"/>
+        <w:ind w:firstLine="709"/>
+        <w:outlineLvl w:val="0"/>
+        <w:rPr>
+          <w:rFonts w:ascii="Times New Roman" w:hAnsi="Times New Roman" w:cs="Times New Roman"/>
+          <w:b/>
+          <w:bCs/>
+          <w:sz w:val="28"/>
+          <w:szCs w:val="28"/>
+          <w:lang w:val="ru-RU"/>
+        </w:rPr>
+      </w:pPr>
+      <w:r>
+        <w:rPr>
+          <w:rFonts w:ascii="Times New Roman" w:hAnsi="Times New Roman" w:cs="Times New Roman"/>
+          <w:b/>
+          <w:bCs/>
+          <w:sz w:val="28"/>
+          <w:szCs w:val="28"/>
           <w:lang w:val="ru-RU"/>
         </w:rPr>
         <w:t>Описание программы</w:t>
@@ -1684,7 +1197,6 @@
           <w:lang w:val="ru-RU"/>
         </w:rPr>
       </w:pPr>
-      <w:proofErr w:type="spellStart"/>
       <w:r>
         <w:rPr>
           <w:rStyle w:val="VerbatimChar"/>
@@ -1693,7 +1205,6 @@
         </w:rPr>
         <w:t>lz</w:t>
       </w:r>
-      <w:proofErr w:type="spellEnd"/>
       <w:r>
         <w:rPr>
           <w:rStyle w:val="VerbatimChar"/>
@@ -1703,7 +1214,6 @@
         </w:rPr>
         <w:t>77.</w:t>
       </w:r>
-      <w:proofErr w:type="spellStart"/>
       <w:r>
         <w:rPr>
           <w:rStyle w:val="VerbatimChar"/>
@@ -1712,7 +1222,6 @@
         </w:rPr>
         <w:t>hpp</w:t>
       </w:r>
-      <w:proofErr w:type="spellEnd"/>
       <w:r>
         <w:rPr>
           <w:rStyle w:val="VerbatimChar"/>
@@ -1722,7 +1231,6 @@
         </w:rPr>
         <w:t>/</w:t>
       </w:r>
-      <w:proofErr w:type="spellStart"/>
       <w:r>
         <w:rPr>
           <w:rStyle w:val="VerbatimChar"/>
@@ -1731,7 +1239,6 @@
         </w:rPr>
         <w:t>cpp</w:t>
       </w:r>
-      <w:proofErr w:type="spellEnd"/>
       <w:r>
         <w:rPr>
           <w:sz w:val="28"/>
@@ -1815,7 +1322,6 @@
           <w:lang w:val="ru-RU"/>
         </w:rPr>
       </w:pPr>
-      <w:proofErr w:type="spellStart"/>
       <w:r>
         <w:rPr>
           <w:rStyle w:val="VerbatimChar"/>
@@ -1824,7 +1330,6 @@
         </w:rPr>
         <w:t>huffman</w:t>
       </w:r>
-      <w:proofErr w:type="spellEnd"/>
       <w:r>
         <w:rPr>
           <w:rStyle w:val="VerbatimChar"/>
@@ -1834,7 +1339,6 @@
         </w:rPr>
         <w:t>.</w:t>
       </w:r>
-      <w:proofErr w:type="spellStart"/>
       <w:r>
         <w:rPr>
           <w:rStyle w:val="VerbatimChar"/>
@@ -1843,7 +1347,6 @@
         </w:rPr>
         <w:t>hpp</w:t>
       </w:r>
-      <w:proofErr w:type="spellEnd"/>
       <w:r>
         <w:rPr>
           <w:rStyle w:val="VerbatimChar"/>
@@ -1853,7 +1356,6 @@
         </w:rPr>
         <w:t>/</w:t>
       </w:r>
-      <w:proofErr w:type="spellStart"/>
       <w:r>
         <w:rPr>
           <w:rStyle w:val="VerbatimChar"/>
@@ -1862,7 +1364,6 @@
         </w:rPr>
         <w:t>cpp</w:t>
       </w:r>
-      <w:proofErr w:type="spellEnd"/>
       <w:r>
         <w:rPr>
           <w:sz w:val="28"/>
@@ -1897,7 +1398,6 @@
         </w:rPr>
         <w:t>-кодирование (</w:t>
       </w:r>
-      <w:proofErr w:type="spellStart"/>
       <w:r>
         <w:rPr>
           <w:rFonts w:ascii="Times New Roman" w:hAnsi="Times New Roman" w:cs="Times New Roman"/>
@@ -1906,7 +1406,6 @@
         </w:rPr>
         <w:t>BitWriter</w:t>
       </w:r>
-      <w:proofErr w:type="spellEnd"/>
       <w:r>
         <w:rPr>
           <w:rFonts w:ascii="Times New Roman" w:hAnsi="Times New Roman" w:cs="Times New Roman"/>
@@ -2016,7 +1515,6 @@
         </w:rPr>
         <w:t>.</w:t>
       </w:r>
-      <w:proofErr w:type="spellStart"/>
       <w:r>
         <w:rPr>
           <w:rStyle w:val="VerbatimChar"/>
@@ -2025,7 +1523,6 @@
         </w:rPr>
         <w:t>hpp</w:t>
       </w:r>
-      <w:proofErr w:type="spellEnd"/>
       <w:r>
         <w:rPr>
           <w:rStyle w:val="VerbatimChar"/>
@@ -2035,7 +1532,6 @@
         </w:rPr>
         <w:t>/</w:t>
       </w:r>
-      <w:proofErr w:type="spellStart"/>
       <w:r>
         <w:rPr>
           <w:rStyle w:val="VerbatimChar"/>
@@ -2044,7 +1540,6 @@
         </w:rPr>
         <w:t>cpp</w:t>
       </w:r>
-      <w:proofErr w:type="spellEnd"/>
       <w:r>
         <w:rPr>
           <w:sz w:val="28"/>
@@ -2079,7 +1574,6 @@
         </w:rPr>
         <w:t>/</w:t>
       </w:r>
-      <w:proofErr w:type="spellStart"/>
       <w:r>
         <w:rPr>
           <w:rFonts w:ascii="Times New Roman" w:hAnsi="Times New Roman" w:cs="Times New Roman"/>
@@ -2088,7 +1582,6 @@
         </w:rPr>
         <w:t>stdout</w:t>
       </w:r>
-      <w:proofErr w:type="spellEnd"/>
       <w:r>
         <w:rPr>
           <w:rFonts w:ascii="Times New Roman" w:hAnsi="Times New Roman" w:cs="Times New Roman"/>
@@ -2119,19 +1612,8 @@
           <w:sz w:val="28"/>
           <w:szCs w:val="28"/>
         </w:rPr>
-        <w:lastRenderedPageBreak/>
-        <w:t>archiver.hpp/</w:t>
-      </w:r>
-      <w:proofErr w:type="spellStart"/>
-      <w:r>
-        <w:rPr>
-          <w:rStyle w:val="VerbatimChar"/>
-          <w:sz w:val="28"/>
-          <w:szCs w:val="28"/>
-        </w:rPr>
-        <w:t>cpp</w:t>
-      </w:r>
-      <w:proofErr w:type="spellEnd"/>
+        <w:t>archiver.hpp/cpp</w:t>
+      </w:r>
       <w:r>
         <w:rPr>
           <w:sz w:val="28"/>
@@ -2145,43 +1627,7 @@
           <w:sz w:val="28"/>
           <w:szCs w:val="28"/>
         </w:rPr>
-        <w:t xml:space="preserve">— </w:t>
-      </w:r>
-      <w:proofErr w:type="spellStart"/>
-      <w:r>
-        <w:rPr>
-          <w:rFonts w:ascii="Times New Roman" w:hAnsi="Times New Roman" w:cs="Times New Roman"/>
-          <w:sz w:val="28"/>
-          <w:szCs w:val="28"/>
-        </w:rPr>
-        <w:t>функции</w:t>
-      </w:r>
-      <w:proofErr w:type="spellEnd"/>
-      <w:r>
-        <w:rPr>
-          <w:rFonts w:ascii="Times New Roman" w:hAnsi="Times New Roman" w:cs="Times New Roman"/>
-          <w:sz w:val="28"/>
-          <w:szCs w:val="28"/>
-        </w:rPr>
-        <w:t xml:space="preserve"> compress/</w:t>
-      </w:r>
-      <w:proofErr w:type="spellStart"/>
-      <w:r>
-        <w:rPr>
-          <w:rFonts w:ascii="Times New Roman" w:hAnsi="Times New Roman" w:cs="Times New Roman"/>
-          <w:sz w:val="28"/>
-          <w:szCs w:val="28"/>
-        </w:rPr>
-        <w:t>decompress_stream</w:t>
-      </w:r>
-      <w:proofErr w:type="spellEnd"/>
-      <w:r>
-        <w:rPr>
-          <w:rFonts w:ascii="Times New Roman" w:hAnsi="Times New Roman" w:cs="Times New Roman"/>
-          <w:sz w:val="28"/>
-          <w:szCs w:val="28"/>
-        </w:rPr>
-        <w:t>, list/test_archive.</w:t>
+        <w:t>— функции compress/decompress_stream, list/test_archive.</w:t>
       </w:r>
     </w:p>
     <w:p>
@@ -2215,7 +1661,6 @@
         </w:rPr>
         <w:t>.</w:t>
       </w:r>
-      <w:proofErr w:type="spellStart"/>
       <w:r>
         <w:rPr>
           <w:rStyle w:val="VerbatimChar"/>
@@ -2224,7 +1669,6 @@
         </w:rPr>
         <w:t>cpp</w:t>
       </w:r>
-      <w:proofErr w:type="spellEnd"/>
       <w:r>
         <w:rPr>
           <w:sz w:val="28"/>
@@ -2320,7 +1764,6 @@
         </w:rPr>
         <w:t xml:space="preserve"> был обычным — перешёл на канонический для компактной таблицы. Ошибки в </w:t>
       </w:r>
-      <w:proofErr w:type="spellStart"/>
       <w:r>
         <w:rPr>
           <w:rFonts w:ascii="Times New Roman" w:hAnsi="Times New Roman" w:cs="Times New Roman"/>
@@ -2329,7 +1772,6 @@
         </w:rPr>
         <w:t>BitReader</w:t>
       </w:r>
-      <w:proofErr w:type="spellEnd"/>
       <w:r>
         <w:rPr>
           <w:rFonts w:ascii="Times New Roman" w:hAnsi="Times New Roman" w:cs="Times New Roman"/>
@@ -2354,29 +1796,8 @@
           <w:szCs w:val="28"/>
           <w:lang w:val="ru-RU"/>
         </w:rPr>
-        <w:t xml:space="preserve"> (</w:t>
-      </w:r>
-      <w:proofErr w:type="spellStart"/>
-      <w:r>
-        <w:rPr>
-          <w:rFonts w:ascii="Times New Roman" w:hAnsi="Times New Roman" w:cs="Times New Roman"/>
-          <w:sz w:val="28"/>
-          <w:szCs w:val="28"/>
-          <w:lang w:val="ru-RU"/>
-        </w:rPr>
-        <w:t>паддинг</w:t>
-      </w:r>
-      <w:proofErr w:type="spellEnd"/>
-      <w:r>
-        <w:rPr>
-          <w:rFonts w:ascii="Times New Roman" w:hAnsi="Times New Roman" w:cs="Times New Roman"/>
-          <w:sz w:val="28"/>
-          <w:szCs w:val="28"/>
-          <w:lang w:val="ru-RU"/>
-        </w:rPr>
-        <w:t>, порядок битов). Отлаживал на маленьких тестах (</w:t>
-      </w:r>
-      <w:proofErr w:type="spellStart"/>
+        <w:t xml:space="preserve"> (паддинг, порядок битов). Отлаживал на маленьких тестах (</w:t>
+      </w:r>
       <w:r>
         <w:rPr>
           <w:rFonts w:ascii="Times New Roman" w:hAnsi="Times New Roman" w:cs="Times New Roman"/>
@@ -2385,7 +1806,6 @@
         </w:rPr>
         <w:t>twoletter</w:t>
       </w:r>
-      <w:proofErr w:type="spellEnd"/>
       <w:r>
         <w:rPr>
           <w:rFonts w:ascii="Times New Roman" w:hAnsi="Times New Roman" w:cs="Times New Roman"/>
@@ -2462,6 +1882,15 @@
           <w:lang w:val="ru-RU"/>
         </w:rPr>
         <w:t>.</w:t>
+      </w:r>
+      <w:r>
+        <w:rPr>
+          <w:rFonts w:ascii="Times New Roman" w:hAnsi="Times New Roman" w:cs="Times New Roman"/>
+          <w:sz w:val="28"/>
+          <w:szCs w:val="28"/>
+          <w:lang w:val="ru-RU"/>
+        </w:rPr>
+        <w:t xml:space="preserve"> Сделал сериализацию более эффективной, изменив ее подход.</w:t>
       </w:r>
     </w:p>
     <w:p>
@@ -2505,41 +1934,68 @@
           <w:szCs w:val="28"/>
           <w:lang w:val="ru-RU"/>
         </w:rPr>
-        <w:t>Тестирование проводилось на синтетических и реальных датасетах. Измерялись время сжатия, время распаковки и коэффициент сжатия (</w:t>
-      </w:r>
-      <w:r>
-        <w:rPr>
-          <w:rFonts w:ascii="Times New Roman" w:hAnsi="Times New Roman" w:cs="Times New Roman"/>
-          <w:sz w:val="28"/>
-          <w:szCs w:val="28"/>
-        </w:rPr>
-        <w:t>compressed</w:t>
-      </w:r>
-      <w:r>
-        <w:rPr>
-          <w:rFonts w:ascii="Times New Roman" w:hAnsi="Times New Roman" w:cs="Times New Roman"/>
-          <w:sz w:val="28"/>
-          <w:szCs w:val="28"/>
-          <w:lang w:val="ru-RU"/>
-        </w:rPr>
-        <w:t xml:space="preserve"> / </w:t>
-      </w:r>
-      <w:r>
-        <w:rPr>
-          <w:rFonts w:ascii="Times New Roman" w:hAnsi="Times New Roman" w:cs="Times New Roman"/>
-          <w:sz w:val="28"/>
-          <w:szCs w:val="28"/>
-        </w:rPr>
-        <w:t>original</w:t>
-      </w:r>
-      <w:r>
-        <w:rPr>
-          <w:rFonts w:ascii="Times New Roman" w:hAnsi="Times New Roman" w:cs="Times New Roman"/>
-          <w:sz w:val="28"/>
-          <w:szCs w:val="28"/>
-          <w:lang w:val="ru-RU"/>
-        </w:rPr>
-        <w:t>).</w:t>
+        <w:t xml:space="preserve">Тестирование проводилось на синтетических датасетах различного типа и реальных файлах. Измерялись время сжатия/распаковки и размер сжатого </w:t>
+      </w:r>
+      <w:r>
+        <w:rPr>
+          <w:rFonts w:ascii="Times New Roman" w:hAnsi="Times New Roman" w:cs="Times New Roman"/>
+          <w:sz w:val="28"/>
+          <w:szCs w:val="28"/>
+          <w:lang w:val="ru-RU"/>
+        </w:rPr>
+        <w:lastRenderedPageBreak/>
+        <w:t xml:space="preserve">файла. Режим -1 — чистый </w:t>
+      </w:r>
+      <w:r>
+        <w:rPr>
+          <w:rFonts w:ascii="Times New Roman" w:hAnsi="Times New Roman" w:cs="Times New Roman"/>
+          <w:sz w:val="28"/>
+          <w:szCs w:val="28"/>
+        </w:rPr>
+        <w:t>LZ</w:t>
+      </w:r>
+      <w:r>
+        <w:rPr>
+          <w:rFonts w:ascii="Times New Roman" w:hAnsi="Times New Roman" w:cs="Times New Roman"/>
+          <w:sz w:val="28"/>
+          <w:szCs w:val="28"/>
+          <w:lang w:val="ru-RU"/>
+        </w:rPr>
+        <w:t xml:space="preserve">77 с бит-пакетным форматом токенов, режим -9 — </w:t>
+      </w:r>
+      <w:r>
+        <w:rPr>
+          <w:rFonts w:ascii="Times New Roman" w:hAnsi="Times New Roman" w:cs="Times New Roman"/>
+          <w:sz w:val="28"/>
+          <w:szCs w:val="28"/>
+        </w:rPr>
+        <w:t>LZ</w:t>
+      </w:r>
+      <w:r>
+        <w:rPr>
+          <w:rFonts w:ascii="Times New Roman" w:hAnsi="Times New Roman" w:cs="Times New Roman"/>
+          <w:sz w:val="28"/>
+          <w:szCs w:val="28"/>
+          <w:lang w:val="ru-RU"/>
+        </w:rPr>
+        <w:t xml:space="preserve">77 + </w:t>
+      </w:r>
+      <w:r>
+        <w:rPr>
+          <w:rFonts w:ascii="Times New Roman" w:hAnsi="Times New Roman" w:cs="Times New Roman"/>
+          <w:sz w:val="28"/>
+          <w:szCs w:val="28"/>
+        </w:rPr>
+        <w:t>Huffman</w:t>
+      </w:r>
+      <w:r>
+        <w:rPr>
+          <w:rFonts w:ascii="Times New Roman" w:hAnsi="Times New Roman" w:cs="Times New Roman"/>
+          <w:sz w:val="28"/>
+          <w:szCs w:val="28"/>
+          <w:lang w:val="ru-RU"/>
+        </w:rPr>
+        <w:t>-кодирование бит-пакета.</w:t>
       </w:r>
     </w:p>
     <w:p>
@@ -2574,27 +2030,64 @@
         <w:ind w:firstLine="709"/>
         <w:rPr>
           <w:rFonts w:ascii="Times New Roman" w:hAnsi="Times New Roman" w:cs="Times New Roman"/>
-          <w:sz w:val="28"/>
-          <w:szCs w:val="28"/>
-          <w:lang w:val="ru-RU"/>
-        </w:rPr>
-      </w:pPr>
-      <w:r>
-        <w:rPr>
-          <w:rFonts w:ascii="Times New Roman" w:hAnsi="Times New Roman" w:cs="Times New Roman"/>
-          <w:sz w:val="28"/>
-          <w:szCs w:val="28"/>
-          <w:lang w:val="ru-RU"/>
-        </w:rPr>
-        <w:t xml:space="preserve">Результаты для датасета </w:t>
-      </w:r>
-      <w:r>
-        <w:rPr>
-          <w:rFonts w:ascii="Times New Roman" w:hAnsi="Times New Roman" w:cs="Times New Roman"/>
-          <w:sz w:val="28"/>
-          <w:szCs w:val="28"/>
-        </w:rPr>
-        <w:t>normal</w:t>
+          <w:i w:val="0"/>
+          <w:iCs/>
+          <w:sz w:val="28"/>
+          <w:szCs w:val="28"/>
+        </w:rPr>
+      </w:pPr>
+      <w:r>
+        <w:rPr>
+          <w:rFonts w:ascii="Times New Roman" w:hAnsi="Times New Roman" w:cs="Times New Roman"/>
+          <w:i w:val="0"/>
+          <w:iCs/>
+          <w:sz w:val="28"/>
+          <w:szCs w:val="28"/>
+          <w:lang w:val="ru-RU"/>
+        </w:rPr>
+        <w:t xml:space="preserve">Ниже результаты теста на данных, имеющих нормальное распределение. Благодаря выраженному предпочтению к байтам около центра распределения </w:t>
+      </w:r>
+      <w:r>
+        <w:rPr>
+          <w:rFonts w:ascii="Times New Roman" w:hAnsi="Times New Roman" w:cs="Times New Roman"/>
+          <w:i w:val="0"/>
+          <w:iCs/>
+          <w:sz w:val="28"/>
+          <w:szCs w:val="28"/>
+        </w:rPr>
+        <w:t>LZ</w:t>
+      </w:r>
+      <w:r>
+        <w:rPr>
+          <w:rFonts w:ascii="Times New Roman" w:hAnsi="Times New Roman" w:cs="Times New Roman"/>
+          <w:i w:val="0"/>
+          <w:iCs/>
+          <w:sz w:val="28"/>
+          <w:szCs w:val="28"/>
+          <w:lang w:val="ru-RU"/>
+        </w:rPr>
+        <w:t xml:space="preserve">77 находит множество повторяющихся последовательностей, а </w:t>
+      </w:r>
+      <w:r>
+        <w:rPr>
+          <w:rFonts w:ascii="Times New Roman" w:hAnsi="Times New Roman" w:cs="Times New Roman"/>
+          <w:i w:val="0"/>
+          <w:iCs/>
+          <w:sz w:val="28"/>
+          <w:szCs w:val="28"/>
+        </w:rPr>
+        <w:t>Huffman</w:t>
+      </w:r>
+      <w:r>
+        <w:rPr>
+          <w:rFonts w:ascii="Times New Roman" w:hAnsi="Times New Roman" w:cs="Times New Roman"/>
+          <w:i w:val="0"/>
+          <w:iCs/>
+          <w:sz w:val="28"/>
+          <w:szCs w:val="28"/>
+          <w:lang w:val="ru-RU"/>
+        </w:rPr>
+        <w:t xml:space="preserve"> эффективно сжимает частые значения.</w:t>
       </w:r>
     </w:p>
     <w:tbl>
@@ -2604,11 +2097,11 @@
         <w:tblLook w:val="0020" w:firstRow="1" w:lastRow="0" w:firstColumn="0" w:lastColumn="0" w:noHBand="0" w:noVBand="0"/>
       </w:tblPr>
       <w:tblGrid>
-        <w:gridCol w:w="1714"/>
+        <w:gridCol w:w="1127"/>
         <w:gridCol w:w="1017"/>
-        <w:gridCol w:w="2034"/>
-        <w:gridCol w:w="2548"/>
-        <w:gridCol w:w="2592"/>
+        <w:gridCol w:w="2214"/>
+        <w:gridCol w:w="2728"/>
+        <w:gridCol w:w="2819"/>
       </w:tblGrid>
       <w:tr>
         <w:trPr>
@@ -2622,15 +2115,12 @@
           <w:p>
             <w:pPr>
               <w:pStyle w:val="Compact"/>
-              <w:spacing w:line="360" w:lineRule="auto"/>
-              <w:rPr>
-                <w:rFonts w:ascii="Times New Roman" w:hAnsi="Times New Roman" w:cs="Times New Roman"/>
-                <w:sz w:val="28"/>
-                <w:szCs w:val="28"/>
-                <w:lang w:val="ru-RU"/>
-              </w:rPr>
-            </w:pPr>
-            <w:proofErr w:type="spellStart"/>
+              <w:rPr>
+                <w:rFonts w:ascii="Times New Roman" w:hAnsi="Times New Roman" w:cs="Times New Roman"/>
+                <w:sz w:val="28"/>
+                <w:szCs w:val="28"/>
+              </w:rPr>
+            </w:pPr>
             <w:r>
               <w:rPr>
                 <w:rFonts w:ascii="Times New Roman" w:hAnsi="Times New Roman" w:cs="Times New Roman"/>
@@ -2639,34 +2129,22 @@
               </w:rPr>
               <w:t>Размер</w:t>
             </w:r>
-            <w:proofErr w:type="spellEnd"/>
-            <w:r>
-              <w:rPr>
-                <w:rFonts w:ascii="Times New Roman" w:hAnsi="Times New Roman" w:cs="Times New Roman"/>
-                <w:sz w:val="28"/>
-                <w:szCs w:val="28"/>
-                <w:lang w:val="ru-RU"/>
-              </w:rPr>
-              <w:t xml:space="preserve"> (байт)</w:t>
-            </w:r>
-          </w:p>
-        </w:tc>
-        <w:tc>
-          <w:tcPr>
-            <w:tcW w:w="0" w:type="auto"/>
-          </w:tcPr>
-          <w:p>
-            <w:pPr>
-              <w:pStyle w:val="Compact"/>
-              <w:spacing w:line="360" w:lineRule="auto"/>
-              <w:jc w:val="right"/>
-              <w:rPr>
-                <w:rFonts w:ascii="Times New Roman" w:hAnsi="Times New Roman" w:cs="Times New Roman"/>
-                <w:sz w:val="28"/>
-                <w:szCs w:val="28"/>
-              </w:rPr>
-            </w:pPr>
-            <w:proofErr w:type="spellStart"/>
+          </w:p>
+        </w:tc>
+        <w:tc>
+          <w:tcPr>
+            <w:tcW w:w="0" w:type="auto"/>
+          </w:tcPr>
+          <w:p>
+            <w:pPr>
+              <w:pStyle w:val="Compact"/>
+              <w:jc w:val="right"/>
+              <w:rPr>
+                <w:rFonts w:ascii="Times New Roman" w:hAnsi="Times New Roman" w:cs="Times New Roman"/>
+                <w:sz w:val="28"/>
+                <w:szCs w:val="28"/>
+              </w:rPr>
+            </w:pPr>
             <w:r>
               <w:rPr>
                 <w:rFonts w:ascii="Times New Roman" w:hAnsi="Times New Roman" w:cs="Times New Roman"/>
@@ -2675,17 +2153,15 @@
               </w:rPr>
               <w:t>Режим</w:t>
             </w:r>
-            <w:proofErr w:type="spellEnd"/>
-          </w:p>
-        </w:tc>
-        <w:tc>
-          <w:tcPr>
-            <w:tcW w:w="0" w:type="auto"/>
-          </w:tcPr>
-          <w:p>
-            <w:pPr>
-              <w:pStyle w:val="Compact"/>
-              <w:spacing w:line="360" w:lineRule="auto"/>
+          </w:p>
+        </w:tc>
+        <w:tc>
+          <w:tcPr>
+            <w:tcW w:w="0" w:type="auto"/>
+          </w:tcPr>
+          <w:p>
+            <w:pPr>
+              <w:pStyle w:val="Compact"/>
               <w:jc w:val="right"/>
               <w:rPr>
                 <w:rFonts w:ascii="Times New Roman" w:hAnsi="Times New Roman" w:cs="Times New Roman"/>
@@ -2710,7 +2186,6 @@
           <w:p>
             <w:pPr>
               <w:pStyle w:val="Compact"/>
-              <w:spacing w:line="360" w:lineRule="auto"/>
               <w:jc w:val="right"/>
               <w:rPr>
                 <w:rFonts w:ascii="Times New Roman" w:hAnsi="Times New Roman" w:cs="Times New Roman"/>
@@ -2735,7 +2210,6 @@
           <w:p>
             <w:pPr>
               <w:pStyle w:val="Compact"/>
-              <w:spacing w:line="360" w:lineRule="auto"/>
               <w:jc w:val="right"/>
               <w:rPr>
                 <w:rFonts w:ascii="Times New Roman" w:hAnsi="Times New Roman" w:cs="Times New Roman"/>
@@ -2762,7 +2236,6 @@
           <w:p>
             <w:pPr>
               <w:pStyle w:val="Compact"/>
-              <w:spacing w:line="360" w:lineRule="auto"/>
               <w:rPr>
                 <w:rFonts w:ascii="Times New Roman" w:hAnsi="Times New Roman" w:cs="Times New Roman"/>
                 <w:sz w:val="28"/>
@@ -2786,7 +2259,6 @@
           <w:p>
             <w:pPr>
               <w:pStyle w:val="Compact"/>
-              <w:spacing w:line="360" w:lineRule="auto"/>
               <w:jc w:val="right"/>
               <w:rPr>
                 <w:rFonts w:ascii="Times New Roman" w:hAnsi="Times New Roman" w:cs="Times New Roman"/>
@@ -2811,71 +2283,68 @@
           <w:p>
             <w:pPr>
               <w:pStyle w:val="Compact"/>
-              <w:spacing w:line="360" w:lineRule="auto"/>
-              <w:jc w:val="right"/>
-              <w:rPr>
-                <w:rFonts w:ascii="Times New Roman" w:hAnsi="Times New Roman" w:cs="Times New Roman"/>
-                <w:sz w:val="28"/>
-                <w:szCs w:val="28"/>
-              </w:rPr>
-            </w:pPr>
-            <w:r>
-              <w:rPr>
-                <w:rFonts w:ascii="Times New Roman" w:hAnsi="Times New Roman" w:cs="Times New Roman"/>
-                <w:sz w:val="28"/>
-                <w:szCs w:val="28"/>
-              </w:rPr>
-              <w:t>1.876</w:t>
-            </w:r>
-          </w:p>
-        </w:tc>
-        <w:tc>
-          <w:tcPr>
-            <w:tcW w:w="0" w:type="auto"/>
-          </w:tcPr>
-          <w:p>
-            <w:pPr>
-              <w:pStyle w:val="Compact"/>
-              <w:spacing w:line="360" w:lineRule="auto"/>
-              <w:jc w:val="right"/>
-              <w:rPr>
-                <w:rFonts w:ascii="Times New Roman" w:hAnsi="Times New Roman" w:cs="Times New Roman"/>
-                <w:sz w:val="28"/>
-                <w:szCs w:val="28"/>
-              </w:rPr>
-            </w:pPr>
-            <w:r>
-              <w:rPr>
-                <w:rFonts w:ascii="Times New Roman" w:hAnsi="Times New Roman" w:cs="Times New Roman"/>
-                <w:sz w:val="28"/>
-                <w:szCs w:val="28"/>
-              </w:rPr>
-              <w:t>0.052</w:t>
-            </w:r>
-          </w:p>
-        </w:tc>
-        <w:tc>
-          <w:tcPr>
-            <w:tcW w:w="0" w:type="auto"/>
-          </w:tcPr>
-          <w:p>
-            <w:pPr>
-              <w:pStyle w:val="Compact"/>
-              <w:spacing w:line="360" w:lineRule="auto"/>
-              <w:jc w:val="right"/>
-              <w:rPr>
-                <w:rFonts w:ascii="Times New Roman" w:hAnsi="Times New Roman" w:cs="Times New Roman"/>
-                <w:sz w:val="28"/>
-                <w:szCs w:val="28"/>
-              </w:rPr>
-            </w:pPr>
-            <w:r>
-              <w:rPr>
-                <w:rFonts w:ascii="Times New Roman" w:hAnsi="Times New Roman" w:cs="Times New Roman"/>
-                <w:sz w:val="28"/>
-                <w:szCs w:val="28"/>
-              </w:rPr>
-              <w:t>200 017</w:t>
+              <w:jc w:val="right"/>
+              <w:rPr>
+                <w:rFonts w:ascii="Times New Roman" w:hAnsi="Times New Roman" w:cs="Times New Roman"/>
+                <w:sz w:val="28"/>
+                <w:szCs w:val="28"/>
+              </w:rPr>
+            </w:pPr>
+            <w:r>
+              <w:rPr>
+                <w:rFonts w:ascii="Times New Roman" w:hAnsi="Times New Roman" w:cs="Times New Roman"/>
+                <w:sz w:val="28"/>
+                <w:szCs w:val="28"/>
+              </w:rPr>
+              <w:t>0.686</w:t>
+            </w:r>
+          </w:p>
+        </w:tc>
+        <w:tc>
+          <w:tcPr>
+            <w:tcW w:w="0" w:type="auto"/>
+          </w:tcPr>
+          <w:p>
+            <w:pPr>
+              <w:pStyle w:val="Compact"/>
+              <w:jc w:val="right"/>
+              <w:rPr>
+                <w:rFonts w:ascii="Times New Roman" w:hAnsi="Times New Roman" w:cs="Times New Roman"/>
+                <w:sz w:val="28"/>
+                <w:szCs w:val="28"/>
+              </w:rPr>
+            </w:pPr>
+            <w:r>
+              <w:rPr>
+                <w:rFonts w:ascii="Times New Roman" w:hAnsi="Times New Roman" w:cs="Times New Roman"/>
+                <w:sz w:val="28"/>
+                <w:szCs w:val="28"/>
+              </w:rPr>
+              <w:t>0.051</w:t>
+            </w:r>
+          </w:p>
+        </w:tc>
+        <w:tc>
+          <w:tcPr>
+            <w:tcW w:w="0" w:type="auto"/>
+          </w:tcPr>
+          <w:p>
+            <w:pPr>
+              <w:pStyle w:val="Compact"/>
+              <w:jc w:val="right"/>
+              <w:rPr>
+                <w:rFonts w:ascii="Times New Roman" w:hAnsi="Times New Roman" w:cs="Times New Roman"/>
+                <w:sz w:val="28"/>
+                <w:szCs w:val="28"/>
+              </w:rPr>
+            </w:pPr>
+            <w:r>
+              <w:rPr>
+                <w:rFonts w:ascii="Times New Roman" w:hAnsi="Times New Roman" w:cs="Times New Roman"/>
+                <w:sz w:val="28"/>
+                <w:szCs w:val="28"/>
+              </w:rPr>
+              <w:t>87 501</w:t>
             </w:r>
           </w:p>
         </w:tc>
@@ -2888,23 +2357,21 @@
           <w:p>
             <w:pPr>
               <w:pStyle w:val="Compact"/>
-              <w:spacing w:line="360" w:lineRule="auto"/>
-              <w:rPr>
-                <w:rFonts w:ascii="Times New Roman" w:hAnsi="Times New Roman" w:cs="Times New Roman"/>
-                <w:sz w:val="28"/>
-                <w:szCs w:val="28"/>
-              </w:rPr>
-            </w:pPr>
-          </w:p>
-        </w:tc>
-        <w:tc>
-          <w:tcPr>
-            <w:tcW w:w="0" w:type="auto"/>
-          </w:tcPr>
-          <w:p>
-            <w:pPr>
-              <w:pStyle w:val="Compact"/>
-              <w:spacing w:line="360" w:lineRule="auto"/>
+              <w:rPr>
+                <w:rFonts w:ascii="Times New Roman" w:hAnsi="Times New Roman" w:cs="Times New Roman"/>
+                <w:sz w:val="28"/>
+                <w:szCs w:val="28"/>
+              </w:rPr>
+            </w:pPr>
+          </w:p>
+        </w:tc>
+        <w:tc>
+          <w:tcPr>
+            <w:tcW w:w="0" w:type="auto"/>
+          </w:tcPr>
+          <w:p>
+            <w:pPr>
+              <w:pStyle w:val="Compact"/>
               <w:jc w:val="right"/>
               <w:rPr>
                 <w:rFonts w:ascii="Times New Roman" w:hAnsi="Times New Roman" w:cs="Times New Roman"/>
@@ -2929,71 +2396,68 @@
           <w:p>
             <w:pPr>
               <w:pStyle w:val="Compact"/>
-              <w:spacing w:line="360" w:lineRule="auto"/>
-              <w:jc w:val="right"/>
-              <w:rPr>
-                <w:rFonts w:ascii="Times New Roman" w:hAnsi="Times New Roman" w:cs="Times New Roman"/>
-                <w:sz w:val="28"/>
-                <w:szCs w:val="28"/>
-              </w:rPr>
-            </w:pPr>
-            <w:r>
-              <w:rPr>
-                <w:rFonts w:ascii="Times New Roman" w:hAnsi="Times New Roman" w:cs="Times New Roman"/>
-                <w:sz w:val="28"/>
-                <w:szCs w:val="28"/>
-              </w:rPr>
-              <w:t>1.889</w:t>
-            </w:r>
-          </w:p>
-        </w:tc>
-        <w:tc>
-          <w:tcPr>
-            <w:tcW w:w="0" w:type="auto"/>
-          </w:tcPr>
-          <w:p>
-            <w:pPr>
-              <w:pStyle w:val="Compact"/>
-              <w:spacing w:line="360" w:lineRule="auto"/>
-              <w:jc w:val="right"/>
-              <w:rPr>
-                <w:rFonts w:ascii="Times New Roman" w:hAnsi="Times New Roman" w:cs="Times New Roman"/>
-                <w:sz w:val="28"/>
-                <w:szCs w:val="28"/>
-              </w:rPr>
-            </w:pPr>
-            <w:r>
-              <w:rPr>
-                <w:rFonts w:ascii="Times New Roman" w:hAnsi="Times New Roman" w:cs="Times New Roman"/>
-                <w:sz w:val="28"/>
-                <w:szCs w:val="28"/>
-              </w:rPr>
-              <w:t>0.153</w:t>
-            </w:r>
-          </w:p>
-        </w:tc>
-        <w:tc>
-          <w:tcPr>
-            <w:tcW w:w="0" w:type="auto"/>
-          </w:tcPr>
-          <w:p>
-            <w:pPr>
-              <w:pStyle w:val="Compact"/>
-              <w:spacing w:line="360" w:lineRule="auto"/>
-              <w:jc w:val="right"/>
-              <w:rPr>
-                <w:rFonts w:ascii="Times New Roman" w:hAnsi="Times New Roman" w:cs="Times New Roman"/>
-                <w:sz w:val="28"/>
-                <w:szCs w:val="28"/>
-              </w:rPr>
-            </w:pPr>
-            <w:r>
-              <w:rPr>
-                <w:rFonts w:ascii="Times New Roman" w:hAnsi="Times New Roman" w:cs="Times New Roman"/>
-                <w:sz w:val="28"/>
-                <w:szCs w:val="28"/>
-              </w:rPr>
-              <w:t>89 136</w:t>
+              <w:jc w:val="right"/>
+              <w:rPr>
+                <w:rFonts w:ascii="Times New Roman" w:hAnsi="Times New Roman" w:cs="Times New Roman"/>
+                <w:sz w:val="28"/>
+                <w:szCs w:val="28"/>
+              </w:rPr>
+            </w:pPr>
+            <w:r>
+              <w:rPr>
+                <w:rFonts w:ascii="Times New Roman" w:hAnsi="Times New Roman" w:cs="Times New Roman"/>
+                <w:sz w:val="28"/>
+                <w:szCs w:val="28"/>
+              </w:rPr>
+              <w:t>0.693</w:t>
+            </w:r>
+          </w:p>
+        </w:tc>
+        <w:tc>
+          <w:tcPr>
+            <w:tcW w:w="0" w:type="auto"/>
+          </w:tcPr>
+          <w:p>
+            <w:pPr>
+              <w:pStyle w:val="Compact"/>
+              <w:jc w:val="right"/>
+              <w:rPr>
+                <w:rFonts w:ascii="Times New Roman" w:hAnsi="Times New Roman" w:cs="Times New Roman"/>
+                <w:sz w:val="28"/>
+                <w:szCs w:val="28"/>
+              </w:rPr>
+            </w:pPr>
+            <w:r>
+              <w:rPr>
+                <w:rFonts w:ascii="Times New Roman" w:hAnsi="Times New Roman" w:cs="Times New Roman"/>
+                <w:sz w:val="28"/>
+                <w:szCs w:val="28"/>
+              </w:rPr>
+              <w:t>0.041</w:t>
+            </w:r>
+          </w:p>
+        </w:tc>
+        <w:tc>
+          <w:tcPr>
+            <w:tcW w:w="0" w:type="auto"/>
+          </w:tcPr>
+          <w:p>
+            <w:pPr>
+              <w:pStyle w:val="Compact"/>
+              <w:jc w:val="right"/>
+              <w:rPr>
+                <w:rFonts w:ascii="Times New Roman" w:hAnsi="Times New Roman" w:cs="Times New Roman"/>
+                <w:sz w:val="28"/>
+                <w:szCs w:val="28"/>
+              </w:rPr>
+            </w:pPr>
+            <w:r>
+              <w:rPr>
+                <w:rFonts w:ascii="Times New Roman" w:hAnsi="Times New Roman" w:cs="Times New Roman"/>
+                <w:sz w:val="28"/>
+                <w:szCs w:val="28"/>
+              </w:rPr>
+              <w:t>78 180</w:t>
             </w:r>
           </w:p>
         </w:tc>
@@ -3006,7 +2470,6 @@
           <w:p>
             <w:pPr>
               <w:pStyle w:val="Compact"/>
-              <w:spacing w:line="360" w:lineRule="auto"/>
               <w:rPr>
                 <w:rFonts w:ascii="Times New Roman" w:hAnsi="Times New Roman" w:cs="Times New Roman"/>
                 <w:sz w:val="28"/>
@@ -3030,7 +2493,6 @@
           <w:p>
             <w:pPr>
               <w:pStyle w:val="Compact"/>
-              <w:spacing w:line="360" w:lineRule="auto"/>
               <w:jc w:val="right"/>
               <w:rPr>
                 <w:rFonts w:ascii="Times New Roman" w:hAnsi="Times New Roman" w:cs="Times New Roman"/>
@@ -3055,71 +2517,68 @@
           <w:p>
             <w:pPr>
               <w:pStyle w:val="Compact"/>
-              <w:spacing w:line="360" w:lineRule="auto"/>
-              <w:jc w:val="right"/>
-              <w:rPr>
-                <w:rFonts w:ascii="Times New Roman" w:hAnsi="Times New Roman" w:cs="Times New Roman"/>
-                <w:sz w:val="28"/>
-                <w:szCs w:val="28"/>
-              </w:rPr>
-            </w:pPr>
-            <w:r>
-              <w:rPr>
-                <w:rFonts w:ascii="Times New Roman" w:hAnsi="Times New Roman" w:cs="Times New Roman"/>
-                <w:sz w:val="28"/>
-                <w:szCs w:val="28"/>
-              </w:rPr>
-              <w:t>9.004</w:t>
-            </w:r>
-          </w:p>
-        </w:tc>
-        <w:tc>
-          <w:tcPr>
-            <w:tcW w:w="0" w:type="auto"/>
-          </w:tcPr>
-          <w:p>
-            <w:pPr>
-              <w:pStyle w:val="Compact"/>
-              <w:spacing w:line="360" w:lineRule="auto"/>
-              <w:jc w:val="right"/>
-              <w:rPr>
-                <w:rFonts w:ascii="Times New Roman" w:hAnsi="Times New Roman" w:cs="Times New Roman"/>
-                <w:sz w:val="28"/>
-                <w:szCs w:val="28"/>
-              </w:rPr>
-            </w:pPr>
-            <w:r>
-              <w:rPr>
-                <w:rFonts w:ascii="Times New Roman" w:hAnsi="Times New Roman" w:cs="Times New Roman"/>
-                <w:sz w:val="28"/>
-                <w:szCs w:val="28"/>
-              </w:rPr>
-              <w:t>0.106</w:t>
-            </w:r>
-          </w:p>
-        </w:tc>
-        <w:tc>
-          <w:tcPr>
-            <w:tcW w:w="0" w:type="auto"/>
-          </w:tcPr>
-          <w:p>
-            <w:pPr>
-              <w:pStyle w:val="Compact"/>
-              <w:spacing w:line="360" w:lineRule="auto"/>
-              <w:jc w:val="right"/>
-              <w:rPr>
-                <w:rFonts w:ascii="Times New Roman" w:hAnsi="Times New Roman" w:cs="Times New Roman"/>
-                <w:sz w:val="28"/>
-                <w:szCs w:val="28"/>
-              </w:rPr>
-            </w:pPr>
-            <w:r>
-              <w:rPr>
-                <w:rFonts w:ascii="Times New Roman" w:hAnsi="Times New Roman" w:cs="Times New Roman"/>
-                <w:sz w:val="28"/>
-                <w:szCs w:val="28"/>
-              </w:rPr>
-              <w:t>800 017</w:t>
+              <w:jc w:val="right"/>
+              <w:rPr>
+                <w:rFonts w:ascii="Times New Roman" w:hAnsi="Times New Roman" w:cs="Times New Roman"/>
+                <w:sz w:val="28"/>
+                <w:szCs w:val="28"/>
+              </w:rPr>
+            </w:pPr>
+            <w:r>
+              <w:rPr>
+                <w:rFonts w:ascii="Times New Roman" w:hAnsi="Times New Roman" w:cs="Times New Roman"/>
+                <w:sz w:val="28"/>
+                <w:szCs w:val="28"/>
+              </w:rPr>
+              <w:t>3.041</w:t>
+            </w:r>
+          </w:p>
+        </w:tc>
+        <w:tc>
+          <w:tcPr>
+            <w:tcW w:w="0" w:type="auto"/>
+          </w:tcPr>
+          <w:p>
+            <w:pPr>
+              <w:pStyle w:val="Compact"/>
+              <w:jc w:val="right"/>
+              <w:rPr>
+                <w:rFonts w:ascii="Times New Roman" w:hAnsi="Times New Roman" w:cs="Times New Roman"/>
+                <w:sz w:val="28"/>
+                <w:szCs w:val="28"/>
+              </w:rPr>
+            </w:pPr>
+            <w:r>
+              <w:rPr>
+                <w:rFonts w:ascii="Times New Roman" w:hAnsi="Times New Roman" w:cs="Times New Roman"/>
+                <w:sz w:val="28"/>
+                <w:szCs w:val="28"/>
+              </w:rPr>
+              <w:t>0.068</w:t>
+            </w:r>
+          </w:p>
+        </w:tc>
+        <w:tc>
+          <w:tcPr>
+            <w:tcW w:w="0" w:type="auto"/>
+          </w:tcPr>
+          <w:p>
+            <w:pPr>
+              <w:pStyle w:val="Compact"/>
+              <w:jc w:val="right"/>
+              <w:rPr>
+                <w:rFonts w:ascii="Times New Roman" w:hAnsi="Times New Roman" w:cs="Times New Roman"/>
+                <w:sz w:val="28"/>
+                <w:szCs w:val="28"/>
+              </w:rPr>
+            </w:pPr>
+            <w:r>
+              <w:rPr>
+                <w:rFonts w:ascii="Times New Roman" w:hAnsi="Times New Roman" w:cs="Times New Roman"/>
+                <w:sz w:val="28"/>
+                <w:szCs w:val="28"/>
+              </w:rPr>
+              <w:t>321 828</w:t>
             </w:r>
           </w:p>
         </w:tc>
@@ -3132,23 +2591,21 @@
           <w:p>
             <w:pPr>
               <w:pStyle w:val="Compact"/>
-              <w:spacing w:line="360" w:lineRule="auto"/>
-              <w:rPr>
-                <w:rFonts w:ascii="Times New Roman" w:hAnsi="Times New Roman" w:cs="Times New Roman"/>
-                <w:sz w:val="28"/>
-                <w:szCs w:val="28"/>
-              </w:rPr>
-            </w:pPr>
-          </w:p>
-        </w:tc>
-        <w:tc>
-          <w:tcPr>
-            <w:tcW w:w="0" w:type="auto"/>
-          </w:tcPr>
-          <w:p>
-            <w:pPr>
-              <w:pStyle w:val="Compact"/>
-              <w:spacing w:line="360" w:lineRule="auto"/>
+              <w:rPr>
+                <w:rFonts w:ascii="Times New Roman" w:hAnsi="Times New Roman" w:cs="Times New Roman"/>
+                <w:sz w:val="28"/>
+                <w:szCs w:val="28"/>
+              </w:rPr>
+            </w:pPr>
+          </w:p>
+        </w:tc>
+        <w:tc>
+          <w:tcPr>
+            <w:tcW w:w="0" w:type="auto"/>
+          </w:tcPr>
+          <w:p>
+            <w:pPr>
+              <w:pStyle w:val="Compact"/>
               <w:jc w:val="right"/>
               <w:rPr>
                 <w:rFonts w:ascii="Times New Roman" w:hAnsi="Times New Roman" w:cs="Times New Roman"/>
@@ -3173,71 +2630,68 @@
           <w:p>
             <w:pPr>
               <w:pStyle w:val="Compact"/>
-              <w:spacing w:line="360" w:lineRule="auto"/>
-              <w:jc w:val="right"/>
-              <w:rPr>
-                <w:rFonts w:ascii="Times New Roman" w:hAnsi="Times New Roman" w:cs="Times New Roman"/>
-                <w:sz w:val="28"/>
-                <w:szCs w:val="28"/>
-              </w:rPr>
-            </w:pPr>
-            <w:r>
-              <w:rPr>
-                <w:rFonts w:ascii="Times New Roman" w:hAnsi="Times New Roman" w:cs="Times New Roman"/>
-                <w:sz w:val="28"/>
-                <w:szCs w:val="28"/>
-              </w:rPr>
-              <w:t>10.086</w:t>
-            </w:r>
-          </w:p>
-        </w:tc>
-        <w:tc>
-          <w:tcPr>
-            <w:tcW w:w="0" w:type="auto"/>
-          </w:tcPr>
-          <w:p>
-            <w:pPr>
-              <w:pStyle w:val="Compact"/>
-              <w:spacing w:line="360" w:lineRule="auto"/>
-              <w:jc w:val="right"/>
-              <w:rPr>
-                <w:rFonts w:ascii="Times New Roman" w:hAnsi="Times New Roman" w:cs="Times New Roman"/>
-                <w:sz w:val="28"/>
-                <w:szCs w:val="28"/>
-              </w:rPr>
-            </w:pPr>
-            <w:r>
-              <w:rPr>
-                <w:rFonts w:ascii="Times New Roman" w:hAnsi="Times New Roman" w:cs="Times New Roman"/>
-                <w:sz w:val="28"/>
-                <w:szCs w:val="28"/>
-              </w:rPr>
-              <w:t>0.191</w:t>
-            </w:r>
-          </w:p>
-        </w:tc>
-        <w:tc>
-          <w:tcPr>
-            <w:tcW w:w="0" w:type="auto"/>
-          </w:tcPr>
-          <w:p>
-            <w:pPr>
-              <w:pStyle w:val="Compact"/>
-              <w:spacing w:line="360" w:lineRule="auto"/>
-              <w:jc w:val="right"/>
-              <w:rPr>
-                <w:rFonts w:ascii="Times New Roman" w:hAnsi="Times New Roman" w:cs="Times New Roman"/>
-                <w:sz w:val="28"/>
-                <w:szCs w:val="28"/>
-              </w:rPr>
-            </w:pPr>
-            <w:r>
-              <w:rPr>
-                <w:rFonts w:ascii="Times New Roman" w:hAnsi="Times New Roman" w:cs="Times New Roman"/>
-                <w:sz w:val="28"/>
-                <w:szCs w:val="28"/>
-              </w:rPr>
-              <w:t>352 418</w:t>
+              <w:jc w:val="right"/>
+              <w:rPr>
+                <w:rFonts w:ascii="Times New Roman" w:hAnsi="Times New Roman" w:cs="Times New Roman"/>
+                <w:sz w:val="28"/>
+                <w:szCs w:val="28"/>
+              </w:rPr>
+            </w:pPr>
+            <w:r>
+              <w:rPr>
+                <w:rFonts w:ascii="Times New Roman" w:hAnsi="Times New Roman" w:cs="Times New Roman"/>
+                <w:sz w:val="28"/>
+                <w:szCs w:val="28"/>
+              </w:rPr>
+              <w:t>3.284</w:t>
+            </w:r>
+          </w:p>
+        </w:tc>
+        <w:tc>
+          <w:tcPr>
+            <w:tcW w:w="0" w:type="auto"/>
+          </w:tcPr>
+          <w:p>
+            <w:pPr>
+              <w:pStyle w:val="Compact"/>
+              <w:jc w:val="right"/>
+              <w:rPr>
+                <w:rFonts w:ascii="Times New Roman" w:hAnsi="Times New Roman" w:cs="Times New Roman"/>
+                <w:sz w:val="28"/>
+                <w:szCs w:val="28"/>
+              </w:rPr>
+            </w:pPr>
+            <w:r>
+              <w:rPr>
+                <w:rFonts w:ascii="Times New Roman" w:hAnsi="Times New Roman" w:cs="Times New Roman"/>
+                <w:sz w:val="28"/>
+                <w:szCs w:val="28"/>
+              </w:rPr>
+              <w:t>0.040</w:t>
+            </w:r>
+          </w:p>
+        </w:tc>
+        <w:tc>
+          <w:tcPr>
+            <w:tcW w:w="0" w:type="auto"/>
+          </w:tcPr>
+          <w:p>
+            <w:pPr>
+              <w:pStyle w:val="Compact"/>
+              <w:jc w:val="right"/>
+              <w:rPr>
+                <w:rFonts w:ascii="Times New Roman" w:hAnsi="Times New Roman" w:cs="Times New Roman"/>
+                <w:sz w:val="28"/>
+                <w:szCs w:val="28"/>
+              </w:rPr>
+            </w:pPr>
+            <w:r>
+              <w:rPr>
+                <w:rFonts w:ascii="Times New Roman" w:hAnsi="Times New Roman" w:cs="Times New Roman"/>
+                <w:sz w:val="28"/>
+                <w:szCs w:val="28"/>
+              </w:rPr>
+              <w:t>282 681</w:t>
             </w:r>
           </w:p>
         </w:tc>
@@ -3250,7 +2704,6 @@
           <w:p>
             <w:pPr>
               <w:pStyle w:val="Compact"/>
-              <w:spacing w:line="360" w:lineRule="auto"/>
               <w:rPr>
                 <w:rFonts w:ascii="Times New Roman" w:hAnsi="Times New Roman" w:cs="Times New Roman"/>
                 <w:sz w:val="28"/>
@@ -3274,7 +2727,6 @@
           <w:p>
             <w:pPr>
               <w:pStyle w:val="Compact"/>
-              <w:spacing w:line="360" w:lineRule="auto"/>
               <w:jc w:val="right"/>
               <w:rPr>
                 <w:rFonts w:ascii="Times New Roman" w:hAnsi="Times New Roman" w:cs="Times New Roman"/>
@@ -3299,71 +2751,68 @@
           <w:p>
             <w:pPr>
               <w:pStyle w:val="Compact"/>
-              <w:spacing w:line="360" w:lineRule="auto"/>
-              <w:jc w:val="right"/>
-              <w:rPr>
-                <w:rFonts w:ascii="Times New Roman" w:hAnsi="Times New Roman" w:cs="Times New Roman"/>
-                <w:sz w:val="28"/>
-                <w:szCs w:val="28"/>
-              </w:rPr>
-            </w:pPr>
-            <w:r>
-              <w:rPr>
-                <w:rFonts w:ascii="Times New Roman" w:hAnsi="Times New Roman" w:cs="Times New Roman"/>
-                <w:sz w:val="28"/>
-                <w:szCs w:val="28"/>
-              </w:rPr>
-              <w:t>21.050</w:t>
-            </w:r>
-          </w:p>
-        </w:tc>
-        <w:tc>
-          <w:tcPr>
-            <w:tcW w:w="0" w:type="auto"/>
-          </w:tcPr>
-          <w:p>
-            <w:pPr>
-              <w:pStyle w:val="Compact"/>
-              <w:spacing w:line="360" w:lineRule="auto"/>
-              <w:jc w:val="right"/>
-              <w:rPr>
-                <w:rFonts w:ascii="Times New Roman" w:hAnsi="Times New Roman" w:cs="Times New Roman"/>
-                <w:sz w:val="28"/>
-                <w:szCs w:val="28"/>
-              </w:rPr>
-            </w:pPr>
-            <w:r>
-              <w:rPr>
-                <w:rFonts w:ascii="Times New Roman" w:hAnsi="Times New Roman" w:cs="Times New Roman"/>
-                <w:sz w:val="28"/>
-                <w:szCs w:val="28"/>
-              </w:rPr>
-              <w:t>0.199</w:t>
-            </w:r>
-          </w:p>
-        </w:tc>
-        <w:tc>
-          <w:tcPr>
-            <w:tcW w:w="0" w:type="auto"/>
-          </w:tcPr>
-          <w:p>
-            <w:pPr>
-              <w:pStyle w:val="Compact"/>
-              <w:spacing w:line="360" w:lineRule="auto"/>
-              <w:jc w:val="right"/>
-              <w:rPr>
-                <w:rFonts w:ascii="Times New Roman" w:hAnsi="Times New Roman" w:cs="Times New Roman"/>
-                <w:sz w:val="28"/>
-                <w:szCs w:val="28"/>
-              </w:rPr>
-            </w:pPr>
-            <w:r>
-              <w:rPr>
-                <w:rFonts w:ascii="Times New Roman" w:hAnsi="Times New Roman" w:cs="Times New Roman"/>
-                <w:sz w:val="28"/>
-                <w:szCs w:val="28"/>
-              </w:rPr>
-              <w:t>1 600 019</w:t>
+              <w:jc w:val="right"/>
+              <w:rPr>
+                <w:rFonts w:ascii="Times New Roman" w:hAnsi="Times New Roman" w:cs="Times New Roman"/>
+                <w:sz w:val="28"/>
+                <w:szCs w:val="28"/>
+              </w:rPr>
+            </w:pPr>
+            <w:r>
+              <w:rPr>
+                <w:rFonts w:ascii="Times New Roman" w:hAnsi="Times New Roman" w:cs="Times New Roman"/>
+                <w:sz w:val="28"/>
+                <w:szCs w:val="28"/>
+              </w:rPr>
+              <w:t>9.082</w:t>
+            </w:r>
+          </w:p>
+        </w:tc>
+        <w:tc>
+          <w:tcPr>
+            <w:tcW w:w="0" w:type="auto"/>
+          </w:tcPr>
+          <w:p>
+            <w:pPr>
+              <w:pStyle w:val="Compact"/>
+              <w:jc w:val="right"/>
+              <w:rPr>
+                <w:rFonts w:ascii="Times New Roman" w:hAnsi="Times New Roman" w:cs="Times New Roman"/>
+                <w:sz w:val="28"/>
+                <w:szCs w:val="28"/>
+              </w:rPr>
+            </w:pPr>
+            <w:r>
+              <w:rPr>
+                <w:rFonts w:ascii="Times New Roman" w:hAnsi="Times New Roman" w:cs="Times New Roman"/>
+                <w:sz w:val="28"/>
+                <w:szCs w:val="28"/>
+              </w:rPr>
+              <w:t>0.085</w:t>
+            </w:r>
+          </w:p>
+        </w:tc>
+        <w:tc>
+          <w:tcPr>
+            <w:tcW w:w="0" w:type="auto"/>
+          </w:tcPr>
+          <w:p>
+            <w:pPr>
+              <w:pStyle w:val="Compact"/>
+              <w:jc w:val="right"/>
+              <w:rPr>
+                <w:rFonts w:ascii="Times New Roman" w:hAnsi="Times New Roman" w:cs="Times New Roman"/>
+                <w:sz w:val="28"/>
+                <w:szCs w:val="28"/>
+              </w:rPr>
+            </w:pPr>
+            <w:r>
+              <w:rPr>
+                <w:rFonts w:ascii="Times New Roman" w:hAnsi="Times New Roman" w:cs="Times New Roman"/>
+                <w:sz w:val="28"/>
+                <w:szCs w:val="28"/>
+              </w:rPr>
+              <w:t>617 722</w:t>
             </w:r>
           </w:p>
         </w:tc>
@@ -3376,23 +2825,21 @@
           <w:p>
             <w:pPr>
               <w:pStyle w:val="Compact"/>
-              <w:spacing w:line="360" w:lineRule="auto"/>
-              <w:rPr>
-                <w:rFonts w:ascii="Times New Roman" w:hAnsi="Times New Roman" w:cs="Times New Roman"/>
-                <w:sz w:val="28"/>
-                <w:szCs w:val="28"/>
-              </w:rPr>
-            </w:pPr>
-          </w:p>
-        </w:tc>
-        <w:tc>
-          <w:tcPr>
-            <w:tcW w:w="0" w:type="auto"/>
-          </w:tcPr>
-          <w:p>
-            <w:pPr>
-              <w:pStyle w:val="Compact"/>
-              <w:spacing w:line="360" w:lineRule="auto"/>
+              <w:rPr>
+                <w:rFonts w:ascii="Times New Roman" w:hAnsi="Times New Roman" w:cs="Times New Roman"/>
+                <w:sz w:val="28"/>
+                <w:szCs w:val="28"/>
+              </w:rPr>
+            </w:pPr>
+          </w:p>
+        </w:tc>
+        <w:tc>
+          <w:tcPr>
+            <w:tcW w:w="0" w:type="auto"/>
+          </w:tcPr>
+          <w:p>
+            <w:pPr>
+              <w:pStyle w:val="Compact"/>
               <w:jc w:val="right"/>
               <w:rPr>
                 <w:rFonts w:ascii="Times New Roman" w:hAnsi="Times New Roman" w:cs="Times New Roman"/>
@@ -3417,76 +2864,84 @@
           <w:p>
             <w:pPr>
               <w:pStyle w:val="Compact"/>
-              <w:spacing w:line="360" w:lineRule="auto"/>
-              <w:jc w:val="right"/>
-              <w:rPr>
-                <w:rFonts w:ascii="Times New Roman" w:hAnsi="Times New Roman" w:cs="Times New Roman"/>
-                <w:sz w:val="28"/>
-                <w:szCs w:val="28"/>
-              </w:rPr>
-            </w:pPr>
-            <w:r>
-              <w:rPr>
-                <w:rFonts w:ascii="Times New Roman" w:hAnsi="Times New Roman" w:cs="Times New Roman"/>
-                <w:sz w:val="28"/>
-                <w:szCs w:val="28"/>
-              </w:rPr>
-              <w:t>20.679</w:t>
-            </w:r>
-          </w:p>
-        </w:tc>
-        <w:tc>
-          <w:tcPr>
-            <w:tcW w:w="0" w:type="auto"/>
-          </w:tcPr>
-          <w:p>
-            <w:pPr>
-              <w:pStyle w:val="Compact"/>
-              <w:spacing w:line="360" w:lineRule="auto"/>
-              <w:jc w:val="right"/>
-              <w:rPr>
-                <w:rFonts w:ascii="Times New Roman" w:hAnsi="Times New Roman" w:cs="Times New Roman"/>
-                <w:sz w:val="28"/>
-                <w:szCs w:val="28"/>
-              </w:rPr>
-            </w:pPr>
-            <w:r>
-              <w:rPr>
-                <w:rFonts w:ascii="Times New Roman" w:hAnsi="Times New Roman" w:cs="Times New Roman"/>
-                <w:sz w:val="28"/>
-                <w:szCs w:val="28"/>
-              </w:rPr>
-              <w:t>0.160</w:t>
-            </w:r>
-          </w:p>
-        </w:tc>
-        <w:tc>
-          <w:tcPr>
-            <w:tcW w:w="0" w:type="auto"/>
-          </w:tcPr>
-          <w:p>
-            <w:pPr>
-              <w:pStyle w:val="Compact"/>
-              <w:spacing w:line="360" w:lineRule="auto"/>
-              <w:jc w:val="right"/>
-              <w:rPr>
-                <w:rFonts w:ascii="Times New Roman" w:hAnsi="Times New Roman" w:cs="Times New Roman"/>
-                <w:sz w:val="28"/>
-                <w:szCs w:val="28"/>
-              </w:rPr>
-            </w:pPr>
-            <w:r>
-              <w:rPr>
-                <w:rFonts w:ascii="Times New Roman" w:hAnsi="Times New Roman" w:cs="Times New Roman"/>
-                <w:sz w:val="28"/>
-                <w:szCs w:val="28"/>
-              </w:rPr>
-              <w:t>703 034</w:t>
+              <w:jc w:val="right"/>
+              <w:rPr>
+                <w:rFonts w:ascii="Times New Roman" w:hAnsi="Times New Roman" w:cs="Times New Roman"/>
+                <w:sz w:val="28"/>
+                <w:szCs w:val="28"/>
+              </w:rPr>
+            </w:pPr>
+            <w:r>
+              <w:rPr>
+                <w:rFonts w:ascii="Times New Roman" w:hAnsi="Times New Roman" w:cs="Times New Roman"/>
+                <w:sz w:val="28"/>
+                <w:szCs w:val="28"/>
+              </w:rPr>
+              <w:t>8.547</w:t>
+            </w:r>
+          </w:p>
+        </w:tc>
+        <w:tc>
+          <w:tcPr>
+            <w:tcW w:w="0" w:type="auto"/>
+          </w:tcPr>
+          <w:p>
+            <w:pPr>
+              <w:pStyle w:val="Compact"/>
+              <w:jc w:val="right"/>
+              <w:rPr>
+                <w:rFonts w:ascii="Times New Roman" w:hAnsi="Times New Roman" w:cs="Times New Roman"/>
+                <w:sz w:val="28"/>
+                <w:szCs w:val="28"/>
+              </w:rPr>
+            </w:pPr>
+            <w:r>
+              <w:rPr>
+                <w:rFonts w:ascii="Times New Roman" w:hAnsi="Times New Roman" w:cs="Times New Roman"/>
+                <w:sz w:val="28"/>
+                <w:szCs w:val="28"/>
+              </w:rPr>
+              <w:t>0.088</w:t>
+            </w:r>
+          </w:p>
+        </w:tc>
+        <w:tc>
+          <w:tcPr>
+            <w:tcW w:w="0" w:type="auto"/>
+          </w:tcPr>
+          <w:p>
+            <w:pPr>
+              <w:pStyle w:val="Compact"/>
+              <w:jc w:val="right"/>
+              <w:rPr>
+                <w:rFonts w:ascii="Times New Roman" w:hAnsi="Times New Roman" w:cs="Times New Roman"/>
+                <w:sz w:val="28"/>
+                <w:szCs w:val="28"/>
+              </w:rPr>
+            </w:pPr>
+            <w:r>
+              <w:rPr>
+                <w:rFonts w:ascii="Times New Roman" w:hAnsi="Times New Roman" w:cs="Times New Roman"/>
+                <w:sz w:val="28"/>
+                <w:szCs w:val="28"/>
+              </w:rPr>
+              <w:t>540 058</w:t>
             </w:r>
           </w:p>
         </w:tc>
       </w:tr>
     </w:tbl>
+    <w:p>
+      <w:pPr>
+        <w:pStyle w:val="TableCaption"/>
+        <w:spacing w:line="360" w:lineRule="auto"/>
+        <w:rPr>
+          <w:rFonts w:ascii="Times New Roman" w:hAnsi="Times New Roman" w:cs="Times New Roman"/>
+          <w:sz w:val="28"/>
+          <w:szCs w:val="28"/>
+        </w:rPr>
+      </w:pPr>
+    </w:p>
     <w:p>
       <w:pPr>
         <w:pStyle w:val="a0"/>
@@ -3506,13 +2961,13 @@
           <w:noProof/>
           <w:sz w:val="28"/>
           <w:szCs w:val="28"/>
-        </w:rPr>
-        <w:lastRenderedPageBreak/>
+          <w:lang w:val="ru-RU"/>
+        </w:rPr>
         <w:drawing>
-          <wp:inline distT="0" distB="0" distL="0" distR="0" wp14:anchorId="62E6D157" wp14:editId="1F8883A7">
-            <wp:extent cx="5676900" cy="2841967"/>
+          <wp:inline distT="0" distB="0" distL="0" distR="0" wp14:anchorId="3EB514A8" wp14:editId="2EA8773D">
+            <wp:extent cx="5753100" cy="2880115"/>
             <wp:effectExtent l="0" t="0" r="0" b="0"/>
-            <wp:docPr id="1368279577" name="Рисунок 4"/>
+            <wp:docPr id="1339698598" name="Рисунок 4"/>
             <wp:cNvGraphicFramePr>
               <a:graphicFrameLocks xmlns:a="http://schemas.openxmlformats.org/drawingml/2006/main" noChangeAspect="1"/>
             </wp:cNvGraphicFramePr>
@@ -3541,7 +2996,7 @@
                   <pic:spPr bwMode="auto">
                     <a:xfrm>
                       <a:off x="0" y="0"/>
-                      <a:ext cx="5678376" cy="2842706"/>
+                      <a:ext cx="5765720" cy="2886433"/>
                     </a:xfrm>
                     <a:prstGeom prst="rect">
                       <a:avLst/>
@@ -3568,43 +3023,34 @@
           <w:rFonts w:ascii="Times New Roman" w:hAnsi="Times New Roman" w:cs="Times New Roman"/>
           <w:sz w:val="28"/>
           <w:szCs w:val="28"/>
-        </w:rPr>
-      </w:pPr>
-      <w:proofErr w:type="spellStart"/>
-      <w:r>
-        <w:rPr>
-          <w:rFonts w:ascii="Times New Roman" w:hAnsi="Times New Roman" w:cs="Times New Roman"/>
-          <w:sz w:val="28"/>
-          <w:szCs w:val="28"/>
-        </w:rPr>
-        <w:t>Коэффициент</w:t>
-      </w:r>
-      <w:proofErr w:type="spellEnd"/>
-      <w:r>
-        <w:rPr>
-          <w:rFonts w:ascii="Times New Roman" w:hAnsi="Times New Roman" w:cs="Times New Roman"/>
-          <w:sz w:val="28"/>
-          <w:szCs w:val="28"/>
-        </w:rPr>
-        <w:t xml:space="preserve"> </w:t>
-      </w:r>
-      <w:proofErr w:type="spellStart"/>
-      <w:r>
-        <w:rPr>
-          <w:rFonts w:ascii="Times New Roman" w:hAnsi="Times New Roman" w:cs="Times New Roman"/>
-          <w:sz w:val="28"/>
-          <w:szCs w:val="28"/>
-        </w:rPr>
-        <w:t>сжатия</w:t>
-      </w:r>
-      <w:proofErr w:type="spellEnd"/>
-      <w:r>
-        <w:rPr>
-          <w:rFonts w:ascii="Times New Roman" w:hAnsi="Times New Roman" w:cs="Times New Roman"/>
-          <w:sz w:val="28"/>
-          <w:szCs w:val="28"/>
-        </w:rPr>
-        <w:t xml:space="preserve"> (normal)</w:t>
+          <w:lang w:val="ru-RU"/>
+        </w:rPr>
+      </w:pPr>
+      <w:r>
+        <w:rPr>
+          <w:rFonts w:ascii="Times New Roman" w:hAnsi="Times New Roman" w:cs="Times New Roman"/>
+          <w:sz w:val="28"/>
+          <w:szCs w:val="28"/>
+          <w:lang w:val="ru-RU"/>
+        </w:rPr>
+        <w:t>Коэффициент сжатия (</w:t>
+      </w:r>
+      <w:r>
+        <w:rPr>
+          <w:rFonts w:ascii="Times New Roman" w:hAnsi="Times New Roman" w:cs="Times New Roman"/>
+          <w:sz w:val="28"/>
+          <w:szCs w:val="28"/>
+        </w:rPr>
+        <w:t>normal</w:t>
+      </w:r>
+      <w:r>
+        <w:rPr>
+          <w:rFonts w:ascii="Times New Roman" w:hAnsi="Times New Roman" w:cs="Times New Roman"/>
+          <w:sz w:val="28"/>
+          <w:szCs w:val="28"/>
+          <w:lang w:val="ru-RU"/>
+        </w:rPr>
+        <w:t>)</w:t>
       </w:r>
     </w:p>
     <w:p>
@@ -3617,6 +3063,7 @@
           <w:rFonts w:ascii="Times New Roman" w:hAnsi="Times New Roman" w:cs="Times New Roman"/>
           <w:sz w:val="28"/>
           <w:szCs w:val="28"/>
+          <w:lang w:val="ru-RU"/>
         </w:rPr>
       </w:pPr>
       <w:r>
@@ -3625,12 +3072,14 @@
           <w:noProof/>
           <w:sz w:val="28"/>
           <w:szCs w:val="28"/>
-        </w:rPr>
+          <w:lang w:val="ru-RU"/>
+        </w:rPr>
+        <w:lastRenderedPageBreak/>
         <w:drawing>
-          <wp:inline distT="0" distB="0" distL="0" distR="0" wp14:anchorId="2E9B2699" wp14:editId="5E106CCD">
-            <wp:extent cx="5660998" cy="2834005"/>
+          <wp:inline distT="0" distB="0" distL="0" distR="0" wp14:anchorId="3CB84DA6" wp14:editId="15E514DE">
+            <wp:extent cx="5532120" cy="2769577"/>
             <wp:effectExtent l="0" t="0" r="0" b="0"/>
-            <wp:docPr id="1359472894" name="Рисунок 5"/>
+            <wp:docPr id="1908356005" name="Рисунок 5"/>
             <wp:cNvGraphicFramePr>
               <a:graphicFrameLocks xmlns:a="http://schemas.openxmlformats.org/drawingml/2006/main" noChangeAspect="1"/>
             </wp:cNvGraphicFramePr>
@@ -3659,7 +3108,7 @@
                   <pic:spPr bwMode="auto">
                     <a:xfrm>
                       <a:off x="0" y="0"/>
-                      <a:ext cx="5696583" cy="2851819"/>
+                      <a:ext cx="5534162" cy="2770599"/>
                     </a:xfrm>
                     <a:prstGeom prst="rect">
                       <a:avLst/>
@@ -3675,41 +3124,31 @@
           </wp:inline>
         </w:drawing>
       </w:r>
-      <w:proofErr w:type="spellStart"/>
-      <w:r>
-        <w:rPr>
-          <w:rFonts w:ascii="Times New Roman" w:hAnsi="Times New Roman" w:cs="Times New Roman"/>
-          <w:sz w:val="28"/>
-          <w:szCs w:val="28"/>
-        </w:rPr>
-        <w:t>Время</w:t>
-      </w:r>
-      <w:proofErr w:type="spellEnd"/>
-      <w:r>
-        <w:rPr>
-          <w:rFonts w:ascii="Times New Roman" w:hAnsi="Times New Roman" w:cs="Times New Roman"/>
-          <w:sz w:val="28"/>
-          <w:szCs w:val="28"/>
-        </w:rPr>
-        <w:t xml:space="preserve"> </w:t>
-      </w:r>
-      <w:proofErr w:type="spellStart"/>
-      <w:r>
-        <w:rPr>
-          <w:rFonts w:ascii="Times New Roman" w:hAnsi="Times New Roman" w:cs="Times New Roman"/>
-          <w:sz w:val="28"/>
-          <w:szCs w:val="28"/>
-        </w:rPr>
-        <w:t>сжатия</w:t>
-      </w:r>
-      <w:proofErr w:type="spellEnd"/>
-      <w:r>
-        <w:rPr>
-          <w:rFonts w:ascii="Times New Roman" w:hAnsi="Times New Roman" w:cs="Times New Roman"/>
-          <w:sz w:val="28"/>
-          <w:szCs w:val="28"/>
-        </w:rPr>
-        <w:t xml:space="preserve"> (normal)</w:t>
+      <w:r>
+        <w:rPr>
+          <w:rFonts w:ascii="Times New Roman" w:hAnsi="Times New Roman" w:cs="Times New Roman"/>
+          <w:sz w:val="28"/>
+          <w:szCs w:val="28"/>
+          <w:lang w:val="ru-RU"/>
+        </w:rPr>
+        <w:t>Время сжатия (</w:t>
+      </w:r>
+      <w:r>
+        <w:rPr>
+          <w:rFonts w:ascii="Times New Roman" w:hAnsi="Times New Roman" w:cs="Times New Roman"/>
+          <w:sz w:val="28"/>
+          <w:szCs w:val="28"/>
+        </w:rPr>
+        <w:t>normal</w:t>
+      </w:r>
+      <w:r>
+        <w:rPr>
+          <w:rFonts w:ascii="Times New Roman" w:hAnsi="Times New Roman" w:cs="Times New Roman"/>
+          <w:sz w:val="28"/>
+          <w:szCs w:val="28"/>
+          <w:lang w:val="ru-RU"/>
+        </w:rPr>
+        <w:t>)</w:t>
       </w:r>
     </w:p>
     <w:p>
@@ -3722,6 +3161,7 @@
           <w:rFonts w:ascii="Times New Roman" w:hAnsi="Times New Roman" w:cs="Times New Roman"/>
           <w:sz w:val="28"/>
           <w:szCs w:val="28"/>
+          <w:lang w:val="ru-RU"/>
         </w:rPr>
       </w:pPr>
       <w:r>
@@ -3730,13 +3170,13 @@
           <w:noProof/>
           <w:sz w:val="28"/>
           <w:szCs w:val="28"/>
-        </w:rPr>
-        <w:lastRenderedPageBreak/>
+          <w:lang w:val="ru-RU"/>
+        </w:rPr>
         <w:drawing>
-          <wp:inline distT="0" distB="0" distL="0" distR="0" wp14:anchorId="3BE27F89" wp14:editId="761C1661">
-            <wp:extent cx="5616179" cy="2811569"/>
+          <wp:inline distT="0" distB="0" distL="0" distR="0" wp14:anchorId="388ED27B" wp14:editId="2580A8A9">
+            <wp:extent cx="5638165" cy="2822575"/>
             <wp:effectExtent l="0" t="0" r="0" b="0"/>
-            <wp:docPr id="162279238" name="Рисунок 6"/>
+            <wp:docPr id="1802266431" name="Рисунок 6"/>
             <wp:cNvGraphicFramePr>
               <a:graphicFrameLocks xmlns:a="http://schemas.openxmlformats.org/drawingml/2006/main" noChangeAspect="1"/>
             </wp:cNvGraphicFramePr>
@@ -3765,7 +3205,7 @@
                   <pic:spPr bwMode="auto">
                     <a:xfrm>
                       <a:off x="0" y="0"/>
-                      <a:ext cx="5644556" cy="2825775"/>
+                      <a:ext cx="5645742" cy="2826368"/>
                     </a:xfrm>
                     <a:prstGeom prst="rect">
                       <a:avLst/>
@@ -3781,41 +3221,31 @@
           </wp:inline>
         </w:drawing>
       </w:r>
-      <w:proofErr w:type="spellStart"/>
-      <w:r>
-        <w:rPr>
-          <w:rFonts w:ascii="Times New Roman" w:hAnsi="Times New Roman" w:cs="Times New Roman"/>
-          <w:sz w:val="28"/>
-          <w:szCs w:val="28"/>
-        </w:rPr>
-        <w:t>Время</w:t>
-      </w:r>
-      <w:proofErr w:type="spellEnd"/>
-      <w:r>
-        <w:rPr>
-          <w:rFonts w:ascii="Times New Roman" w:hAnsi="Times New Roman" w:cs="Times New Roman"/>
-          <w:sz w:val="28"/>
-          <w:szCs w:val="28"/>
-        </w:rPr>
-        <w:t xml:space="preserve"> </w:t>
-      </w:r>
-      <w:proofErr w:type="spellStart"/>
-      <w:r>
-        <w:rPr>
-          <w:rFonts w:ascii="Times New Roman" w:hAnsi="Times New Roman" w:cs="Times New Roman"/>
-          <w:sz w:val="28"/>
-          <w:szCs w:val="28"/>
-        </w:rPr>
-        <w:t>распаковки</w:t>
-      </w:r>
-      <w:proofErr w:type="spellEnd"/>
-      <w:r>
-        <w:rPr>
-          <w:rFonts w:ascii="Times New Roman" w:hAnsi="Times New Roman" w:cs="Times New Roman"/>
-          <w:sz w:val="28"/>
-          <w:szCs w:val="28"/>
-        </w:rPr>
-        <w:t xml:space="preserve"> (normal)</w:t>
+      <w:r>
+        <w:rPr>
+          <w:rFonts w:ascii="Times New Roman" w:hAnsi="Times New Roman" w:cs="Times New Roman"/>
+          <w:sz w:val="28"/>
+          <w:szCs w:val="28"/>
+          <w:lang w:val="ru-RU"/>
+        </w:rPr>
+        <w:t>Время распаковки (</w:t>
+      </w:r>
+      <w:r>
+        <w:rPr>
+          <w:rFonts w:ascii="Times New Roman" w:hAnsi="Times New Roman" w:cs="Times New Roman"/>
+          <w:sz w:val="28"/>
+          <w:szCs w:val="28"/>
+        </w:rPr>
+        <w:t>normal</w:t>
+      </w:r>
+      <w:r>
+        <w:rPr>
+          <w:rFonts w:ascii="Times New Roman" w:hAnsi="Times New Roman" w:cs="Times New Roman"/>
+          <w:sz w:val="28"/>
+          <w:szCs w:val="28"/>
+          <w:lang w:val="ru-RU"/>
+        </w:rPr>
+        <w:t>)</w:t>
       </w:r>
     </w:p>
     <w:p>
@@ -3827,17 +3257,16 @@
           <w:rFonts w:ascii="Times New Roman" w:hAnsi="Times New Roman" w:cs="Times New Roman"/>
           <w:sz w:val="28"/>
           <w:szCs w:val="28"/>
-          <w:lang w:val="ru-RU"/>
-        </w:rPr>
-      </w:pPr>
-      <w:r>
-        <w:rPr>
-          <w:rFonts w:ascii="Times New Roman" w:hAnsi="Times New Roman" w:cs="Times New Roman"/>
-          <w:sz w:val="28"/>
-          <w:szCs w:val="28"/>
-          <w:lang w:val="ru-RU"/>
-        </w:rPr>
-        <w:t>Режим -9 показывает отличное сжатие (</w:t>
+        </w:rPr>
+      </w:pPr>
+      <w:r>
+        <w:rPr>
+          <w:rFonts w:ascii="Times New Roman" w:hAnsi="Times New Roman" w:cs="Times New Roman"/>
+          <w:sz w:val="28"/>
+          <w:szCs w:val="28"/>
+          <w:lang w:val="ru-RU"/>
+        </w:rPr>
+        <w:t>Режим -9 заметно превосходит -1 (</w:t>
       </w:r>
       <w:r>
         <w:rPr>
@@ -3854,41 +3283,7 @@
           <w:szCs w:val="28"/>
           <w:lang w:val="ru-RU"/>
         </w:rPr>
-        <w:t xml:space="preserve"> ≈ 0.88 на 800 </w:t>
-      </w:r>
-      <w:r>
-        <w:rPr>
-          <w:rFonts w:ascii="Times New Roman" w:hAnsi="Times New Roman" w:cs="Times New Roman"/>
-          <w:sz w:val="28"/>
-          <w:szCs w:val="28"/>
-        </w:rPr>
-        <w:t>KB</w:t>
-      </w:r>
-      <w:r>
-        <w:rPr>
-          <w:rFonts w:ascii="Times New Roman" w:hAnsi="Times New Roman" w:cs="Times New Roman"/>
-          <w:sz w:val="28"/>
-          <w:szCs w:val="28"/>
-          <w:lang w:val="ru-RU"/>
-        </w:rPr>
-        <w:t>), значительно лучше -1 (</w:t>
-      </w:r>
-      <w:r>
-        <w:rPr>
-          <w:rFonts w:ascii="Times New Roman" w:hAnsi="Times New Roman" w:cs="Times New Roman"/>
-          <w:sz w:val="28"/>
-          <w:szCs w:val="28"/>
-        </w:rPr>
-        <w:t>ratio</w:t>
-      </w:r>
-      <w:r>
-        <w:rPr>
-          <w:rFonts w:ascii="Times New Roman" w:hAnsi="Times New Roman" w:cs="Times New Roman"/>
-          <w:sz w:val="28"/>
-          <w:szCs w:val="28"/>
-          <w:lang w:val="ru-RU"/>
-        </w:rPr>
-        <w:t xml:space="preserve"> ≈ 2.0). Это связано с тем, что </w:t>
+        <w:t xml:space="preserve"> ≈ 0.67–0.78 против 0.77–0.87), так как </w:t>
       </w:r>
       <w:r>
         <w:rPr>
@@ -3905,41 +3300,7 @@
           <w:szCs w:val="28"/>
           <w:lang w:val="ru-RU"/>
         </w:rPr>
-        <w:t xml:space="preserve"> эффективно сжимает токены-литералы и малые </w:t>
-      </w:r>
-      <w:r>
-        <w:rPr>
-          <w:rFonts w:ascii="Times New Roman" w:hAnsi="Times New Roman" w:cs="Times New Roman"/>
-          <w:sz w:val="28"/>
-          <w:szCs w:val="28"/>
-        </w:rPr>
-        <w:t>offset</w:t>
-      </w:r>
-      <w:r>
-        <w:rPr>
-          <w:rFonts w:ascii="Times New Roman" w:hAnsi="Times New Roman" w:cs="Times New Roman"/>
-          <w:sz w:val="28"/>
-          <w:szCs w:val="28"/>
-          <w:lang w:val="ru-RU"/>
-        </w:rPr>
-        <w:t>/</w:t>
-      </w:r>
-      <w:r>
-        <w:rPr>
-          <w:rFonts w:ascii="Times New Roman" w:hAnsi="Times New Roman" w:cs="Times New Roman"/>
-          <w:sz w:val="28"/>
-          <w:szCs w:val="28"/>
-        </w:rPr>
-        <w:t>length</w:t>
-      </w:r>
-      <w:r>
-        <w:rPr>
-          <w:rFonts w:ascii="Times New Roman" w:hAnsi="Times New Roman" w:cs="Times New Roman"/>
-          <w:sz w:val="28"/>
-          <w:szCs w:val="28"/>
-          <w:lang w:val="ru-RU"/>
-        </w:rPr>
-        <w:t xml:space="preserve">. Чистый </w:t>
+        <w:t xml:space="preserve"> эффективно сжимает бит-пакет токенов при наличии предпочтения к определённым байтам. </w:t>
       </w:r>
       <w:r>
         <w:rPr>
@@ -3956,24 +3317,7 @@
           <w:szCs w:val="28"/>
           <w:lang w:val="ru-RU"/>
         </w:rPr>
-        <w:t xml:space="preserve">77 раздувает файл из-за </w:t>
-      </w:r>
-      <w:r>
-        <w:rPr>
-          <w:rFonts w:ascii="Times New Roman" w:hAnsi="Times New Roman" w:cs="Times New Roman"/>
-          <w:sz w:val="28"/>
-          <w:szCs w:val="28"/>
-        </w:rPr>
-        <w:t>overhead</w:t>
-      </w:r>
-      <w:r>
-        <w:rPr>
-          <w:rFonts w:ascii="Times New Roman" w:hAnsi="Times New Roman" w:cs="Times New Roman"/>
-          <w:sz w:val="28"/>
-          <w:szCs w:val="28"/>
-          <w:lang w:val="ru-RU"/>
-        </w:rPr>
-        <w:t xml:space="preserve"> токенов на данных с короткими матчами.</w:t>
+        <w:t>77 также хорошо справляется благодаря кластерам похожих значений.</w:t>
       </w:r>
     </w:p>
     <w:p>
@@ -3999,9 +3343,9 @@
           <w:szCs w:val="28"/>
           <w:lang w:val="ru-RU"/>
         </w:rPr>
+        <w:lastRenderedPageBreak/>
         <w:t>Синтетические данные: высокая повторяемость (</w:t>
       </w:r>
-      <w:proofErr w:type="spellStart"/>
       <w:r>
         <w:rPr>
           <w:rFonts w:ascii="Times New Roman" w:hAnsi="Times New Roman" w:cs="Times New Roman"/>
@@ -4011,7 +3355,6 @@
         </w:rPr>
         <w:t>twoletter</w:t>
       </w:r>
-      <w:proofErr w:type="spellEnd"/>
       <w:r>
         <w:rPr>
           <w:rFonts w:ascii="Times New Roman" w:hAnsi="Times New Roman" w:cs="Times New Roman"/>
@@ -4030,17 +3373,43 @@
         <w:ind w:firstLine="709"/>
         <w:rPr>
           <w:rFonts w:ascii="Times New Roman" w:hAnsi="Times New Roman" w:cs="Times New Roman"/>
-          <w:sz w:val="28"/>
-          <w:szCs w:val="28"/>
-        </w:rPr>
-      </w:pPr>
-      <w:r>
-        <w:rPr>
-          <w:rFonts w:ascii="Times New Roman" w:hAnsi="Times New Roman" w:cs="Times New Roman"/>
-          <w:sz w:val="28"/>
-          <w:szCs w:val="28"/>
-        </w:rPr>
-        <w:t>Результаты для датасета twoletter</w:t>
+          <w:i w:val="0"/>
+          <w:iCs/>
+          <w:sz w:val="28"/>
+          <w:szCs w:val="28"/>
+        </w:rPr>
+      </w:pPr>
+      <w:r>
+        <w:rPr>
+          <w:rFonts w:ascii="Times New Roman" w:hAnsi="Times New Roman" w:cs="Times New Roman"/>
+          <w:i w:val="0"/>
+          <w:iCs/>
+          <w:sz w:val="28"/>
+          <w:szCs w:val="28"/>
+          <w:lang w:val="ru-RU"/>
+        </w:rPr>
+        <w:t xml:space="preserve">Ниже результаты на данных с экстремальной повторяемостью (чередование двух байтов). Здесь ожидаемо отличное сжатие — </w:t>
+      </w:r>
+      <w:r>
+        <w:rPr>
+          <w:rFonts w:ascii="Times New Roman" w:hAnsi="Times New Roman" w:cs="Times New Roman"/>
+          <w:i w:val="0"/>
+          <w:iCs/>
+          <w:sz w:val="28"/>
+          <w:szCs w:val="28"/>
+        </w:rPr>
+        <w:t>LZ</w:t>
+      </w:r>
+      <w:r>
+        <w:rPr>
+          <w:rFonts w:ascii="Times New Roman" w:hAnsi="Times New Roman" w:cs="Times New Roman"/>
+          <w:i w:val="0"/>
+          <w:iCs/>
+          <w:sz w:val="28"/>
+          <w:szCs w:val="28"/>
+          <w:lang w:val="ru-RU"/>
+        </w:rPr>
+        <w:t>77 находит очень длинные матчи.</w:t>
       </w:r>
     </w:p>
     <w:tbl>
@@ -4068,7 +3437,6 @@
           <w:p>
             <w:pPr>
               <w:pStyle w:val="Compact"/>
-              <w:spacing w:line="360" w:lineRule="auto"/>
               <w:rPr>
                 <w:rFonts w:ascii="Times New Roman" w:hAnsi="Times New Roman" w:cs="Times New Roman"/>
                 <w:sz w:val="28"/>
@@ -4092,7 +3460,6 @@
           <w:p>
             <w:pPr>
               <w:pStyle w:val="Compact"/>
-              <w:spacing w:line="360" w:lineRule="auto"/>
               <w:jc w:val="right"/>
               <w:rPr>
                 <w:rFonts w:ascii="Times New Roman" w:hAnsi="Times New Roman" w:cs="Times New Roman"/>
@@ -4117,7 +3484,6 @@
           <w:p>
             <w:pPr>
               <w:pStyle w:val="Compact"/>
-              <w:spacing w:line="360" w:lineRule="auto"/>
               <w:jc w:val="right"/>
               <w:rPr>
                 <w:rFonts w:ascii="Times New Roman" w:hAnsi="Times New Roman" w:cs="Times New Roman"/>
@@ -4142,7 +3508,6 @@
           <w:p>
             <w:pPr>
               <w:pStyle w:val="Compact"/>
-              <w:spacing w:line="360" w:lineRule="auto"/>
               <w:jc w:val="right"/>
               <w:rPr>
                 <w:rFonts w:ascii="Times New Roman" w:hAnsi="Times New Roman" w:cs="Times New Roman"/>
@@ -4167,7 +3532,6 @@
           <w:p>
             <w:pPr>
               <w:pStyle w:val="Compact"/>
-              <w:spacing w:line="360" w:lineRule="auto"/>
               <w:jc w:val="right"/>
               <w:rPr>
                 <w:rFonts w:ascii="Times New Roman" w:hAnsi="Times New Roman" w:cs="Times New Roman"/>
@@ -4194,7 +3558,6 @@
           <w:p>
             <w:pPr>
               <w:pStyle w:val="Compact"/>
-              <w:spacing w:line="360" w:lineRule="auto"/>
               <w:rPr>
                 <w:rFonts w:ascii="Times New Roman" w:hAnsi="Times New Roman" w:cs="Times New Roman"/>
                 <w:sz w:val="28"/>
@@ -4218,7 +3581,6 @@
           <w:p>
             <w:pPr>
               <w:pStyle w:val="Compact"/>
-              <w:spacing w:line="360" w:lineRule="auto"/>
               <w:jc w:val="right"/>
               <w:rPr>
                 <w:rFonts w:ascii="Times New Roman" w:hAnsi="Times New Roman" w:cs="Times New Roman"/>
@@ -4243,71 +3605,68 @@
           <w:p>
             <w:pPr>
               <w:pStyle w:val="Compact"/>
-              <w:spacing w:line="360" w:lineRule="auto"/>
-              <w:jc w:val="right"/>
-              <w:rPr>
-                <w:rFonts w:ascii="Times New Roman" w:hAnsi="Times New Roman" w:cs="Times New Roman"/>
-                <w:sz w:val="28"/>
-                <w:szCs w:val="28"/>
-              </w:rPr>
-            </w:pPr>
-            <w:r>
-              <w:rPr>
-                <w:rFonts w:ascii="Times New Roman" w:hAnsi="Times New Roman" w:cs="Times New Roman"/>
-                <w:sz w:val="28"/>
-                <w:szCs w:val="28"/>
-              </w:rPr>
-              <w:t>0.540</w:t>
-            </w:r>
-          </w:p>
-        </w:tc>
-        <w:tc>
-          <w:tcPr>
-            <w:tcW w:w="0" w:type="auto"/>
-          </w:tcPr>
-          <w:p>
-            <w:pPr>
-              <w:pStyle w:val="Compact"/>
-              <w:spacing w:line="360" w:lineRule="auto"/>
-              <w:jc w:val="right"/>
-              <w:rPr>
-                <w:rFonts w:ascii="Times New Roman" w:hAnsi="Times New Roman" w:cs="Times New Roman"/>
-                <w:sz w:val="28"/>
-                <w:szCs w:val="28"/>
-              </w:rPr>
-            </w:pPr>
-            <w:r>
-              <w:rPr>
-                <w:rFonts w:ascii="Times New Roman" w:hAnsi="Times New Roman" w:cs="Times New Roman"/>
-                <w:sz w:val="28"/>
-                <w:szCs w:val="28"/>
-              </w:rPr>
-              <w:t>0.017</w:t>
-            </w:r>
-          </w:p>
-        </w:tc>
-        <w:tc>
-          <w:tcPr>
-            <w:tcW w:w="0" w:type="auto"/>
-          </w:tcPr>
-          <w:p>
-            <w:pPr>
-              <w:pStyle w:val="Compact"/>
-              <w:spacing w:line="360" w:lineRule="auto"/>
-              <w:jc w:val="right"/>
-              <w:rPr>
-                <w:rFonts w:ascii="Times New Roman" w:hAnsi="Times New Roman" w:cs="Times New Roman"/>
-                <w:sz w:val="28"/>
-                <w:szCs w:val="28"/>
-              </w:rPr>
-            </w:pPr>
-            <w:r>
-              <w:rPr>
-                <w:rFonts w:ascii="Times New Roman" w:hAnsi="Times New Roman" w:cs="Times New Roman"/>
-                <w:sz w:val="28"/>
-                <w:szCs w:val="28"/>
-              </w:rPr>
-              <w:t>42</w:t>
+              <w:jc w:val="right"/>
+              <w:rPr>
+                <w:rFonts w:ascii="Times New Roman" w:hAnsi="Times New Roman" w:cs="Times New Roman"/>
+                <w:sz w:val="28"/>
+                <w:szCs w:val="28"/>
+              </w:rPr>
+            </w:pPr>
+            <w:r>
+              <w:rPr>
+                <w:rFonts w:ascii="Times New Roman" w:hAnsi="Times New Roman" w:cs="Times New Roman"/>
+                <w:sz w:val="28"/>
+                <w:szCs w:val="28"/>
+              </w:rPr>
+              <w:t>0.488</w:t>
+            </w:r>
+          </w:p>
+        </w:tc>
+        <w:tc>
+          <w:tcPr>
+            <w:tcW w:w="0" w:type="auto"/>
+          </w:tcPr>
+          <w:p>
+            <w:pPr>
+              <w:pStyle w:val="Compact"/>
+              <w:jc w:val="right"/>
+              <w:rPr>
+                <w:rFonts w:ascii="Times New Roman" w:hAnsi="Times New Roman" w:cs="Times New Roman"/>
+                <w:sz w:val="28"/>
+                <w:szCs w:val="28"/>
+              </w:rPr>
+            </w:pPr>
+            <w:r>
+              <w:rPr>
+                <w:rFonts w:ascii="Times New Roman" w:hAnsi="Times New Roman" w:cs="Times New Roman"/>
+                <w:sz w:val="28"/>
+                <w:szCs w:val="28"/>
+              </w:rPr>
+              <w:t>0.025</w:t>
+            </w:r>
+          </w:p>
+        </w:tc>
+        <w:tc>
+          <w:tcPr>
+            <w:tcW w:w="0" w:type="auto"/>
+          </w:tcPr>
+          <w:p>
+            <w:pPr>
+              <w:pStyle w:val="Compact"/>
+              <w:jc w:val="right"/>
+              <w:rPr>
+                <w:rFonts w:ascii="Times New Roman" w:hAnsi="Times New Roman" w:cs="Times New Roman"/>
+                <w:sz w:val="28"/>
+                <w:szCs w:val="28"/>
+              </w:rPr>
+            </w:pPr>
+            <w:r>
+              <w:rPr>
+                <w:rFonts w:ascii="Times New Roman" w:hAnsi="Times New Roman" w:cs="Times New Roman"/>
+                <w:sz w:val="28"/>
+                <w:szCs w:val="28"/>
+              </w:rPr>
+              <w:t>44</w:t>
             </w:r>
           </w:p>
         </w:tc>
@@ -4320,23 +3679,21 @@
           <w:p>
             <w:pPr>
               <w:pStyle w:val="Compact"/>
-              <w:spacing w:line="360" w:lineRule="auto"/>
-              <w:rPr>
-                <w:rFonts w:ascii="Times New Roman" w:hAnsi="Times New Roman" w:cs="Times New Roman"/>
-                <w:sz w:val="28"/>
-                <w:szCs w:val="28"/>
-              </w:rPr>
-            </w:pPr>
-          </w:p>
-        </w:tc>
-        <w:tc>
-          <w:tcPr>
-            <w:tcW w:w="0" w:type="auto"/>
-          </w:tcPr>
-          <w:p>
-            <w:pPr>
-              <w:pStyle w:val="Compact"/>
-              <w:spacing w:line="360" w:lineRule="auto"/>
+              <w:rPr>
+                <w:rFonts w:ascii="Times New Roman" w:hAnsi="Times New Roman" w:cs="Times New Roman"/>
+                <w:sz w:val="28"/>
+                <w:szCs w:val="28"/>
+              </w:rPr>
+            </w:pPr>
+          </w:p>
+        </w:tc>
+        <w:tc>
+          <w:tcPr>
+            <w:tcW w:w="0" w:type="auto"/>
+          </w:tcPr>
+          <w:p>
+            <w:pPr>
+              <w:pStyle w:val="Compact"/>
               <w:jc w:val="right"/>
               <w:rPr>
                 <w:rFonts w:ascii="Times New Roman" w:hAnsi="Times New Roman" w:cs="Times New Roman"/>
@@ -4361,71 +3718,68 @@
           <w:p>
             <w:pPr>
               <w:pStyle w:val="Compact"/>
-              <w:spacing w:line="360" w:lineRule="auto"/>
-              <w:jc w:val="right"/>
-              <w:rPr>
-                <w:rFonts w:ascii="Times New Roman" w:hAnsi="Times New Roman" w:cs="Times New Roman"/>
-                <w:sz w:val="28"/>
-                <w:szCs w:val="28"/>
-              </w:rPr>
-            </w:pPr>
-            <w:r>
-              <w:rPr>
-                <w:rFonts w:ascii="Times New Roman" w:hAnsi="Times New Roman" w:cs="Times New Roman"/>
-                <w:sz w:val="28"/>
-                <w:szCs w:val="28"/>
-              </w:rPr>
-              <w:t>0.499</w:t>
-            </w:r>
-          </w:p>
-        </w:tc>
-        <w:tc>
-          <w:tcPr>
-            <w:tcW w:w="0" w:type="auto"/>
-          </w:tcPr>
-          <w:p>
-            <w:pPr>
-              <w:pStyle w:val="Compact"/>
-              <w:spacing w:line="360" w:lineRule="auto"/>
-              <w:jc w:val="right"/>
-              <w:rPr>
-                <w:rFonts w:ascii="Times New Roman" w:hAnsi="Times New Roman" w:cs="Times New Roman"/>
-                <w:sz w:val="28"/>
-                <w:szCs w:val="28"/>
-              </w:rPr>
-            </w:pPr>
-            <w:r>
-              <w:rPr>
-                <w:rFonts w:ascii="Times New Roman" w:hAnsi="Times New Roman" w:cs="Times New Roman"/>
-                <w:sz w:val="28"/>
-                <w:szCs w:val="28"/>
-              </w:rPr>
-              <w:t>0.020</w:t>
-            </w:r>
-          </w:p>
-        </w:tc>
-        <w:tc>
-          <w:tcPr>
-            <w:tcW w:w="0" w:type="auto"/>
-          </w:tcPr>
-          <w:p>
-            <w:pPr>
-              <w:pStyle w:val="Compact"/>
-              <w:spacing w:line="360" w:lineRule="auto"/>
-              <w:jc w:val="right"/>
-              <w:rPr>
-                <w:rFonts w:ascii="Times New Roman" w:hAnsi="Times New Roman" w:cs="Times New Roman"/>
-                <w:sz w:val="28"/>
-                <w:szCs w:val="28"/>
-              </w:rPr>
-            </w:pPr>
-            <w:r>
-              <w:rPr>
-                <w:rFonts w:ascii="Times New Roman" w:hAnsi="Times New Roman" w:cs="Times New Roman"/>
-                <w:sz w:val="28"/>
-                <w:szCs w:val="28"/>
-              </w:rPr>
-              <w:t>55</w:t>
+              <w:jc w:val="right"/>
+              <w:rPr>
+                <w:rFonts w:ascii="Times New Roman" w:hAnsi="Times New Roman" w:cs="Times New Roman"/>
+                <w:sz w:val="28"/>
+                <w:szCs w:val="28"/>
+              </w:rPr>
+            </w:pPr>
+            <w:r>
+              <w:rPr>
+                <w:rFonts w:ascii="Times New Roman" w:hAnsi="Times New Roman" w:cs="Times New Roman"/>
+                <w:sz w:val="28"/>
+                <w:szCs w:val="28"/>
+              </w:rPr>
+              <w:t>0.413</w:t>
+            </w:r>
+          </w:p>
+        </w:tc>
+        <w:tc>
+          <w:tcPr>
+            <w:tcW w:w="0" w:type="auto"/>
+          </w:tcPr>
+          <w:p>
+            <w:pPr>
+              <w:pStyle w:val="Compact"/>
+              <w:jc w:val="right"/>
+              <w:rPr>
+                <w:rFonts w:ascii="Times New Roman" w:hAnsi="Times New Roman" w:cs="Times New Roman"/>
+                <w:sz w:val="28"/>
+                <w:szCs w:val="28"/>
+              </w:rPr>
+            </w:pPr>
+            <w:r>
+              <w:rPr>
+                <w:rFonts w:ascii="Times New Roman" w:hAnsi="Times New Roman" w:cs="Times New Roman"/>
+                <w:sz w:val="28"/>
+                <w:szCs w:val="28"/>
+              </w:rPr>
+              <w:t>0.079</w:t>
+            </w:r>
+          </w:p>
+        </w:tc>
+        <w:tc>
+          <w:tcPr>
+            <w:tcW w:w="0" w:type="auto"/>
+          </w:tcPr>
+          <w:p>
+            <w:pPr>
+              <w:pStyle w:val="Compact"/>
+              <w:jc w:val="right"/>
+              <w:rPr>
+                <w:rFonts w:ascii="Times New Roman" w:hAnsi="Times New Roman" w:cs="Times New Roman"/>
+                <w:sz w:val="28"/>
+                <w:szCs w:val="28"/>
+              </w:rPr>
+            </w:pPr>
+            <w:r>
+              <w:rPr>
+                <w:rFonts w:ascii="Times New Roman" w:hAnsi="Times New Roman" w:cs="Times New Roman"/>
+                <w:sz w:val="28"/>
+                <w:szCs w:val="28"/>
+              </w:rPr>
+              <w:t>160</w:t>
             </w:r>
           </w:p>
         </w:tc>
@@ -4438,7 +3792,6 @@
           <w:p>
             <w:pPr>
               <w:pStyle w:val="Compact"/>
-              <w:spacing w:line="360" w:lineRule="auto"/>
               <w:rPr>
                 <w:rFonts w:ascii="Times New Roman" w:hAnsi="Times New Roman" w:cs="Times New Roman"/>
                 <w:sz w:val="28"/>
@@ -4462,7 +3815,6 @@
           <w:p>
             <w:pPr>
               <w:pStyle w:val="Compact"/>
-              <w:spacing w:line="360" w:lineRule="auto"/>
               <w:jc w:val="right"/>
               <w:rPr>
                 <w:rFonts w:ascii="Times New Roman" w:hAnsi="Times New Roman" w:cs="Times New Roman"/>
@@ -4487,71 +3839,68 @@
           <w:p>
             <w:pPr>
               <w:pStyle w:val="Compact"/>
-              <w:spacing w:line="360" w:lineRule="auto"/>
-              <w:jc w:val="right"/>
-              <w:rPr>
-                <w:rFonts w:ascii="Times New Roman" w:hAnsi="Times New Roman" w:cs="Times New Roman"/>
-                <w:sz w:val="28"/>
-                <w:szCs w:val="28"/>
-              </w:rPr>
-            </w:pPr>
-            <w:r>
-              <w:rPr>
-                <w:rFonts w:ascii="Times New Roman" w:hAnsi="Times New Roman" w:cs="Times New Roman"/>
-                <w:sz w:val="28"/>
-                <w:szCs w:val="28"/>
-              </w:rPr>
-              <w:t>1.956</w:t>
-            </w:r>
-          </w:p>
-        </w:tc>
-        <w:tc>
-          <w:tcPr>
-            <w:tcW w:w="0" w:type="auto"/>
-          </w:tcPr>
-          <w:p>
-            <w:pPr>
-              <w:pStyle w:val="Compact"/>
-              <w:spacing w:line="360" w:lineRule="auto"/>
-              <w:jc w:val="right"/>
-              <w:rPr>
-                <w:rFonts w:ascii="Times New Roman" w:hAnsi="Times New Roman" w:cs="Times New Roman"/>
-                <w:sz w:val="28"/>
-                <w:szCs w:val="28"/>
-              </w:rPr>
-            </w:pPr>
-            <w:r>
-              <w:rPr>
-                <w:rFonts w:ascii="Times New Roman" w:hAnsi="Times New Roman" w:cs="Times New Roman"/>
-                <w:sz w:val="28"/>
-                <w:szCs w:val="28"/>
-              </w:rPr>
-              <w:t>0.017</w:t>
-            </w:r>
-          </w:p>
-        </w:tc>
-        <w:tc>
-          <w:tcPr>
-            <w:tcW w:w="0" w:type="auto"/>
-          </w:tcPr>
-          <w:p>
-            <w:pPr>
-              <w:pStyle w:val="Compact"/>
-              <w:spacing w:line="360" w:lineRule="auto"/>
-              <w:jc w:val="right"/>
-              <w:rPr>
-                <w:rFonts w:ascii="Times New Roman" w:hAnsi="Times New Roman" w:cs="Times New Roman"/>
-                <w:sz w:val="28"/>
-                <w:szCs w:val="28"/>
-              </w:rPr>
-            </w:pPr>
-            <w:r>
-              <w:rPr>
-                <w:rFonts w:ascii="Times New Roman" w:hAnsi="Times New Roman" w:cs="Times New Roman"/>
-                <w:sz w:val="28"/>
-                <w:szCs w:val="28"/>
-              </w:rPr>
-              <w:t>42</w:t>
+              <w:jc w:val="right"/>
+              <w:rPr>
+                <w:rFonts w:ascii="Times New Roman" w:hAnsi="Times New Roman" w:cs="Times New Roman"/>
+                <w:sz w:val="28"/>
+                <w:szCs w:val="28"/>
+              </w:rPr>
+            </w:pPr>
+            <w:r>
+              <w:rPr>
+                <w:rFonts w:ascii="Times New Roman" w:hAnsi="Times New Roman" w:cs="Times New Roman"/>
+                <w:sz w:val="28"/>
+                <w:szCs w:val="28"/>
+              </w:rPr>
+              <w:t>2.274</w:t>
+            </w:r>
+          </w:p>
+        </w:tc>
+        <w:tc>
+          <w:tcPr>
+            <w:tcW w:w="0" w:type="auto"/>
+          </w:tcPr>
+          <w:p>
+            <w:pPr>
+              <w:pStyle w:val="Compact"/>
+              <w:jc w:val="right"/>
+              <w:rPr>
+                <w:rFonts w:ascii="Times New Roman" w:hAnsi="Times New Roman" w:cs="Times New Roman"/>
+                <w:sz w:val="28"/>
+                <w:szCs w:val="28"/>
+              </w:rPr>
+            </w:pPr>
+            <w:r>
+              <w:rPr>
+                <w:rFonts w:ascii="Times New Roman" w:hAnsi="Times New Roman" w:cs="Times New Roman"/>
+                <w:sz w:val="28"/>
+                <w:szCs w:val="28"/>
+              </w:rPr>
+              <w:t>0.023</w:t>
+            </w:r>
+          </w:p>
+        </w:tc>
+        <w:tc>
+          <w:tcPr>
+            <w:tcW w:w="0" w:type="auto"/>
+          </w:tcPr>
+          <w:p>
+            <w:pPr>
+              <w:pStyle w:val="Compact"/>
+              <w:jc w:val="right"/>
+              <w:rPr>
+                <w:rFonts w:ascii="Times New Roman" w:hAnsi="Times New Roman" w:cs="Times New Roman"/>
+                <w:sz w:val="28"/>
+                <w:szCs w:val="28"/>
+              </w:rPr>
+            </w:pPr>
+            <w:r>
+              <w:rPr>
+                <w:rFonts w:ascii="Times New Roman" w:hAnsi="Times New Roman" w:cs="Times New Roman"/>
+                <w:sz w:val="28"/>
+                <w:szCs w:val="28"/>
+              </w:rPr>
+              <w:t>44</w:t>
             </w:r>
           </w:p>
         </w:tc>
@@ -4564,23 +3913,21 @@
           <w:p>
             <w:pPr>
               <w:pStyle w:val="Compact"/>
-              <w:spacing w:line="360" w:lineRule="auto"/>
-              <w:rPr>
-                <w:rFonts w:ascii="Times New Roman" w:hAnsi="Times New Roman" w:cs="Times New Roman"/>
-                <w:sz w:val="28"/>
-                <w:szCs w:val="28"/>
-              </w:rPr>
-            </w:pPr>
-          </w:p>
-        </w:tc>
-        <w:tc>
-          <w:tcPr>
-            <w:tcW w:w="0" w:type="auto"/>
-          </w:tcPr>
-          <w:p>
-            <w:pPr>
-              <w:pStyle w:val="Compact"/>
-              <w:spacing w:line="360" w:lineRule="auto"/>
+              <w:rPr>
+                <w:rFonts w:ascii="Times New Roman" w:hAnsi="Times New Roman" w:cs="Times New Roman"/>
+                <w:sz w:val="28"/>
+                <w:szCs w:val="28"/>
+              </w:rPr>
+            </w:pPr>
+          </w:p>
+        </w:tc>
+        <w:tc>
+          <w:tcPr>
+            <w:tcW w:w="0" w:type="auto"/>
+          </w:tcPr>
+          <w:p>
+            <w:pPr>
+              <w:pStyle w:val="Compact"/>
               <w:jc w:val="right"/>
               <w:rPr>
                 <w:rFonts w:ascii="Times New Roman" w:hAnsi="Times New Roman" w:cs="Times New Roman"/>
@@ -4605,71 +3952,68 @@
           <w:p>
             <w:pPr>
               <w:pStyle w:val="Compact"/>
-              <w:spacing w:line="360" w:lineRule="auto"/>
-              <w:jc w:val="right"/>
-              <w:rPr>
-                <w:rFonts w:ascii="Times New Roman" w:hAnsi="Times New Roman" w:cs="Times New Roman"/>
-                <w:sz w:val="28"/>
-                <w:szCs w:val="28"/>
-              </w:rPr>
-            </w:pPr>
-            <w:r>
-              <w:rPr>
-                <w:rFonts w:ascii="Times New Roman" w:hAnsi="Times New Roman" w:cs="Times New Roman"/>
-                <w:sz w:val="28"/>
-                <w:szCs w:val="28"/>
-              </w:rPr>
-              <w:t>2.202</w:t>
-            </w:r>
-          </w:p>
-        </w:tc>
-        <w:tc>
-          <w:tcPr>
-            <w:tcW w:w="0" w:type="auto"/>
-          </w:tcPr>
-          <w:p>
-            <w:pPr>
-              <w:pStyle w:val="Compact"/>
-              <w:spacing w:line="360" w:lineRule="auto"/>
-              <w:jc w:val="right"/>
-              <w:rPr>
-                <w:rFonts w:ascii="Times New Roman" w:hAnsi="Times New Roman" w:cs="Times New Roman"/>
-                <w:sz w:val="28"/>
-                <w:szCs w:val="28"/>
-              </w:rPr>
-            </w:pPr>
-            <w:r>
-              <w:rPr>
-                <w:rFonts w:ascii="Times New Roman" w:hAnsi="Times New Roman" w:cs="Times New Roman"/>
-                <w:sz w:val="28"/>
-                <w:szCs w:val="28"/>
-              </w:rPr>
-              <w:t>0.020</w:t>
-            </w:r>
-          </w:p>
-        </w:tc>
-        <w:tc>
-          <w:tcPr>
-            <w:tcW w:w="0" w:type="auto"/>
-          </w:tcPr>
-          <w:p>
-            <w:pPr>
-              <w:pStyle w:val="Compact"/>
-              <w:spacing w:line="360" w:lineRule="auto"/>
-              <w:jc w:val="right"/>
-              <w:rPr>
-                <w:rFonts w:ascii="Times New Roman" w:hAnsi="Times New Roman" w:cs="Times New Roman"/>
-                <w:sz w:val="28"/>
-                <w:szCs w:val="28"/>
-              </w:rPr>
-            </w:pPr>
-            <w:r>
-              <w:rPr>
-                <w:rFonts w:ascii="Times New Roman" w:hAnsi="Times New Roman" w:cs="Times New Roman"/>
-                <w:sz w:val="28"/>
-                <w:szCs w:val="28"/>
-              </w:rPr>
-              <w:t>55</w:t>
+              <w:jc w:val="right"/>
+              <w:rPr>
+                <w:rFonts w:ascii="Times New Roman" w:hAnsi="Times New Roman" w:cs="Times New Roman"/>
+                <w:sz w:val="28"/>
+                <w:szCs w:val="28"/>
+              </w:rPr>
+            </w:pPr>
+            <w:r>
+              <w:rPr>
+                <w:rFonts w:ascii="Times New Roman" w:hAnsi="Times New Roman" w:cs="Times New Roman"/>
+                <w:sz w:val="28"/>
+                <w:szCs w:val="28"/>
+              </w:rPr>
+              <w:t>2.196</w:t>
+            </w:r>
+          </w:p>
+        </w:tc>
+        <w:tc>
+          <w:tcPr>
+            <w:tcW w:w="0" w:type="auto"/>
+          </w:tcPr>
+          <w:p>
+            <w:pPr>
+              <w:pStyle w:val="Compact"/>
+              <w:jc w:val="right"/>
+              <w:rPr>
+                <w:rFonts w:ascii="Times New Roman" w:hAnsi="Times New Roman" w:cs="Times New Roman"/>
+                <w:sz w:val="28"/>
+                <w:szCs w:val="28"/>
+              </w:rPr>
+            </w:pPr>
+            <w:r>
+              <w:rPr>
+                <w:rFonts w:ascii="Times New Roman" w:hAnsi="Times New Roman" w:cs="Times New Roman"/>
+                <w:sz w:val="28"/>
+                <w:szCs w:val="28"/>
+              </w:rPr>
+              <w:t>0.076</w:t>
+            </w:r>
+          </w:p>
+        </w:tc>
+        <w:tc>
+          <w:tcPr>
+            <w:tcW w:w="0" w:type="auto"/>
+          </w:tcPr>
+          <w:p>
+            <w:pPr>
+              <w:pStyle w:val="Compact"/>
+              <w:jc w:val="right"/>
+              <w:rPr>
+                <w:rFonts w:ascii="Times New Roman" w:hAnsi="Times New Roman" w:cs="Times New Roman"/>
+                <w:sz w:val="28"/>
+                <w:szCs w:val="28"/>
+              </w:rPr>
+            </w:pPr>
+            <w:r>
+              <w:rPr>
+                <w:rFonts w:ascii="Times New Roman" w:hAnsi="Times New Roman" w:cs="Times New Roman"/>
+                <w:sz w:val="28"/>
+                <w:szCs w:val="28"/>
+              </w:rPr>
+              <w:t>160</w:t>
             </w:r>
           </w:p>
         </w:tc>
@@ -4682,7 +4026,6 @@
           <w:p>
             <w:pPr>
               <w:pStyle w:val="Compact"/>
-              <w:spacing w:line="360" w:lineRule="auto"/>
               <w:rPr>
                 <w:rFonts w:ascii="Times New Roman" w:hAnsi="Times New Roman" w:cs="Times New Roman"/>
                 <w:sz w:val="28"/>
@@ -4706,7 +4049,6 @@
           <w:p>
             <w:pPr>
               <w:pStyle w:val="Compact"/>
-              <w:spacing w:line="360" w:lineRule="auto"/>
               <w:jc w:val="right"/>
               <w:rPr>
                 <w:rFonts w:ascii="Times New Roman" w:hAnsi="Times New Roman" w:cs="Times New Roman"/>
@@ -4731,71 +4073,68 @@
           <w:p>
             <w:pPr>
               <w:pStyle w:val="Compact"/>
-              <w:spacing w:line="360" w:lineRule="auto"/>
-              <w:jc w:val="right"/>
-              <w:rPr>
-                <w:rFonts w:ascii="Times New Roman" w:hAnsi="Times New Roman" w:cs="Times New Roman"/>
-                <w:sz w:val="28"/>
-                <w:szCs w:val="28"/>
-              </w:rPr>
-            </w:pPr>
-            <w:r>
-              <w:rPr>
-                <w:rFonts w:ascii="Times New Roman" w:hAnsi="Times New Roman" w:cs="Times New Roman"/>
-                <w:sz w:val="28"/>
-                <w:szCs w:val="28"/>
-              </w:rPr>
-              <w:t>3.988</w:t>
-            </w:r>
-          </w:p>
-        </w:tc>
-        <w:tc>
-          <w:tcPr>
-            <w:tcW w:w="0" w:type="auto"/>
-          </w:tcPr>
-          <w:p>
-            <w:pPr>
-              <w:pStyle w:val="Compact"/>
-              <w:spacing w:line="360" w:lineRule="auto"/>
-              <w:jc w:val="right"/>
-              <w:rPr>
-                <w:rFonts w:ascii="Times New Roman" w:hAnsi="Times New Roman" w:cs="Times New Roman"/>
-                <w:sz w:val="28"/>
-                <w:szCs w:val="28"/>
-              </w:rPr>
-            </w:pPr>
-            <w:r>
-              <w:rPr>
-                <w:rFonts w:ascii="Times New Roman" w:hAnsi="Times New Roman" w:cs="Times New Roman"/>
-                <w:sz w:val="28"/>
-                <w:szCs w:val="28"/>
-              </w:rPr>
-              <w:t>0.018</w:t>
-            </w:r>
-          </w:p>
-        </w:tc>
-        <w:tc>
-          <w:tcPr>
-            <w:tcW w:w="0" w:type="auto"/>
-          </w:tcPr>
-          <w:p>
-            <w:pPr>
-              <w:pStyle w:val="Compact"/>
-              <w:spacing w:line="360" w:lineRule="auto"/>
-              <w:jc w:val="right"/>
-              <w:rPr>
-                <w:rFonts w:ascii="Times New Roman" w:hAnsi="Times New Roman" w:cs="Times New Roman"/>
-                <w:sz w:val="28"/>
-                <w:szCs w:val="28"/>
-              </w:rPr>
-            </w:pPr>
-            <w:r>
-              <w:rPr>
-                <w:rFonts w:ascii="Times New Roman" w:hAnsi="Times New Roman" w:cs="Times New Roman"/>
-                <w:sz w:val="28"/>
-                <w:szCs w:val="28"/>
-              </w:rPr>
-              <w:t>42</w:t>
+              <w:jc w:val="right"/>
+              <w:rPr>
+                <w:rFonts w:ascii="Times New Roman" w:hAnsi="Times New Roman" w:cs="Times New Roman"/>
+                <w:sz w:val="28"/>
+                <w:szCs w:val="28"/>
+              </w:rPr>
+            </w:pPr>
+            <w:r>
+              <w:rPr>
+                <w:rFonts w:ascii="Times New Roman" w:hAnsi="Times New Roman" w:cs="Times New Roman"/>
+                <w:sz w:val="28"/>
+                <w:szCs w:val="28"/>
+              </w:rPr>
+              <w:t>4.568</w:t>
+            </w:r>
+          </w:p>
+        </w:tc>
+        <w:tc>
+          <w:tcPr>
+            <w:tcW w:w="0" w:type="auto"/>
+          </w:tcPr>
+          <w:p>
+            <w:pPr>
+              <w:pStyle w:val="Compact"/>
+              <w:jc w:val="right"/>
+              <w:rPr>
+                <w:rFonts w:ascii="Times New Roman" w:hAnsi="Times New Roman" w:cs="Times New Roman"/>
+                <w:sz w:val="28"/>
+                <w:szCs w:val="28"/>
+              </w:rPr>
+            </w:pPr>
+            <w:r>
+              <w:rPr>
+                <w:rFonts w:ascii="Times New Roman" w:hAnsi="Times New Roman" w:cs="Times New Roman"/>
+                <w:sz w:val="28"/>
+                <w:szCs w:val="28"/>
+              </w:rPr>
+              <w:t>0.023</w:t>
+            </w:r>
+          </w:p>
+        </w:tc>
+        <w:tc>
+          <w:tcPr>
+            <w:tcW w:w="0" w:type="auto"/>
+          </w:tcPr>
+          <w:p>
+            <w:pPr>
+              <w:pStyle w:val="Compact"/>
+              <w:jc w:val="right"/>
+              <w:rPr>
+                <w:rFonts w:ascii="Times New Roman" w:hAnsi="Times New Roman" w:cs="Times New Roman"/>
+                <w:sz w:val="28"/>
+                <w:szCs w:val="28"/>
+              </w:rPr>
+            </w:pPr>
+            <w:r>
+              <w:rPr>
+                <w:rFonts w:ascii="Times New Roman" w:hAnsi="Times New Roman" w:cs="Times New Roman"/>
+                <w:sz w:val="28"/>
+                <w:szCs w:val="28"/>
+              </w:rPr>
+              <w:t>44</w:t>
             </w:r>
           </w:p>
         </w:tc>
@@ -4808,23 +4147,21 @@
           <w:p>
             <w:pPr>
               <w:pStyle w:val="Compact"/>
-              <w:spacing w:line="360" w:lineRule="auto"/>
-              <w:rPr>
-                <w:rFonts w:ascii="Times New Roman" w:hAnsi="Times New Roman" w:cs="Times New Roman"/>
-                <w:sz w:val="28"/>
-                <w:szCs w:val="28"/>
-              </w:rPr>
-            </w:pPr>
-          </w:p>
-        </w:tc>
-        <w:tc>
-          <w:tcPr>
-            <w:tcW w:w="0" w:type="auto"/>
-          </w:tcPr>
-          <w:p>
-            <w:pPr>
-              <w:pStyle w:val="Compact"/>
-              <w:spacing w:line="360" w:lineRule="auto"/>
+              <w:rPr>
+                <w:rFonts w:ascii="Times New Roman" w:hAnsi="Times New Roman" w:cs="Times New Roman"/>
+                <w:sz w:val="28"/>
+                <w:szCs w:val="28"/>
+              </w:rPr>
+            </w:pPr>
+          </w:p>
+        </w:tc>
+        <w:tc>
+          <w:tcPr>
+            <w:tcW w:w="0" w:type="auto"/>
+          </w:tcPr>
+          <w:p>
+            <w:pPr>
+              <w:pStyle w:val="Compact"/>
               <w:jc w:val="right"/>
               <w:rPr>
                 <w:rFonts w:ascii="Times New Roman" w:hAnsi="Times New Roman" w:cs="Times New Roman"/>
@@ -4849,76 +4186,87 @@
           <w:p>
             <w:pPr>
               <w:pStyle w:val="Compact"/>
-              <w:spacing w:line="360" w:lineRule="auto"/>
-              <w:jc w:val="right"/>
-              <w:rPr>
-                <w:rFonts w:ascii="Times New Roman" w:hAnsi="Times New Roman" w:cs="Times New Roman"/>
-                <w:sz w:val="28"/>
-                <w:szCs w:val="28"/>
-              </w:rPr>
-            </w:pPr>
-            <w:r>
-              <w:rPr>
-                <w:rFonts w:ascii="Times New Roman" w:hAnsi="Times New Roman" w:cs="Times New Roman"/>
-                <w:sz w:val="28"/>
-                <w:szCs w:val="28"/>
-              </w:rPr>
-              <w:t>3.861</w:t>
-            </w:r>
-          </w:p>
-        </w:tc>
-        <w:tc>
-          <w:tcPr>
-            <w:tcW w:w="0" w:type="auto"/>
-          </w:tcPr>
-          <w:p>
-            <w:pPr>
-              <w:pStyle w:val="Compact"/>
-              <w:spacing w:line="360" w:lineRule="auto"/>
-              <w:jc w:val="right"/>
-              <w:rPr>
-                <w:rFonts w:ascii="Times New Roman" w:hAnsi="Times New Roman" w:cs="Times New Roman"/>
-                <w:sz w:val="28"/>
-                <w:szCs w:val="28"/>
-              </w:rPr>
-            </w:pPr>
-            <w:r>
-              <w:rPr>
-                <w:rFonts w:ascii="Times New Roman" w:hAnsi="Times New Roman" w:cs="Times New Roman"/>
-                <w:sz w:val="28"/>
-                <w:szCs w:val="28"/>
-              </w:rPr>
-              <w:t>0.019</w:t>
-            </w:r>
-          </w:p>
-        </w:tc>
-        <w:tc>
-          <w:tcPr>
-            <w:tcW w:w="0" w:type="auto"/>
-          </w:tcPr>
-          <w:p>
-            <w:pPr>
-              <w:pStyle w:val="Compact"/>
-              <w:spacing w:line="360" w:lineRule="auto"/>
-              <w:jc w:val="right"/>
-              <w:rPr>
-                <w:rFonts w:ascii="Times New Roman" w:hAnsi="Times New Roman" w:cs="Times New Roman"/>
-                <w:sz w:val="28"/>
-                <w:szCs w:val="28"/>
-              </w:rPr>
-            </w:pPr>
-            <w:r>
-              <w:rPr>
-                <w:rFonts w:ascii="Times New Roman" w:hAnsi="Times New Roman" w:cs="Times New Roman"/>
-                <w:sz w:val="28"/>
-                <w:szCs w:val="28"/>
-              </w:rPr>
-              <w:t>55</w:t>
+              <w:jc w:val="right"/>
+              <w:rPr>
+                <w:rFonts w:ascii="Times New Roman" w:hAnsi="Times New Roman" w:cs="Times New Roman"/>
+                <w:sz w:val="28"/>
+                <w:szCs w:val="28"/>
+              </w:rPr>
+            </w:pPr>
+            <w:r>
+              <w:rPr>
+                <w:rFonts w:ascii="Times New Roman" w:hAnsi="Times New Roman" w:cs="Times New Roman"/>
+                <w:sz w:val="28"/>
+                <w:szCs w:val="28"/>
+              </w:rPr>
+              <w:t>3.798</w:t>
+            </w:r>
+          </w:p>
+        </w:tc>
+        <w:tc>
+          <w:tcPr>
+            <w:tcW w:w="0" w:type="auto"/>
+          </w:tcPr>
+          <w:p>
+            <w:pPr>
+              <w:pStyle w:val="Compact"/>
+              <w:jc w:val="right"/>
+              <w:rPr>
+                <w:rFonts w:ascii="Times New Roman" w:hAnsi="Times New Roman" w:cs="Times New Roman"/>
+                <w:sz w:val="28"/>
+                <w:szCs w:val="28"/>
+              </w:rPr>
+            </w:pPr>
+            <w:r>
+              <w:rPr>
+                <w:rFonts w:ascii="Times New Roman" w:hAnsi="Times New Roman" w:cs="Times New Roman"/>
+                <w:sz w:val="28"/>
+                <w:szCs w:val="28"/>
+              </w:rPr>
+              <w:t>0.057</w:t>
+            </w:r>
+          </w:p>
+        </w:tc>
+        <w:tc>
+          <w:tcPr>
+            <w:tcW w:w="0" w:type="auto"/>
+          </w:tcPr>
+          <w:p>
+            <w:pPr>
+              <w:pStyle w:val="Compact"/>
+              <w:jc w:val="right"/>
+              <w:rPr>
+                <w:rFonts w:ascii="Times New Roman" w:hAnsi="Times New Roman" w:cs="Times New Roman"/>
+                <w:sz w:val="28"/>
+                <w:szCs w:val="28"/>
+              </w:rPr>
+            </w:pPr>
+            <w:r>
+              <w:rPr>
+                <w:rFonts w:ascii="Times New Roman" w:hAnsi="Times New Roman" w:cs="Times New Roman"/>
+                <w:sz w:val="28"/>
+                <w:szCs w:val="28"/>
+              </w:rPr>
+              <w:t>160</w:t>
             </w:r>
           </w:p>
         </w:tc>
       </w:tr>
     </w:tbl>
+    <w:p>
+      <w:pPr>
+        <w:pStyle w:val="TableCaption"/>
+        <w:spacing w:line="360" w:lineRule="auto"/>
+        <w:ind w:firstLine="709"/>
+        <w:rPr>
+          <w:rFonts w:ascii="Times New Roman" w:hAnsi="Times New Roman" w:cs="Times New Roman"/>
+          <w:i w:val="0"/>
+          <w:iCs/>
+          <w:sz w:val="28"/>
+          <w:szCs w:val="28"/>
+        </w:rPr>
+      </w:pPr>
+    </w:p>
     <w:p>
       <w:pPr>
         <w:pStyle w:val="a0"/>
@@ -4929,6 +4277,7 @@
           <w:rFonts w:ascii="Times New Roman" w:hAnsi="Times New Roman" w:cs="Times New Roman"/>
           <w:sz w:val="28"/>
           <w:szCs w:val="28"/>
+          <w:lang w:val="ru-RU"/>
         </w:rPr>
       </w:pPr>
       <w:r>
@@ -4937,13 +4286,13 @@
           <w:noProof/>
           <w:sz w:val="28"/>
           <w:szCs w:val="28"/>
-        </w:rPr>
-        <w:lastRenderedPageBreak/>
+          <w:lang w:val="ru-RU"/>
+        </w:rPr>
         <w:drawing>
-          <wp:inline distT="0" distB="0" distL="0" distR="0" wp14:anchorId="0C52E523" wp14:editId="43011758">
-            <wp:extent cx="5524500" cy="2765673"/>
+          <wp:inline distT="0" distB="0" distL="0" distR="0" wp14:anchorId="03144E9B" wp14:editId="421091C3">
+            <wp:extent cx="5860139" cy="2933700"/>
             <wp:effectExtent l="0" t="0" r="0" b="0"/>
-            <wp:docPr id="529377796" name="Рисунок 7"/>
+            <wp:docPr id="216192599" name="Рисунок 7"/>
             <wp:cNvGraphicFramePr>
               <a:graphicFrameLocks xmlns:a="http://schemas.openxmlformats.org/drawingml/2006/main" noChangeAspect="1"/>
             </wp:cNvGraphicFramePr>
@@ -4972,7 +4321,7 @@
                   <pic:spPr bwMode="auto">
                     <a:xfrm>
                       <a:off x="0" y="0"/>
-                      <a:ext cx="5533278" cy="2770067"/>
+                      <a:ext cx="5875696" cy="2941488"/>
                     </a:xfrm>
                     <a:prstGeom prst="rect">
                       <a:avLst/>
@@ -4988,43 +4337,15 @@
           </wp:inline>
         </w:drawing>
       </w:r>
-      <w:proofErr w:type="spellStart"/>
-      <w:r>
-        <w:rPr>
-          <w:rFonts w:ascii="Times New Roman" w:hAnsi="Times New Roman" w:cs="Times New Roman"/>
-          <w:sz w:val="28"/>
-          <w:szCs w:val="28"/>
-        </w:rPr>
-        <w:t>Коэффициент</w:t>
-      </w:r>
-      <w:proofErr w:type="spellEnd"/>
-      <w:r>
-        <w:rPr>
-          <w:rFonts w:ascii="Times New Roman" w:hAnsi="Times New Roman" w:cs="Times New Roman"/>
-          <w:sz w:val="28"/>
-          <w:szCs w:val="28"/>
-        </w:rPr>
-        <w:t xml:space="preserve"> </w:t>
-      </w:r>
-      <w:proofErr w:type="spellStart"/>
-      <w:r>
-        <w:rPr>
-          <w:rFonts w:ascii="Times New Roman" w:hAnsi="Times New Roman" w:cs="Times New Roman"/>
-          <w:sz w:val="28"/>
-          <w:szCs w:val="28"/>
-        </w:rPr>
-        <w:t>сжатия</w:t>
-      </w:r>
-      <w:proofErr w:type="spellEnd"/>
-      <w:r>
-        <w:rPr>
-          <w:rFonts w:ascii="Times New Roman" w:hAnsi="Times New Roman" w:cs="Times New Roman"/>
-          <w:sz w:val="28"/>
-          <w:szCs w:val="28"/>
-        </w:rPr>
-        <w:t xml:space="preserve"> (</w:t>
-      </w:r>
-      <w:proofErr w:type="spellStart"/>
+      <w:r>
+        <w:rPr>
+          <w:rFonts w:ascii="Times New Roman" w:hAnsi="Times New Roman" w:cs="Times New Roman"/>
+          <w:sz w:val="28"/>
+          <w:szCs w:val="28"/>
+          <w:lang w:val="ru-RU"/>
+        </w:rPr>
+        <w:t>Коэффициент сжатия (</w:t>
+      </w:r>
       <w:r>
         <w:rPr>
           <w:rFonts w:ascii="Times New Roman" w:hAnsi="Times New Roman" w:cs="Times New Roman"/>
@@ -5033,12 +4354,12 @@
         </w:rPr>
         <w:t>twoletter</w:t>
       </w:r>
-      <w:proofErr w:type="spellEnd"/>
-      <w:r>
-        <w:rPr>
-          <w:rFonts w:ascii="Times New Roman" w:hAnsi="Times New Roman" w:cs="Times New Roman"/>
-          <w:sz w:val="28"/>
-          <w:szCs w:val="28"/>
+      <w:r>
+        <w:rPr>
+          <w:rFonts w:ascii="Times New Roman" w:hAnsi="Times New Roman" w:cs="Times New Roman"/>
+          <w:sz w:val="28"/>
+          <w:szCs w:val="28"/>
+          <w:lang w:val="ru-RU"/>
         </w:rPr>
         <w:t>)</w:t>
       </w:r>
@@ -5053,6 +4374,7 @@
           <w:rFonts w:ascii="Times New Roman" w:hAnsi="Times New Roman" w:cs="Times New Roman"/>
           <w:sz w:val="28"/>
           <w:szCs w:val="28"/>
+          <w:lang w:val="ru-RU"/>
         </w:rPr>
       </w:pPr>
       <w:r>
@@ -5061,12 +4383,14 @@
           <w:noProof/>
           <w:sz w:val="28"/>
           <w:szCs w:val="28"/>
-        </w:rPr>
+          <w:lang w:val="ru-RU"/>
+        </w:rPr>
+        <w:lastRenderedPageBreak/>
         <w:drawing>
-          <wp:inline distT="0" distB="0" distL="0" distR="0" wp14:anchorId="5596A501" wp14:editId="2B81C7C0">
-            <wp:extent cx="5555716" cy="2781300"/>
+          <wp:inline distT="0" distB="0" distL="0" distR="0" wp14:anchorId="0324A6B5" wp14:editId="7642A4ED">
+            <wp:extent cx="5799254" cy="2903220"/>
             <wp:effectExtent l="0" t="0" r="0" b="0"/>
-            <wp:docPr id="143981983" name="Рисунок 8"/>
+            <wp:docPr id="722911925" name="Рисунок 8"/>
             <wp:cNvGraphicFramePr>
               <a:graphicFrameLocks xmlns:a="http://schemas.openxmlformats.org/drawingml/2006/main" noChangeAspect="1"/>
             </wp:cNvGraphicFramePr>
@@ -5095,7 +4419,7 @@
                   <pic:spPr bwMode="auto">
                     <a:xfrm>
                       <a:off x="0" y="0"/>
-                      <a:ext cx="5566832" cy="2786865"/>
+                      <a:ext cx="5810380" cy="2908790"/>
                     </a:xfrm>
                     <a:prstGeom prst="rect">
                       <a:avLst/>
@@ -5111,43 +4435,15 @@
           </wp:inline>
         </w:drawing>
       </w:r>
-      <w:proofErr w:type="spellStart"/>
-      <w:r>
-        <w:rPr>
-          <w:rFonts w:ascii="Times New Roman" w:hAnsi="Times New Roman" w:cs="Times New Roman"/>
-          <w:sz w:val="28"/>
-          <w:szCs w:val="28"/>
-        </w:rPr>
-        <w:t>Время</w:t>
-      </w:r>
-      <w:proofErr w:type="spellEnd"/>
-      <w:r>
-        <w:rPr>
-          <w:rFonts w:ascii="Times New Roman" w:hAnsi="Times New Roman" w:cs="Times New Roman"/>
-          <w:sz w:val="28"/>
-          <w:szCs w:val="28"/>
-        </w:rPr>
-        <w:t xml:space="preserve"> </w:t>
-      </w:r>
-      <w:proofErr w:type="spellStart"/>
-      <w:r>
-        <w:rPr>
-          <w:rFonts w:ascii="Times New Roman" w:hAnsi="Times New Roman" w:cs="Times New Roman"/>
-          <w:sz w:val="28"/>
-          <w:szCs w:val="28"/>
-        </w:rPr>
-        <w:t>сжатия</w:t>
-      </w:r>
-      <w:proofErr w:type="spellEnd"/>
-      <w:r>
-        <w:rPr>
-          <w:rFonts w:ascii="Times New Roman" w:hAnsi="Times New Roman" w:cs="Times New Roman"/>
-          <w:sz w:val="28"/>
-          <w:szCs w:val="28"/>
-        </w:rPr>
-        <w:t xml:space="preserve"> (</w:t>
-      </w:r>
-      <w:proofErr w:type="spellStart"/>
+      <w:r>
+        <w:rPr>
+          <w:rFonts w:ascii="Times New Roman" w:hAnsi="Times New Roman" w:cs="Times New Roman"/>
+          <w:sz w:val="28"/>
+          <w:szCs w:val="28"/>
+          <w:lang w:val="ru-RU"/>
+        </w:rPr>
+        <w:t>Время сжатия (</w:t>
+      </w:r>
       <w:r>
         <w:rPr>
           <w:rFonts w:ascii="Times New Roman" w:hAnsi="Times New Roman" w:cs="Times New Roman"/>
@@ -5156,12 +4452,12 @@
         </w:rPr>
         <w:t>twoletter</w:t>
       </w:r>
-      <w:proofErr w:type="spellEnd"/>
-      <w:r>
-        <w:rPr>
-          <w:rFonts w:ascii="Times New Roman" w:hAnsi="Times New Roman" w:cs="Times New Roman"/>
-          <w:sz w:val="28"/>
-          <w:szCs w:val="28"/>
+      <w:r>
+        <w:rPr>
+          <w:rFonts w:ascii="Times New Roman" w:hAnsi="Times New Roman" w:cs="Times New Roman"/>
+          <w:sz w:val="28"/>
+          <w:szCs w:val="28"/>
+          <w:lang w:val="ru-RU"/>
         </w:rPr>
         <w:t>)</w:t>
       </w:r>
@@ -5176,6 +4472,7 @@
           <w:rFonts w:ascii="Times New Roman" w:hAnsi="Times New Roman" w:cs="Times New Roman"/>
           <w:sz w:val="28"/>
           <w:szCs w:val="28"/>
+          <w:lang w:val="ru-RU"/>
         </w:rPr>
       </w:pPr>
       <w:r>
@@ -5184,13 +4481,13 @@
           <w:noProof/>
           <w:sz w:val="28"/>
           <w:szCs w:val="28"/>
-        </w:rPr>
-        <w:lastRenderedPageBreak/>
+          <w:lang w:val="ru-RU"/>
+        </w:rPr>
         <w:drawing>
-          <wp:inline distT="0" distB="0" distL="0" distR="0" wp14:anchorId="154376E1" wp14:editId="47709CEA">
-            <wp:extent cx="5281634" cy="2644089"/>
+          <wp:inline distT="0" distB="0" distL="0" distR="0" wp14:anchorId="650EC0C5" wp14:editId="1A4DFAD2">
+            <wp:extent cx="5798707" cy="2902946"/>
             <wp:effectExtent l="0" t="0" r="0" b="0"/>
-            <wp:docPr id="506404566" name="Рисунок 9"/>
+            <wp:docPr id="1791761371" name="Рисунок 9"/>
             <wp:cNvGraphicFramePr>
               <a:graphicFrameLocks xmlns:a="http://schemas.openxmlformats.org/drawingml/2006/main" noChangeAspect="1"/>
             </wp:cNvGraphicFramePr>
@@ -5219,7 +4516,7 @@
                   <pic:spPr bwMode="auto">
                     <a:xfrm>
                       <a:off x="0" y="0"/>
-                      <a:ext cx="5309628" cy="2658103"/>
+                      <a:ext cx="5809187" cy="2908193"/>
                     </a:xfrm>
                     <a:prstGeom prst="rect">
                       <a:avLst/>
@@ -5235,43 +4532,15 @@
           </wp:inline>
         </w:drawing>
       </w:r>
-      <w:proofErr w:type="spellStart"/>
-      <w:r>
-        <w:rPr>
-          <w:rFonts w:ascii="Times New Roman" w:hAnsi="Times New Roman" w:cs="Times New Roman"/>
-          <w:sz w:val="28"/>
-          <w:szCs w:val="28"/>
-        </w:rPr>
-        <w:t>Время</w:t>
-      </w:r>
-      <w:proofErr w:type="spellEnd"/>
-      <w:r>
-        <w:rPr>
-          <w:rFonts w:ascii="Times New Roman" w:hAnsi="Times New Roman" w:cs="Times New Roman"/>
-          <w:sz w:val="28"/>
-          <w:szCs w:val="28"/>
-        </w:rPr>
-        <w:t xml:space="preserve"> </w:t>
-      </w:r>
-      <w:proofErr w:type="spellStart"/>
-      <w:r>
-        <w:rPr>
-          <w:rFonts w:ascii="Times New Roman" w:hAnsi="Times New Roman" w:cs="Times New Roman"/>
-          <w:sz w:val="28"/>
-          <w:szCs w:val="28"/>
-        </w:rPr>
-        <w:t>распаковки</w:t>
-      </w:r>
-      <w:proofErr w:type="spellEnd"/>
-      <w:r>
-        <w:rPr>
-          <w:rFonts w:ascii="Times New Roman" w:hAnsi="Times New Roman" w:cs="Times New Roman"/>
-          <w:sz w:val="28"/>
-          <w:szCs w:val="28"/>
-        </w:rPr>
-        <w:t xml:space="preserve"> (</w:t>
-      </w:r>
-      <w:proofErr w:type="spellStart"/>
+      <w:r>
+        <w:rPr>
+          <w:rFonts w:ascii="Times New Roman" w:hAnsi="Times New Roman" w:cs="Times New Roman"/>
+          <w:sz w:val="28"/>
+          <w:szCs w:val="28"/>
+          <w:lang w:val="ru-RU"/>
+        </w:rPr>
+        <w:t>Время распаковки (</w:t>
+      </w:r>
       <w:r>
         <w:rPr>
           <w:rFonts w:ascii="Times New Roman" w:hAnsi="Times New Roman" w:cs="Times New Roman"/>
@@ -5280,12 +4549,12 @@
         </w:rPr>
         <w:t>twoletter</w:t>
       </w:r>
-      <w:proofErr w:type="spellEnd"/>
-      <w:r>
-        <w:rPr>
-          <w:rFonts w:ascii="Times New Roman" w:hAnsi="Times New Roman" w:cs="Times New Roman"/>
-          <w:sz w:val="28"/>
-          <w:szCs w:val="28"/>
+      <w:r>
+        <w:rPr>
+          <w:rFonts w:ascii="Times New Roman" w:hAnsi="Times New Roman" w:cs="Times New Roman"/>
+          <w:sz w:val="28"/>
+          <w:szCs w:val="28"/>
+          <w:lang w:val="ru-RU"/>
         </w:rPr>
         <w:t>)</w:t>
       </w:r>
@@ -5299,35 +4568,50 @@
           <w:rFonts w:ascii="Times New Roman" w:hAnsi="Times New Roman" w:cs="Times New Roman"/>
           <w:sz w:val="28"/>
           <w:szCs w:val="28"/>
-          <w:lang w:val="ru-RU"/>
-        </w:rPr>
-      </w:pPr>
-      <w:r>
-        <w:rPr>
-          <w:rFonts w:ascii="Times New Roman" w:hAnsi="Times New Roman" w:cs="Times New Roman"/>
-          <w:sz w:val="28"/>
-          <w:szCs w:val="28"/>
-          <w:lang w:val="ru-RU"/>
-        </w:rPr>
-        <w:t>На данных с высокой повторяемостью оба режима показывают практически идеальное сжатие (размер сжатого файла не зависит от исходного). Режим -1 чуть лучше по размеру,</w:t>
-      </w:r>
-      <w:r>
-        <w:rPr>
-          <w:rFonts w:ascii="Times New Roman" w:hAnsi="Times New Roman" w:cs="Times New Roman"/>
-          <w:sz w:val="28"/>
-          <w:szCs w:val="28"/>
-          <w:lang w:val="ru-RU"/>
-        </w:rPr>
-        <w:t xml:space="preserve"> так как не хранит дополнительную информацию для декодирования,</w:t>
-      </w:r>
-      <w:r>
-        <w:rPr>
-          <w:rFonts w:ascii="Times New Roman" w:hAnsi="Times New Roman" w:cs="Times New Roman"/>
-          <w:sz w:val="28"/>
-          <w:szCs w:val="28"/>
-          <w:lang w:val="ru-RU"/>
-        </w:rPr>
-        <w:t xml:space="preserve"> но разница минимальна.</w:t>
+        </w:rPr>
+      </w:pPr>
+      <w:r>
+        <w:rPr>
+          <w:rFonts w:ascii="Times New Roman" w:hAnsi="Times New Roman" w:cs="Times New Roman"/>
+          <w:sz w:val="28"/>
+          <w:szCs w:val="28"/>
+          <w:lang w:val="ru-RU"/>
+        </w:rPr>
+        <w:t xml:space="preserve">Режим -1 показывает практически идеальное сжатие (размер не зависит от исходного). Режим -9 проигрывает из-за </w:t>
+      </w:r>
+      <w:r>
+        <w:rPr>
+          <w:rFonts w:ascii="Times New Roman" w:hAnsi="Times New Roman" w:cs="Times New Roman"/>
+          <w:sz w:val="28"/>
+          <w:szCs w:val="28"/>
+        </w:rPr>
+        <w:t>overhead</w:t>
+      </w:r>
+      <w:r>
+        <w:rPr>
+          <w:rFonts w:ascii="Times New Roman" w:hAnsi="Times New Roman" w:cs="Times New Roman"/>
+          <w:sz w:val="28"/>
+          <w:szCs w:val="28"/>
+          <w:lang w:val="ru-RU"/>
+        </w:rPr>
+        <w:t xml:space="preserve"> таблицы </w:t>
+      </w:r>
+      <w:r>
+        <w:rPr>
+          <w:rFonts w:ascii="Times New Roman" w:hAnsi="Times New Roman" w:cs="Times New Roman"/>
+          <w:sz w:val="28"/>
+          <w:szCs w:val="28"/>
+        </w:rPr>
+        <w:t>Huffman</w:t>
+      </w:r>
+      <w:r>
+        <w:rPr>
+          <w:rFonts w:ascii="Times New Roman" w:hAnsi="Times New Roman" w:cs="Times New Roman"/>
+          <w:sz w:val="28"/>
+          <w:szCs w:val="28"/>
+          <w:lang w:val="ru-RU"/>
+        </w:rPr>
+        <w:t xml:space="preserve"> (много уникальных значений в бит-пакете токенов), хотя битстрим сжимается сильно.</w:t>
       </w:r>
     </w:p>
     <w:p>
@@ -5382,17 +4666,34 @@
         <w:ind w:firstLine="709"/>
         <w:rPr>
           <w:rFonts w:ascii="Times New Roman" w:hAnsi="Times New Roman" w:cs="Times New Roman"/>
-          <w:sz w:val="28"/>
-          <w:szCs w:val="28"/>
-        </w:rPr>
-      </w:pPr>
-      <w:r>
-        <w:rPr>
-          <w:rFonts w:ascii="Times New Roman" w:hAnsi="Times New Roman" w:cs="Times New Roman"/>
-          <w:sz w:val="28"/>
-          <w:szCs w:val="28"/>
-        </w:rPr>
-        <w:t>Результаты для датасета uniform</w:t>
+          <w:i w:val="0"/>
+          <w:iCs/>
+          <w:sz w:val="28"/>
+          <w:szCs w:val="28"/>
+        </w:rPr>
+      </w:pPr>
+      <w:r>
+        <w:rPr>
+          <w:rFonts w:ascii="Times New Roman" w:hAnsi="Times New Roman" w:cs="Times New Roman"/>
+          <w:i w:val="0"/>
+          <w:iCs/>
+          <w:sz w:val="28"/>
+          <w:szCs w:val="28"/>
+          <w:lang w:val="ru-RU"/>
+        </w:rPr>
+        <w:t xml:space="preserve">Ниже результаты на данных с равномерным распределением байтов (0–255). Здесь отсутствуют повторения и предпочтения символов — </w:t>
+      </w:r>
+      <w:r>
+        <w:rPr>
+          <w:rFonts w:ascii="Times New Roman" w:hAnsi="Times New Roman" w:cs="Times New Roman"/>
+          <w:i w:val="0"/>
+          <w:iCs/>
+          <w:sz w:val="28"/>
+          <w:szCs w:val="28"/>
+          <w:lang w:val="ru-RU"/>
+        </w:rPr>
+        <w:lastRenderedPageBreak/>
+        <w:t>противоположная ситуация по сравнению с нормальным распределением, поэтому сжатие хуже.</w:t>
       </w:r>
     </w:p>
     <w:tbl>
@@ -5402,11 +4703,11 @@
         <w:tblLook w:val="0020" w:firstRow="1" w:lastRow="0" w:firstColumn="0" w:lastColumn="0" w:noHBand="0" w:noVBand="0"/>
       </w:tblPr>
       <w:tblGrid>
-        <w:gridCol w:w="1126"/>
+        <w:gridCol w:w="1127"/>
         <w:gridCol w:w="1017"/>
-        <w:gridCol w:w="2213"/>
-        <w:gridCol w:w="2727"/>
-        <w:gridCol w:w="2822"/>
+        <w:gridCol w:w="2214"/>
+        <w:gridCol w:w="2728"/>
+        <w:gridCol w:w="2819"/>
       </w:tblGrid>
       <w:tr>
         <w:trPr>
@@ -5420,7 +4721,6 @@
           <w:p>
             <w:pPr>
               <w:pStyle w:val="Compact"/>
-              <w:spacing w:line="360" w:lineRule="auto"/>
               <w:rPr>
                 <w:rFonts w:ascii="Times New Roman" w:hAnsi="Times New Roman" w:cs="Times New Roman"/>
                 <w:sz w:val="28"/>
@@ -5444,7 +4744,6 @@
           <w:p>
             <w:pPr>
               <w:pStyle w:val="Compact"/>
-              <w:spacing w:line="360" w:lineRule="auto"/>
               <w:jc w:val="right"/>
               <w:rPr>
                 <w:rFonts w:ascii="Times New Roman" w:hAnsi="Times New Roman" w:cs="Times New Roman"/>
@@ -5469,7 +4768,6 @@
           <w:p>
             <w:pPr>
               <w:pStyle w:val="Compact"/>
-              <w:spacing w:line="360" w:lineRule="auto"/>
               <w:jc w:val="right"/>
               <w:rPr>
                 <w:rFonts w:ascii="Times New Roman" w:hAnsi="Times New Roman" w:cs="Times New Roman"/>
@@ -5494,7 +4792,6 @@
           <w:p>
             <w:pPr>
               <w:pStyle w:val="Compact"/>
-              <w:spacing w:line="360" w:lineRule="auto"/>
               <w:jc w:val="right"/>
               <w:rPr>
                 <w:rFonts w:ascii="Times New Roman" w:hAnsi="Times New Roman" w:cs="Times New Roman"/>
@@ -5519,7 +4816,6 @@
           <w:p>
             <w:pPr>
               <w:pStyle w:val="Compact"/>
-              <w:spacing w:line="360" w:lineRule="auto"/>
               <w:jc w:val="right"/>
               <w:rPr>
                 <w:rFonts w:ascii="Times New Roman" w:hAnsi="Times New Roman" w:cs="Times New Roman"/>
@@ -5546,7 +4842,6 @@
           <w:p>
             <w:pPr>
               <w:pStyle w:val="Compact"/>
-              <w:spacing w:line="360" w:lineRule="auto"/>
               <w:rPr>
                 <w:rFonts w:ascii="Times New Roman" w:hAnsi="Times New Roman" w:cs="Times New Roman"/>
                 <w:sz w:val="28"/>
@@ -5570,7 +4865,6 @@
           <w:p>
             <w:pPr>
               <w:pStyle w:val="Compact"/>
-              <w:spacing w:line="360" w:lineRule="auto"/>
               <w:jc w:val="right"/>
               <w:rPr>
                 <w:rFonts w:ascii="Times New Roman" w:hAnsi="Times New Roman" w:cs="Times New Roman"/>
@@ -5595,71 +4889,68 @@
           <w:p>
             <w:pPr>
               <w:pStyle w:val="Compact"/>
-              <w:spacing w:line="360" w:lineRule="auto"/>
-              <w:jc w:val="right"/>
-              <w:rPr>
-                <w:rFonts w:ascii="Times New Roman" w:hAnsi="Times New Roman" w:cs="Times New Roman"/>
-                <w:sz w:val="28"/>
-                <w:szCs w:val="28"/>
-              </w:rPr>
-            </w:pPr>
-            <w:r>
-              <w:rPr>
-                <w:rFonts w:ascii="Times New Roman" w:hAnsi="Times New Roman" w:cs="Times New Roman"/>
-                <w:sz w:val="28"/>
-                <w:szCs w:val="28"/>
-              </w:rPr>
-              <w:t>1.101</w:t>
-            </w:r>
-          </w:p>
-        </w:tc>
-        <w:tc>
-          <w:tcPr>
-            <w:tcW w:w="0" w:type="auto"/>
-          </w:tcPr>
-          <w:p>
-            <w:pPr>
-              <w:pStyle w:val="Compact"/>
-              <w:spacing w:line="360" w:lineRule="auto"/>
-              <w:jc w:val="right"/>
-              <w:rPr>
-                <w:rFonts w:ascii="Times New Roman" w:hAnsi="Times New Roman" w:cs="Times New Roman"/>
-                <w:sz w:val="28"/>
-                <w:szCs w:val="28"/>
-              </w:rPr>
-            </w:pPr>
-            <w:r>
-              <w:rPr>
-                <w:rFonts w:ascii="Times New Roman" w:hAnsi="Times New Roman" w:cs="Times New Roman"/>
-                <w:sz w:val="28"/>
-                <w:szCs w:val="28"/>
-              </w:rPr>
-              <w:t>0.053</w:t>
-            </w:r>
-          </w:p>
-        </w:tc>
-        <w:tc>
-          <w:tcPr>
-            <w:tcW w:w="0" w:type="auto"/>
-          </w:tcPr>
-          <w:p>
-            <w:pPr>
-              <w:pStyle w:val="Compact"/>
-              <w:spacing w:line="360" w:lineRule="auto"/>
-              <w:jc w:val="right"/>
-              <w:rPr>
-                <w:rFonts w:ascii="Times New Roman" w:hAnsi="Times New Roman" w:cs="Times New Roman"/>
-                <w:sz w:val="28"/>
-                <w:szCs w:val="28"/>
-              </w:rPr>
-            </w:pPr>
-            <w:r>
-              <w:rPr>
-                <w:rFonts w:ascii="Times New Roman" w:hAnsi="Times New Roman" w:cs="Times New Roman"/>
-                <w:sz w:val="28"/>
-                <w:szCs w:val="28"/>
-              </w:rPr>
-              <w:t>200 016</w:t>
+              <w:jc w:val="right"/>
+              <w:rPr>
+                <w:rFonts w:ascii="Times New Roman" w:hAnsi="Times New Roman" w:cs="Times New Roman"/>
+                <w:sz w:val="28"/>
+                <w:szCs w:val="28"/>
+              </w:rPr>
+            </w:pPr>
+            <w:r>
+              <w:rPr>
+                <w:rFonts w:ascii="Times New Roman" w:hAnsi="Times New Roman" w:cs="Times New Roman"/>
+                <w:sz w:val="28"/>
+                <w:szCs w:val="28"/>
+              </w:rPr>
+              <w:t>1.098</w:t>
+            </w:r>
+          </w:p>
+        </w:tc>
+        <w:tc>
+          <w:tcPr>
+            <w:tcW w:w="0" w:type="auto"/>
+          </w:tcPr>
+          <w:p>
+            <w:pPr>
+              <w:pStyle w:val="Compact"/>
+              <w:jc w:val="right"/>
+              <w:rPr>
+                <w:rFonts w:ascii="Times New Roman" w:hAnsi="Times New Roman" w:cs="Times New Roman"/>
+                <w:sz w:val="28"/>
+                <w:szCs w:val="28"/>
+              </w:rPr>
+            </w:pPr>
+            <w:r>
+              <w:rPr>
+                <w:rFonts w:ascii="Times New Roman" w:hAnsi="Times New Roman" w:cs="Times New Roman"/>
+                <w:sz w:val="28"/>
+                <w:szCs w:val="28"/>
+              </w:rPr>
+              <w:t>0.103</w:t>
+            </w:r>
+          </w:p>
+        </w:tc>
+        <w:tc>
+          <w:tcPr>
+            <w:tcW w:w="0" w:type="auto"/>
+          </w:tcPr>
+          <w:p>
+            <w:pPr>
+              <w:pStyle w:val="Compact"/>
+              <w:jc w:val="right"/>
+              <w:rPr>
+                <w:rFonts w:ascii="Times New Roman" w:hAnsi="Times New Roman" w:cs="Times New Roman"/>
+                <w:sz w:val="28"/>
+                <w:szCs w:val="28"/>
+              </w:rPr>
+            </w:pPr>
+            <w:r>
+              <w:rPr>
+                <w:rFonts w:ascii="Times New Roman" w:hAnsi="Times New Roman" w:cs="Times New Roman"/>
+                <w:sz w:val="28"/>
+                <w:szCs w:val="28"/>
+              </w:rPr>
+              <w:t>112 915</w:t>
             </w:r>
           </w:p>
         </w:tc>
@@ -5672,23 +4963,21 @@
           <w:p>
             <w:pPr>
               <w:pStyle w:val="Compact"/>
-              <w:spacing w:line="360" w:lineRule="auto"/>
-              <w:rPr>
-                <w:rFonts w:ascii="Times New Roman" w:hAnsi="Times New Roman" w:cs="Times New Roman"/>
-                <w:sz w:val="28"/>
-                <w:szCs w:val="28"/>
-              </w:rPr>
-            </w:pPr>
-          </w:p>
-        </w:tc>
-        <w:tc>
-          <w:tcPr>
-            <w:tcW w:w="0" w:type="auto"/>
-          </w:tcPr>
-          <w:p>
-            <w:pPr>
-              <w:pStyle w:val="Compact"/>
-              <w:spacing w:line="360" w:lineRule="auto"/>
+              <w:rPr>
+                <w:rFonts w:ascii="Times New Roman" w:hAnsi="Times New Roman" w:cs="Times New Roman"/>
+                <w:sz w:val="28"/>
+                <w:szCs w:val="28"/>
+              </w:rPr>
+            </w:pPr>
+          </w:p>
+        </w:tc>
+        <w:tc>
+          <w:tcPr>
+            <w:tcW w:w="0" w:type="auto"/>
+          </w:tcPr>
+          <w:p>
+            <w:pPr>
+              <w:pStyle w:val="Compact"/>
               <w:jc w:val="right"/>
               <w:rPr>
                 <w:rFonts w:ascii="Times New Roman" w:hAnsi="Times New Roman" w:cs="Times New Roman"/>
@@ -5713,71 +5002,68 @@
           <w:p>
             <w:pPr>
               <w:pStyle w:val="Compact"/>
-              <w:spacing w:line="360" w:lineRule="auto"/>
-              <w:jc w:val="right"/>
-              <w:rPr>
-                <w:rFonts w:ascii="Times New Roman" w:hAnsi="Times New Roman" w:cs="Times New Roman"/>
-                <w:sz w:val="28"/>
-                <w:szCs w:val="28"/>
-              </w:rPr>
-            </w:pPr>
-            <w:r>
-              <w:rPr>
-                <w:rFonts w:ascii="Times New Roman" w:hAnsi="Times New Roman" w:cs="Times New Roman"/>
-                <w:sz w:val="28"/>
-                <w:szCs w:val="28"/>
-              </w:rPr>
-              <w:t>1.134</w:t>
-            </w:r>
-          </w:p>
-        </w:tc>
-        <w:tc>
-          <w:tcPr>
-            <w:tcW w:w="0" w:type="auto"/>
-          </w:tcPr>
-          <w:p>
-            <w:pPr>
-              <w:pStyle w:val="Compact"/>
-              <w:spacing w:line="360" w:lineRule="auto"/>
-              <w:jc w:val="right"/>
-              <w:rPr>
-                <w:rFonts w:ascii="Times New Roman" w:hAnsi="Times New Roman" w:cs="Times New Roman"/>
-                <w:sz w:val="28"/>
-                <w:szCs w:val="28"/>
-              </w:rPr>
-            </w:pPr>
-            <w:r>
-              <w:rPr>
-                <w:rFonts w:ascii="Times New Roman" w:hAnsi="Times New Roman" w:cs="Times New Roman"/>
-                <w:sz w:val="28"/>
-                <w:szCs w:val="28"/>
-              </w:rPr>
-              <w:t>0.330</w:t>
-            </w:r>
-          </w:p>
-        </w:tc>
-        <w:tc>
-          <w:tcPr>
-            <w:tcW w:w="0" w:type="auto"/>
-          </w:tcPr>
-          <w:p>
-            <w:pPr>
-              <w:pStyle w:val="Compact"/>
-              <w:spacing w:line="360" w:lineRule="auto"/>
-              <w:jc w:val="right"/>
-              <w:rPr>
-                <w:rFonts w:ascii="Times New Roman" w:hAnsi="Times New Roman" w:cs="Times New Roman"/>
-                <w:sz w:val="28"/>
-                <w:szCs w:val="28"/>
-              </w:rPr>
-            </w:pPr>
-            <w:r>
-              <w:rPr>
-                <w:rFonts w:ascii="Times New Roman" w:hAnsi="Times New Roman" w:cs="Times New Roman"/>
-                <w:sz w:val="28"/>
-                <w:szCs w:val="28"/>
-              </w:rPr>
-              <w:t>75 251</w:t>
+              <w:jc w:val="right"/>
+              <w:rPr>
+                <w:rFonts w:ascii="Times New Roman" w:hAnsi="Times New Roman" w:cs="Times New Roman"/>
+                <w:sz w:val="28"/>
+                <w:szCs w:val="28"/>
+              </w:rPr>
+            </w:pPr>
+            <w:r>
+              <w:rPr>
+                <w:rFonts w:ascii="Times New Roman" w:hAnsi="Times New Roman" w:cs="Times New Roman"/>
+                <w:sz w:val="28"/>
+                <w:szCs w:val="28"/>
+              </w:rPr>
+              <w:t>1.141</w:t>
+            </w:r>
+          </w:p>
+        </w:tc>
+        <w:tc>
+          <w:tcPr>
+            <w:tcW w:w="0" w:type="auto"/>
+          </w:tcPr>
+          <w:p>
+            <w:pPr>
+              <w:pStyle w:val="Compact"/>
+              <w:jc w:val="right"/>
+              <w:rPr>
+                <w:rFonts w:ascii="Times New Roman" w:hAnsi="Times New Roman" w:cs="Times New Roman"/>
+                <w:sz w:val="28"/>
+                <w:szCs w:val="28"/>
+              </w:rPr>
+            </w:pPr>
+            <w:r>
+              <w:rPr>
+                <w:rFonts w:ascii="Times New Roman" w:hAnsi="Times New Roman" w:cs="Times New Roman"/>
+                <w:sz w:val="28"/>
+                <w:szCs w:val="28"/>
+              </w:rPr>
+              <w:t>0.077</w:t>
+            </w:r>
+          </w:p>
+        </w:tc>
+        <w:tc>
+          <w:tcPr>
+            <w:tcW w:w="0" w:type="auto"/>
+          </w:tcPr>
+          <w:p>
+            <w:pPr>
+              <w:pStyle w:val="Compact"/>
+              <w:jc w:val="right"/>
+              <w:rPr>
+                <w:rFonts w:ascii="Times New Roman" w:hAnsi="Times New Roman" w:cs="Times New Roman"/>
+                <w:sz w:val="28"/>
+                <w:szCs w:val="28"/>
+              </w:rPr>
+            </w:pPr>
+            <w:r>
+              <w:rPr>
+                <w:rFonts w:ascii="Times New Roman" w:hAnsi="Times New Roman" w:cs="Times New Roman"/>
+                <w:sz w:val="28"/>
+                <w:szCs w:val="28"/>
+              </w:rPr>
+              <w:t>107 458</w:t>
             </w:r>
           </w:p>
         </w:tc>
@@ -5790,7 +5076,6 @@
           <w:p>
             <w:pPr>
               <w:pStyle w:val="Compact"/>
-              <w:spacing w:line="360" w:lineRule="auto"/>
               <w:rPr>
                 <w:rFonts w:ascii="Times New Roman" w:hAnsi="Times New Roman" w:cs="Times New Roman"/>
                 <w:sz w:val="28"/>
@@ -5814,7 +5099,6 @@
           <w:p>
             <w:pPr>
               <w:pStyle w:val="Compact"/>
-              <w:spacing w:line="360" w:lineRule="auto"/>
               <w:jc w:val="right"/>
               <w:rPr>
                 <w:rFonts w:ascii="Times New Roman" w:hAnsi="Times New Roman" w:cs="Times New Roman"/>
@@ -5839,71 +5123,68 @@
           <w:p>
             <w:pPr>
               <w:pStyle w:val="Compact"/>
-              <w:spacing w:line="360" w:lineRule="auto"/>
-              <w:jc w:val="right"/>
-              <w:rPr>
-                <w:rFonts w:ascii="Times New Roman" w:hAnsi="Times New Roman" w:cs="Times New Roman"/>
-                <w:sz w:val="28"/>
-                <w:szCs w:val="28"/>
-              </w:rPr>
-            </w:pPr>
-            <w:r>
-              <w:rPr>
-                <w:rFonts w:ascii="Times New Roman" w:hAnsi="Times New Roman" w:cs="Times New Roman"/>
-                <w:sz w:val="28"/>
-                <w:szCs w:val="28"/>
-              </w:rPr>
-              <w:t>4.928</w:t>
-            </w:r>
-          </w:p>
-        </w:tc>
-        <w:tc>
-          <w:tcPr>
-            <w:tcW w:w="0" w:type="auto"/>
-          </w:tcPr>
-          <w:p>
-            <w:pPr>
-              <w:pStyle w:val="Compact"/>
-              <w:spacing w:line="360" w:lineRule="auto"/>
-              <w:jc w:val="right"/>
-              <w:rPr>
-                <w:rFonts w:ascii="Times New Roman" w:hAnsi="Times New Roman" w:cs="Times New Roman"/>
-                <w:sz w:val="28"/>
-                <w:szCs w:val="28"/>
-              </w:rPr>
-            </w:pPr>
-            <w:r>
-              <w:rPr>
-                <w:rFonts w:ascii="Times New Roman" w:hAnsi="Times New Roman" w:cs="Times New Roman"/>
-                <w:sz w:val="28"/>
-                <w:szCs w:val="28"/>
-              </w:rPr>
-              <w:t>0.110</w:t>
-            </w:r>
-          </w:p>
-        </w:tc>
-        <w:tc>
-          <w:tcPr>
-            <w:tcW w:w="0" w:type="auto"/>
-          </w:tcPr>
-          <w:p>
-            <w:pPr>
-              <w:pStyle w:val="Compact"/>
-              <w:spacing w:line="360" w:lineRule="auto"/>
-              <w:jc w:val="right"/>
-              <w:rPr>
-                <w:rFonts w:ascii="Times New Roman" w:hAnsi="Times New Roman" w:cs="Times New Roman"/>
-                <w:sz w:val="28"/>
-                <w:szCs w:val="28"/>
-              </w:rPr>
-            </w:pPr>
-            <w:r>
-              <w:rPr>
-                <w:rFonts w:ascii="Times New Roman" w:hAnsi="Times New Roman" w:cs="Times New Roman"/>
-                <w:sz w:val="28"/>
-                <w:szCs w:val="28"/>
-              </w:rPr>
-              <w:t>800 016</w:t>
+              <w:jc w:val="right"/>
+              <w:rPr>
+                <w:rFonts w:ascii="Times New Roman" w:hAnsi="Times New Roman" w:cs="Times New Roman"/>
+                <w:sz w:val="28"/>
+                <w:szCs w:val="28"/>
+              </w:rPr>
+            </w:pPr>
+            <w:r>
+              <w:rPr>
+                <w:rFonts w:ascii="Times New Roman" w:hAnsi="Times New Roman" w:cs="Times New Roman"/>
+                <w:sz w:val="28"/>
+                <w:szCs w:val="28"/>
+              </w:rPr>
+              <w:t>5.477</w:t>
+            </w:r>
+          </w:p>
+        </w:tc>
+        <w:tc>
+          <w:tcPr>
+            <w:tcW w:w="0" w:type="auto"/>
+          </w:tcPr>
+          <w:p>
+            <w:pPr>
+              <w:pStyle w:val="Compact"/>
+              <w:jc w:val="right"/>
+              <w:rPr>
+                <w:rFonts w:ascii="Times New Roman" w:hAnsi="Times New Roman" w:cs="Times New Roman"/>
+                <w:sz w:val="28"/>
+                <w:szCs w:val="28"/>
+              </w:rPr>
+            </w:pPr>
+            <w:r>
+              <w:rPr>
+                <w:rFonts w:ascii="Times New Roman" w:hAnsi="Times New Roman" w:cs="Times New Roman"/>
+                <w:sz w:val="28"/>
+                <w:szCs w:val="28"/>
+              </w:rPr>
+              <w:t>0.069</w:t>
+            </w:r>
+          </w:p>
+        </w:tc>
+        <w:tc>
+          <w:tcPr>
+            <w:tcW w:w="0" w:type="auto"/>
+          </w:tcPr>
+          <w:p>
+            <w:pPr>
+              <w:pStyle w:val="Compact"/>
+              <w:jc w:val="right"/>
+              <w:rPr>
+                <w:rFonts w:ascii="Times New Roman" w:hAnsi="Times New Roman" w:cs="Times New Roman"/>
+                <w:sz w:val="28"/>
+                <w:szCs w:val="28"/>
+              </w:rPr>
+            </w:pPr>
+            <w:r>
+              <w:rPr>
+                <w:rFonts w:ascii="Times New Roman" w:hAnsi="Times New Roman" w:cs="Times New Roman"/>
+                <w:sz w:val="28"/>
+                <w:szCs w:val="28"/>
+              </w:rPr>
+              <w:t>451 484</w:t>
             </w:r>
           </w:p>
         </w:tc>
@@ -5916,23 +5197,21 @@
           <w:p>
             <w:pPr>
               <w:pStyle w:val="Compact"/>
-              <w:spacing w:line="360" w:lineRule="auto"/>
-              <w:rPr>
-                <w:rFonts w:ascii="Times New Roman" w:hAnsi="Times New Roman" w:cs="Times New Roman"/>
-                <w:sz w:val="28"/>
-                <w:szCs w:val="28"/>
-              </w:rPr>
-            </w:pPr>
-          </w:p>
-        </w:tc>
-        <w:tc>
-          <w:tcPr>
-            <w:tcW w:w="0" w:type="auto"/>
-          </w:tcPr>
-          <w:p>
-            <w:pPr>
-              <w:pStyle w:val="Compact"/>
-              <w:spacing w:line="360" w:lineRule="auto"/>
+              <w:rPr>
+                <w:rFonts w:ascii="Times New Roman" w:hAnsi="Times New Roman" w:cs="Times New Roman"/>
+                <w:sz w:val="28"/>
+                <w:szCs w:val="28"/>
+              </w:rPr>
+            </w:pPr>
+          </w:p>
+        </w:tc>
+        <w:tc>
+          <w:tcPr>
+            <w:tcW w:w="0" w:type="auto"/>
+          </w:tcPr>
+          <w:p>
+            <w:pPr>
+              <w:pStyle w:val="Compact"/>
               <w:jc w:val="right"/>
               <w:rPr>
                 <w:rFonts w:ascii="Times New Roman" w:hAnsi="Times New Roman" w:cs="Times New Roman"/>
@@ -5957,71 +5236,68 @@
           <w:p>
             <w:pPr>
               <w:pStyle w:val="Compact"/>
-              <w:spacing w:line="360" w:lineRule="auto"/>
-              <w:jc w:val="right"/>
-              <w:rPr>
-                <w:rFonts w:ascii="Times New Roman" w:hAnsi="Times New Roman" w:cs="Times New Roman"/>
-                <w:sz w:val="28"/>
-                <w:szCs w:val="28"/>
-              </w:rPr>
-            </w:pPr>
-            <w:r>
-              <w:rPr>
-                <w:rFonts w:ascii="Times New Roman" w:hAnsi="Times New Roman" w:cs="Times New Roman"/>
-                <w:sz w:val="28"/>
-                <w:szCs w:val="28"/>
-              </w:rPr>
-              <w:t>5.526</w:t>
-            </w:r>
-          </w:p>
-        </w:tc>
-        <w:tc>
-          <w:tcPr>
-            <w:tcW w:w="0" w:type="auto"/>
-          </w:tcPr>
-          <w:p>
-            <w:pPr>
-              <w:pStyle w:val="Compact"/>
-              <w:spacing w:line="360" w:lineRule="auto"/>
-              <w:jc w:val="right"/>
-              <w:rPr>
-                <w:rFonts w:ascii="Times New Roman" w:hAnsi="Times New Roman" w:cs="Times New Roman"/>
-                <w:sz w:val="28"/>
-                <w:szCs w:val="28"/>
-              </w:rPr>
-            </w:pPr>
-            <w:r>
-              <w:rPr>
-                <w:rFonts w:ascii="Times New Roman" w:hAnsi="Times New Roman" w:cs="Times New Roman"/>
-                <w:sz w:val="28"/>
-                <w:szCs w:val="28"/>
-              </w:rPr>
-              <w:t>0.818</w:t>
-            </w:r>
-          </w:p>
-        </w:tc>
-        <w:tc>
-          <w:tcPr>
-            <w:tcW w:w="0" w:type="auto"/>
-          </w:tcPr>
-          <w:p>
-            <w:pPr>
-              <w:pStyle w:val="Compact"/>
-              <w:spacing w:line="360" w:lineRule="auto"/>
-              <w:jc w:val="right"/>
-              <w:rPr>
-                <w:rFonts w:ascii="Times New Roman" w:hAnsi="Times New Roman" w:cs="Times New Roman"/>
-                <w:sz w:val="28"/>
-                <w:szCs w:val="28"/>
-              </w:rPr>
-            </w:pPr>
-            <w:r>
-              <w:rPr>
-                <w:rFonts w:ascii="Times New Roman" w:hAnsi="Times New Roman" w:cs="Times New Roman"/>
-                <w:sz w:val="28"/>
-                <w:szCs w:val="28"/>
-              </w:rPr>
-              <w:t>299 740</w:t>
+              <w:jc w:val="right"/>
+              <w:rPr>
+                <w:rFonts w:ascii="Times New Roman" w:hAnsi="Times New Roman" w:cs="Times New Roman"/>
+                <w:sz w:val="28"/>
+                <w:szCs w:val="28"/>
+              </w:rPr>
+            </w:pPr>
+            <w:r>
+              <w:rPr>
+                <w:rFonts w:ascii="Times New Roman" w:hAnsi="Times New Roman" w:cs="Times New Roman"/>
+                <w:sz w:val="28"/>
+                <w:szCs w:val="28"/>
+              </w:rPr>
+              <w:t>5.607</w:t>
+            </w:r>
+          </w:p>
+        </w:tc>
+        <w:tc>
+          <w:tcPr>
+            <w:tcW w:w="0" w:type="auto"/>
+          </w:tcPr>
+          <w:p>
+            <w:pPr>
+              <w:pStyle w:val="Compact"/>
+              <w:jc w:val="right"/>
+              <w:rPr>
+                <w:rFonts w:ascii="Times New Roman" w:hAnsi="Times New Roman" w:cs="Times New Roman"/>
+                <w:sz w:val="28"/>
+                <w:szCs w:val="28"/>
+              </w:rPr>
+            </w:pPr>
+            <w:r>
+              <w:rPr>
+                <w:rFonts w:ascii="Times New Roman" w:hAnsi="Times New Roman" w:cs="Times New Roman"/>
+                <w:sz w:val="28"/>
+                <w:szCs w:val="28"/>
+              </w:rPr>
+              <w:t>0.051</w:t>
+            </w:r>
+          </w:p>
+        </w:tc>
+        <w:tc>
+          <w:tcPr>
+            <w:tcW w:w="0" w:type="auto"/>
+          </w:tcPr>
+          <w:p>
+            <w:pPr>
+              <w:pStyle w:val="Compact"/>
+              <w:jc w:val="right"/>
+              <w:rPr>
+                <w:rFonts w:ascii="Times New Roman" w:hAnsi="Times New Roman" w:cs="Times New Roman"/>
+                <w:sz w:val="28"/>
+                <w:szCs w:val="28"/>
+              </w:rPr>
+            </w:pPr>
+            <w:r>
+              <w:rPr>
+                <w:rFonts w:ascii="Times New Roman" w:hAnsi="Times New Roman" w:cs="Times New Roman"/>
+                <w:sz w:val="28"/>
+                <w:szCs w:val="28"/>
+              </w:rPr>
+              <w:t>426 011</w:t>
             </w:r>
           </w:p>
         </w:tc>
@@ -6034,7 +5310,6 @@
           <w:p>
             <w:pPr>
               <w:pStyle w:val="Compact"/>
-              <w:spacing w:line="360" w:lineRule="auto"/>
               <w:rPr>
                 <w:rFonts w:ascii="Times New Roman" w:hAnsi="Times New Roman" w:cs="Times New Roman"/>
                 <w:sz w:val="28"/>
@@ -6058,7 +5333,6 @@
           <w:p>
             <w:pPr>
               <w:pStyle w:val="Compact"/>
-              <w:spacing w:line="360" w:lineRule="auto"/>
               <w:jc w:val="right"/>
               <w:rPr>
                 <w:rFonts w:ascii="Times New Roman" w:hAnsi="Times New Roman" w:cs="Times New Roman"/>
@@ -6083,71 +5357,68 @@
           <w:p>
             <w:pPr>
               <w:pStyle w:val="Compact"/>
-              <w:spacing w:line="360" w:lineRule="auto"/>
-              <w:jc w:val="right"/>
-              <w:rPr>
-                <w:rFonts w:ascii="Times New Roman" w:hAnsi="Times New Roman" w:cs="Times New Roman"/>
-                <w:sz w:val="28"/>
-                <w:szCs w:val="28"/>
-              </w:rPr>
-            </w:pPr>
-            <w:r>
-              <w:rPr>
-                <w:rFonts w:ascii="Times New Roman" w:hAnsi="Times New Roman" w:cs="Times New Roman"/>
-                <w:sz w:val="28"/>
-                <w:szCs w:val="28"/>
-              </w:rPr>
-              <w:t>12.101</w:t>
-            </w:r>
-          </w:p>
-        </w:tc>
-        <w:tc>
-          <w:tcPr>
-            <w:tcW w:w="0" w:type="auto"/>
-          </w:tcPr>
-          <w:p>
-            <w:pPr>
-              <w:pStyle w:val="Compact"/>
-              <w:spacing w:line="360" w:lineRule="auto"/>
-              <w:jc w:val="right"/>
-              <w:rPr>
-                <w:rFonts w:ascii="Times New Roman" w:hAnsi="Times New Roman" w:cs="Times New Roman"/>
-                <w:sz w:val="28"/>
-                <w:szCs w:val="28"/>
-              </w:rPr>
-            </w:pPr>
-            <w:r>
-              <w:rPr>
-                <w:rFonts w:ascii="Times New Roman" w:hAnsi="Times New Roman" w:cs="Times New Roman"/>
-                <w:sz w:val="28"/>
-                <w:szCs w:val="28"/>
-              </w:rPr>
-              <w:t>0.183</w:t>
-            </w:r>
-          </w:p>
-        </w:tc>
-        <w:tc>
-          <w:tcPr>
-            <w:tcW w:w="0" w:type="auto"/>
-          </w:tcPr>
-          <w:p>
-            <w:pPr>
-              <w:pStyle w:val="Compact"/>
-              <w:spacing w:line="360" w:lineRule="auto"/>
-              <w:jc w:val="right"/>
-              <w:rPr>
-                <w:rFonts w:ascii="Times New Roman" w:hAnsi="Times New Roman" w:cs="Times New Roman"/>
-                <w:sz w:val="28"/>
-                <w:szCs w:val="28"/>
-              </w:rPr>
-            </w:pPr>
-            <w:r>
-              <w:rPr>
-                <w:rFonts w:ascii="Times New Roman" w:hAnsi="Times New Roman" w:cs="Times New Roman"/>
-                <w:sz w:val="28"/>
-                <w:szCs w:val="28"/>
-              </w:rPr>
-              <w:t>1 599 992</w:t>
+              <w:jc w:val="right"/>
+              <w:rPr>
+                <w:rFonts w:ascii="Times New Roman" w:hAnsi="Times New Roman" w:cs="Times New Roman"/>
+                <w:sz w:val="28"/>
+                <w:szCs w:val="28"/>
+              </w:rPr>
+            </w:pPr>
+            <w:r>
+              <w:rPr>
+                <w:rFonts w:ascii="Times New Roman" w:hAnsi="Times New Roman" w:cs="Times New Roman"/>
+                <w:sz w:val="28"/>
+                <w:szCs w:val="28"/>
+              </w:rPr>
+              <w:t>14.121</w:t>
+            </w:r>
+          </w:p>
+        </w:tc>
+        <w:tc>
+          <w:tcPr>
+            <w:tcW w:w="0" w:type="auto"/>
+          </w:tcPr>
+          <w:p>
+            <w:pPr>
+              <w:pStyle w:val="Compact"/>
+              <w:jc w:val="right"/>
+              <w:rPr>
+                <w:rFonts w:ascii="Times New Roman" w:hAnsi="Times New Roman" w:cs="Times New Roman"/>
+                <w:sz w:val="28"/>
+                <w:szCs w:val="28"/>
+              </w:rPr>
+            </w:pPr>
+            <w:r>
+              <w:rPr>
+                <w:rFonts w:ascii="Times New Roman" w:hAnsi="Times New Roman" w:cs="Times New Roman"/>
+                <w:sz w:val="28"/>
+                <w:szCs w:val="28"/>
+              </w:rPr>
+              <w:t>0.127</w:t>
+            </w:r>
+          </w:p>
+        </w:tc>
+        <w:tc>
+          <w:tcPr>
+            <w:tcW w:w="0" w:type="auto"/>
+          </w:tcPr>
+          <w:p>
+            <w:pPr>
+              <w:pStyle w:val="Compact"/>
+              <w:jc w:val="right"/>
+              <w:rPr>
+                <w:rFonts w:ascii="Times New Roman" w:hAnsi="Times New Roman" w:cs="Times New Roman"/>
+                <w:sz w:val="28"/>
+                <w:szCs w:val="28"/>
+              </w:rPr>
+            </w:pPr>
+            <w:r>
+              <w:rPr>
+                <w:rFonts w:ascii="Times New Roman" w:hAnsi="Times New Roman" w:cs="Times New Roman"/>
+                <w:sz w:val="28"/>
+                <w:szCs w:val="28"/>
+              </w:rPr>
+              <w:t>902 572</w:t>
             </w:r>
           </w:p>
         </w:tc>
@@ -6160,23 +5431,21 @@
           <w:p>
             <w:pPr>
               <w:pStyle w:val="Compact"/>
-              <w:spacing w:line="360" w:lineRule="auto"/>
-              <w:rPr>
-                <w:rFonts w:ascii="Times New Roman" w:hAnsi="Times New Roman" w:cs="Times New Roman"/>
-                <w:sz w:val="28"/>
-                <w:szCs w:val="28"/>
-              </w:rPr>
-            </w:pPr>
-          </w:p>
-        </w:tc>
-        <w:tc>
-          <w:tcPr>
-            <w:tcW w:w="0" w:type="auto"/>
-          </w:tcPr>
-          <w:p>
-            <w:pPr>
-              <w:pStyle w:val="Compact"/>
-              <w:spacing w:line="360" w:lineRule="auto"/>
+              <w:rPr>
+                <w:rFonts w:ascii="Times New Roman" w:hAnsi="Times New Roman" w:cs="Times New Roman"/>
+                <w:sz w:val="28"/>
+                <w:szCs w:val="28"/>
+              </w:rPr>
+            </w:pPr>
+          </w:p>
+        </w:tc>
+        <w:tc>
+          <w:tcPr>
+            <w:tcW w:w="0" w:type="auto"/>
+          </w:tcPr>
+          <w:p>
+            <w:pPr>
+              <w:pStyle w:val="Compact"/>
               <w:jc w:val="right"/>
               <w:rPr>
                 <w:rFonts w:ascii="Times New Roman" w:hAnsi="Times New Roman" w:cs="Times New Roman"/>
@@ -6201,76 +5470,87 @@
           <w:p>
             <w:pPr>
               <w:pStyle w:val="Compact"/>
-              <w:spacing w:line="360" w:lineRule="auto"/>
-              <w:jc w:val="right"/>
-              <w:rPr>
-                <w:rFonts w:ascii="Times New Roman" w:hAnsi="Times New Roman" w:cs="Times New Roman"/>
-                <w:sz w:val="28"/>
-                <w:szCs w:val="28"/>
-              </w:rPr>
-            </w:pPr>
-            <w:r>
-              <w:rPr>
-                <w:rFonts w:ascii="Times New Roman" w:hAnsi="Times New Roman" w:cs="Times New Roman"/>
-                <w:sz w:val="28"/>
-                <w:szCs w:val="28"/>
-              </w:rPr>
-              <w:t>12.776</w:t>
-            </w:r>
-          </w:p>
-        </w:tc>
-        <w:tc>
-          <w:tcPr>
-            <w:tcW w:w="0" w:type="auto"/>
-          </w:tcPr>
-          <w:p>
-            <w:pPr>
-              <w:pStyle w:val="Compact"/>
-              <w:spacing w:line="360" w:lineRule="auto"/>
-              <w:jc w:val="right"/>
-              <w:rPr>
-                <w:rFonts w:ascii="Times New Roman" w:hAnsi="Times New Roman" w:cs="Times New Roman"/>
-                <w:sz w:val="28"/>
-                <w:szCs w:val="28"/>
-              </w:rPr>
-            </w:pPr>
-            <w:r>
-              <w:rPr>
-                <w:rFonts w:ascii="Times New Roman" w:hAnsi="Times New Roman" w:cs="Times New Roman"/>
-                <w:sz w:val="28"/>
-                <w:szCs w:val="28"/>
-              </w:rPr>
-              <w:t>0.070</w:t>
-            </w:r>
-          </w:p>
-        </w:tc>
-        <w:tc>
-          <w:tcPr>
-            <w:tcW w:w="0" w:type="auto"/>
-          </w:tcPr>
-          <w:p>
-            <w:pPr>
-              <w:pStyle w:val="Compact"/>
-              <w:spacing w:line="360" w:lineRule="auto"/>
-              <w:jc w:val="right"/>
-              <w:rPr>
-                <w:rFonts w:ascii="Times New Roman" w:hAnsi="Times New Roman" w:cs="Times New Roman"/>
-                <w:sz w:val="28"/>
-                <w:szCs w:val="28"/>
-              </w:rPr>
-            </w:pPr>
-            <w:r>
-              <w:rPr>
-                <w:rFonts w:ascii="Times New Roman" w:hAnsi="Times New Roman" w:cs="Times New Roman"/>
-                <w:sz w:val="28"/>
-                <w:szCs w:val="28"/>
-              </w:rPr>
-              <w:t>600 835</w:t>
+              <w:jc w:val="right"/>
+              <w:rPr>
+                <w:rFonts w:ascii="Times New Roman" w:hAnsi="Times New Roman" w:cs="Times New Roman"/>
+                <w:sz w:val="28"/>
+                <w:szCs w:val="28"/>
+              </w:rPr>
+            </w:pPr>
+            <w:r>
+              <w:rPr>
+                <w:rFonts w:ascii="Times New Roman" w:hAnsi="Times New Roman" w:cs="Times New Roman"/>
+                <w:sz w:val="28"/>
+                <w:szCs w:val="28"/>
+              </w:rPr>
+              <w:t>13.230</w:t>
+            </w:r>
+          </w:p>
+        </w:tc>
+        <w:tc>
+          <w:tcPr>
+            <w:tcW w:w="0" w:type="auto"/>
+          </w:tcPr>
+          <w:p>
+            <w:pPr>
+              <w:pStyle w:val="Compact"/>
+              <w:jc w:val="right"/>
+              <w:rPr>
+                <w:rFonts w:ascii="Times New Roman" w:hAnsi="Times New Roman" w:cs="Times New Roman"/>
+                <w:sz w:val="28"/>
+                <w:szCs w:val="28"/>
+              </w:rPr>
+            </w:pPr>
+            <w:r>
+              <w:rPr>
+                <w:rFonts w:ascii="Times New Roman" w:hAnsi="Times New Roman" w:cs="Times New Roman"/>
+                <w:sz w:val="28"/>
+                <w:szCs w:val="28"/>
+              </w:rPr>
+              <w:t>0.082</w:t>
+            </w:r>
+          </w:p>
+        </w:tc>
+        <w:tc>
+          <w:tcPr>
+            <w:tcW w:w="0" w:type="auto"/>
+          </w:tcPr>
+          <w:p>
+            <w:pPr>
+              <w:pStyle w:val="Compact"/>
+              <w:jc w:val="right"/>
+              <w:rPr>
+                <w:rFonts w:ascii="Times New Roman" w:hAnsi="Times New Roman" w:cs="Times New Roman"/>
+                <w:sz w:val="28"/>
+                <w:szCs w:val="28"/>
+              </w:rPr>
+            </w:pPr>
+            <w:r>
+              <w:rPr>
+                <w:rFonts w:ascii="Times New Roman" w:hAnsi="Times New Roman" w:cs="Times New Roman"/>
+                <w:sz w:val="28"/>
+                <w:szCs w:val="28"/>
+              </w:rPr>
+              <w:t>850 910</w:t>
             </w:r>
           </w:p>
         </w:tc>
       </w:tr>
     </w:tbl>
+    <w:p>
+      <w:pPr>
+        <w:pStyle w:val="TableCaption"/>
+        <w:spacing w:line="360" w:lineRule="auto"/>
+        <w:ind w:firstLine="709"/>
+        <w:rPr>
+          <w:rFonts w:ascii="Times New Roman" w:hAnsi="Times New Roman" w:cs="Times New Roman"/>
+          <w:i w:val="0"/>
+          <w:iCs/>
+          <w:sz w:val="28"/>
+          <w:szCs w:val="28"/>
+        </w:rPr>
+      </w:pPr>
+    </w:p>
     <w:p>
       <w:pPr>
         <w:pStyle w:val="a0"/>
@@ -6290,12 +5570,11 @@
           <w:sz w:val="28"/>
           <w:szCs w:val="28"/>
         </w:rPr>
-        <w:lastRenderedPageBreak/>
         <w:drawing>
-          <wp:inline distT="0" distB="0" distL="0" distR="0" wp14:anchorId="39B376FA" wp14:editId="5C058F70">
-            <wp:extent cx="5540494" cy="2773680"/>
+          <wp:inline distT="0" distB="0" distL="0" distR="0" wp14:anchorId="07CD2BB9" wp14:editId="5C0B9BFC">
+            <wp:extent cx="5921023" cy="2964180"/>
             <wp:effectExtent l="0" t="0" r="0" b="0"/>
-            <wp:docPr id="1886346637" name="Рисунок 10"/>
+            <wp:docPr id="1767759685" name="Рисунок 10"/>
             <wp:cNvGraphicFramePr>
               <a:graphicFrameLocks xmlns:a="http://schemas.openxmlformats.org/drawingml/2006/main" noChangeAspect="1"/>
             </wp:cNvGraphicFramePr>
@@ -6324,7 +5603,7 @@
                   <pic:spPr bwMode="auto">
                     <a:xfrm>
                       <a:off x="0" y="0"/>
-                      <a:ext cx="5544939" cy="2775905"/>
+                      <a:ext cx="5928565" cy="2967956"/>
                     </a:xfrm>
                     <a:prstGeom prst="rect">
                       <a:avLst/>
@@ -6340,41 +5619,13 @@
           </wp:inline>
         </w:drawing>
       </w:r>
-      <w:proofErr w:type="spellStart"/>
-      <w:r>
-        <w:rPr>
-          <w:rFonts w:ascii="Times New Roman" w:hAnsi="Times New Roman" w:cs="Times New Roman"/>
-          <w:sz w:val="28"/>
-          <w:szCs w:val="28"/>
-        </w:rPr>
-        <w:t>Коэффициент</w:t>
-      </w:r>
-      <w:proofErr w:type="spellEnd"/>
-      <w:r>
-        <w:rPr>
-          <w:rFonts w:ascii="Times New Roman" w:hAnsi="Times New Roman" w:cs="Times New Roman"/>
-          <w:sz w:val="28"/>
-          <w:szCs w:val="28"/>
-        </w:rPr>
-        <w:t xml:space="preserve"> </w:t>
-      </w:r>
-      <w:proofErr w:type="spellStart"/>
-      <w:r>
-        <w:rPr>
-          <w:rFonts w:ascii="Times New Roman" w:hAnsi="Times New Roman" w:cs="Times New Roman"/>
-          <w:sz w:val="28"/>
-          <w:szCs w:val="28"/>
-        </w:rPr>
-        <w:t>сжатия</w:t>
-      </w:r>
-      <w:proofErr w:type="spellEnd"/>
-      <w:r>
-        <w:rPr>
-          <w:rFonts w:ascii="Times New Roman" w:hAnsi="Times New Roman" w:cs="Times New Roman"/>
-          <w:sz w:val="28"/>
-          <w:szCs w:val="28"/>
-        </w:rPr>
-        <w:t xml:space="preserve"> (uniform)</w:t>
+      <w:r>
+        <w:rPr>
+          <w:rFonts w:ascii="Times New Roman" w:hAnsi="Times New Roman" w:cs="Times New Roman"/>
+          <w:sz w:val="28"/>
+          <w:szCs w:val="28"/>
+        </w:rPr>
+        <w:t>Коэффициент сжатия (uniform)</w:t>
       </w:r>
     </w:p>
     <w:p>
@@ -6396,11 +5647,12 @@
           <w:sz w:val="28"/>
           <w:szCs w:val="28"/>
         </w:rPr>
+        <w:lastRenderedPageBreak/>
         <w:drawing>
-          <wp:inline distT="0" distB="0" distL="0" distR="0" wp14:anchorId="49CA3BC7" wp14:editId="6DD172BC">
-            <wp:extent cx="5577840" cy="2792376"/>
+          <wp:inline distT="0" distB="0" distL="0" distR="0" wp14:anchorId="7760F370" wp14:editId="4118E143">
+            <wp:extent cx="5890581" cy="2948940"/>
             <wp:effectExtent l="0" t="0" r="0" b="0"/>
-            <wp:docPr id="2121051669" name="Рисунок 11"/>
+            <wp:docPr id="1057611205" name="Рисунок 11"/>
             <wp:cNvGraphicFramePr>
               <a:graphicFrameLocks xmlns:a="http://schemas.openxmlformats.org/drawingml/2006/main" noChangeAspect="1"/>
             </wp:cNvGraphicFramePr>
@@ -6429,7 +5681,7 @@
                   <pic:spPr bwMode="auto">
                     <a:xfrm>
                       <a:off x="0" y="0"/>
-                      <a:ext cx="5584884" cy="2795902"/>
+                      <a:ext cx="5902340" cy="2954827"/>
                     </a:xfrm>
                     <a:prstGeom prst="rect">
                       <a:avLst/>
@@ -6445,41 +5697,13 @@
           </wp:inline>
         </w:drawing>
       </w:r>
-      <w:proofErr w:type="spellStart"/>
-      <w:r>
-        <w:rPr>
-          <w:rFonts w:ascii="Times New Roman" w:hAnsi="Times New Roman" w:cs="Times New Roman"/>
-          <w:sz w:val="28"/>
-          <w:szCs w:val="28"/>
-        </w:rPr>
-        <w:t>Время</w:t>
-      </w:r>
-      <w:proofErr w:type="spellEnd"/>
-      <w:r>
-        <w:rPr>
-          <w:rFonts w:ascii="Times New Roman" w:hAnsi="Times New Roman" w:cs="Times New Roman"/>
-          <w:sz w:val="28"/>
-          <w:szCs w:val="28"/>
-        </w:rPr>
-        <w:t xml:space="preserve"> </w:t>
-      </w:r>
-      <w:proofErr w:type="spellStart"/>
-      <w:r>
-        <w:rPr>
-          <w:rFonts w:ascii="Times New Roman" w:hAnsi="Times New Roman" w:cs="Times New Roman"/>
-          <w:sz w:val="28"/>
-          <w:szCs w:val="28"/>
-        </w:rPr>
-        <w:t>сжатия</w:t>
-      </w:r>
-      <w:proofErr w:type="spellEnd"/>
-      <w:r>
-        <w:rPr>
-          <w:rFonts w:ascii="Times New Roman" w:hAnsi="Times New Roman" w:cs="Times New Roman"/>
-          <w:sz w:val="28"/>
-          <w:szCs w:val="28"/>
-        </w:rPr>
-        <w:t xml:space="preserve"> (uniform)</w:t>
+      <w:r>
+        <w:rPr>
+          <w:rFonts w:ascii="Times New Roman" w:hAnsi="Times New Roman" w:cs="Times New Roman"/>
+          <w:sz w:val="28"/>
+          <w:szCs w:val="28"/>
+        </w:rPr>
+        <w:t>Время сжатия (uniform)</w:t>
       </w:r>
     </w:p>
     <w:p>
@@ -6501,12 +5725,11 @@
           <w:sz w:val="28"/>
           <w:szCs w:val="28"/>
         </w:rPr>
-        <w:lastRenderedPageBreak/>
         <w:drawing>
-          <wp:inline distT="0" distB="0" distL="0" distR="0" wp14:anchorId="1A47AE65" wp14:editId="785BB487">
-            <wp:extent cx="5418562" cy="2712638"/>
+          <wp:inline distT="0" distB="0" distL="0" distR="0" wp14:anchorId="1D8C309F" wp14:editId="27F5EFCB">
+            <wp:extent cx="5836920" cy="2922076"/>
             <wp:effectExtent l="0" t="0" r="0" b="0"/>
-            <wp:docPr id="1603164072" name="Рисунок 12"/>
+            <wp:docPr id="942510766" name="Рисунок 12"/>
             <wp:cNvGraphicFramePr>
               <a:graphicFrameLocks xmlns:a="http://schemas.openxmlformats.org/drawingml/2006/main" noChangeAspect="1"/>
             </wp:cNvGraphicFramePr>
@@ -6535,7 +5758,7 @@
                   <pic:spPr bwMode="auto">
                     <a:xfrm>
                       <a:off x="0" y="0"/>
-                      <a:ext cx="5447206" cy="2726978"/>
+                      <a:ext cx="5844807" cy="2926025"/>
                     </a:xfrm>
                     <a:prstGeom prst="rect">
                       <a:avLst/>
@@ -6551,41 +5774,13 @@
           </wp:inline>
         </w:drawing>
       </w:r>
-      <w:proofErr w:type="spellStart"/>
-      <w:r>
-        <w:rPr>
-          <w:rFonts w:ascii="Times New Roman" w:hAnsi="Times New Roman" w:cs="Times New Roman"/>
-          <w:sz w:val="28"/>
-          <w:szCs w:val="28"/>
-        </w:rPr>
-        <w:t>Время</w:t>
-      </w:r>
-      <w:proofErr w:type="spellEnd"/>
-      <w:r>
-        <w:rPr>
-          <w:rFonts w:ascii="Times New Roman" w:hAnsi="Times New Roman" w:cs="Times New Roman"/>
-          <w:sz w:val="28"/>
-          <w:szCs w:val="28"/>
-        </w:rPr>
-        <w:t xml:space="preserve"> </w:t>
-      </w:r>
-      <w:proofErr w:type="spellStart"/>
-      <w:r>
-        <w:rPr>
-          <w:rFonts w:ascii="Times New Roman" w:hAnsi="Times New Roman" w:cs="Times New Roman"/>
-          <w:sz w:val="28"/>
-          <w:szCs w:val="28"/>
-        </w:rPr>
-        <w:t>распаковки</w:t>
-      </w:r>
-      <w:proofErr w:type="spellEnd"/>
-      <w:r>
-        <w:rPr>
-          <w:rFonts w:ascii="Times New Roman" w:hAnsi="Times New Roman" w:cs="Times New Roman"/>
-          <w:sz w:val="28"/>
-          <w:szCs w:val="28"/>
-        </w:rPr>
-        <w:t xml:space="preserve"> (uniform)</w:t>
+      <w:r>
+        <w:rPr>
+          <w:rFonts w:ascii="Times New Roman" w:hAnsi="Times New Roman" w:cs="Times New Roman"/>
+          <w:sz w:val="28"/>
+          <w:szCs w:val="28"/>
+        </w:rPr>
+        <w:t>Время распаковки (uniform)</w:t>
       </w:r>
     </w:p>
     <w:p>
@@ -6600,14 +5795,16 @@
           <w:lang w:val="ru-RU"/>
         </w:rPr>
       </w:pPr>
-      <w:r>
-        <w:rPr>
-          <w:rFonts w:ascii="Times New Roman" w:hAnsi="Times New Roman" w:cs="Times New Roman"/>
-          <w:sz w:val="28"/>
-          <w:szCs w:val="28"/>
-          <w:lang w:val="ru-RU"/>
-        </w:rPr>
-        <w:t>На равномерных данных -9 даёт хороший результат (</w:t>
+      <w:bookmarkStart w:id="9" w:name="реальные-данные-текстовая-статья-13-kb"/>
+      <w:bookmarkEnd w:id="8"/>
+      <w:r>
+        <w:rPr>
+          <w:rFonts w:ascii="Times New Roman" w:hAnsi="Times New Roman" w:cs="Times New Roman"/>
+          <w:sz w:val="28"/>
+          <w:szCs w:val="28"/>
+          <w:lang w:val="ru-RU"/>
+        </w:rPr>
+        <w:t>Оба режима показывают слабое сжатие (</w:t>
       </w:r>
       <w:r>
         <w:rPr>
@@ -6624,24 +5821,7 @@
           <w:szCs w:val="28"/>
           <w:lang w:val="ru-RU"/>
         </w:rPr>
-        <w:t xml:space="preserve"> ≈ 0.75 на 800 </w:t>
-      </w:r>
-      <w:r>
-        <w:rPr>
-          <w:rFonts w:ascii="Times New Roman" w:hAnsi="Times New Roman" w:cs="Times New Roman"/>
-          <w:sz w:val="28"/>
-          <w:szCs w:val="28"/>
-        </w:rPr>
-        <w:t>KB</w:t>
-      </w:r>
-      <w:r>
-        <w:rPr>
-          <w:rFonts w:ascii="Times New Roman" w:hAnsi="Times New Roman" w:cs="Times New Roman"/>
-          <w:sz w:val="28"/>
-          <w:szCs w:val="28"/>
-          <w:lang w:val="ru-RU"/>
-        </w:rPr>
-        <w:t xml:space="preserve">), в то время как -1 раздувает файл в 2 раза. Это подтверждает эффективность </w:t>
+        <w:t xml:space="preserve"> ≈ 1.06–1.13), так как нет повторяющихся последовательностей и частых байтов. Режим -9 немного лучше благодаря </w:t>
       </w:r>
       <w:r>
         <w:rPr>
@@ -6658,38 +5838,51 @@
           <w:szCs w:val="28"/>
           <w:lang w:val="ru-RU"/>
         </w:rPr>
-        <w:t xml:space="preserve"> на токенах даже при отсутствии длинных матчей.</w:t>
+        <w:t xml:space="preserve"> на бит-пакете, но выигрыш небольшой из-за высокой энтропии.</w:t>
       </w:r>
     </w:p>
     <w:p>
       <w:pPr>
-        <w:pStyle w:val="3"/>
+        <w:pStyle w:val="a0"/>
         <w:spacing w:line="360" w:lineRule="auto"/>
         <w:ind w:firstLine="709"/>
         <w:rPr>
           <w:rFonts w:ascii="Times New Roman" w:hAnsi="Times New Roman" w:cs="Times New Roman"/>
-          <w:color w:val="auto"/>
-          <w:sz w:val="28"/>
-          <w:szCs w:val="28"/>
-          <w:lang w:val="ru-RU"/>
-        </w:rPr>
-      </w:pPr>
-      <w:bookmarkStart w:id="9" w:name="реальные-данные-текстовая-статья-13-kb"/>
-      <w:bookmarkEnd w:id="8"/>
-      <w:r>
-        <w:rPr>
-          <w:rFonts w:ascii="Times New Roman" w:hAnsi="Times New Roman" w:cs="Times New Roman"/>
-          <w:color w:val="auto"/>
-          <w:sz w:val="28"/>
-          <w:szCs w:val="28"/>
-          <w:lang w:val="ru-RU"/>
-        </w:rPr>
-        <w:t xml:space="preserve">Реальные данные: текстовая статья (≈13 </w:t>
-      </w:r>
-      <w:r>
-        <w:rPr>
-          <w:rFonts w:ascii="Times New Roman" w:hAnsi="Times New Roman" w:cs="Times New Roman"/>
-          <w:color w:val="auto"/>
+          <w:sz w:val="28"/>
+          <w:szCs w:val="28"/>
+          <w:lang w:val="ru-RU"/>
+        </w:rPr>
+      </w:pPr>
+      <w:r>
+        <w:rPr>
+          <w:rFonts w:ascii="Times New Roman" w:hAnsi="Times New Roman" w:cs="Times New Roman"/>
+          <w:sz w:val="28"/>
+          <w:szCs w:val="28"/>
+          <w:lang w:val="ru-RU"/>
+        </w:rPr>
+        <w:t xml:space="preserve">Реальные данные: </w:t>
+      </w:r>
+      <w:r>
+        <w:rPr>
+          <w:rFonts w:ascii="Times New Roman" w:hAnsi="Times New Roman" w:cs="Times New Roman"/>
+          <w:sz w:val="28"/>
+          <w:szCs w:val="28"/>
+          <w:lang w:val="ru-RU"/>
+        </w:rPr>
+        <w:t xml:space="preserve">небольшая </w:t>
+      </w:r>
+      <w:r>
+        <w:rPr>
+          <w:rFonts w:ascii="Times New Roman" w:hAnsi="Times New Roman" w:cs="Times New Roman"/>
+          <w:sz w:val="28"/>
+          <w:szCs w:val="28"/>
+          <w:lang w:val="ru-RU"/>
+        </w:rPr>
+        <w:t xml:space="preserve">текстовая статья (≈13 </w:t>
+      </w:r>
+      <w:r>
+        <w:rPr>
+          <w:rFonts w:ascii="Times New Roman" w:hAnsi="Times New Roman" w:cs="Times New Roman"/>
           <w:sz w:val="28"/>
           <w:szCs w:val="28"/>
         </w:rPr>
@@ -6698,7 +5891,6 @@
       <w:r>
         <w:rPr>
           <w:rFonts w:ascii="Times New Roman" w:hAnsi="Times New Roman" w:cs="Times New Roman"/>
-          <w:color w:val="auto"/>
           <w:sz w:val="28"/>
           <w:szCs w:val="28"/>
           <w:lang w:val="ru-RU"/>
@@ -6713,17 +5905,44 @@
         <w:ind w:firstLine="709"/>
         <w:rPr>
           <w:rFonts w:ascii="Times New Roman" w:hAnsi="Times New Roman" w:cs="Times New Roman"/>
-          <w:sz w:val="28"/>
-          <w:szCs w:val="28"/>
-        </w:rPr>
-      </w:pPr>
-      <w:r>
-        <w:rPr>
-          <w:rFonts w:ascii="Times New Roman" w:hAnsi="Times New Roman" w:cs="Times New Roman"/>
-          <w:sz w:val="28"/>
-          <w:szCs w:val="28"/>
-        </w:rPr>
-        <w:t>Результаты для article.txt</w:t>
+          <w:i w:val="0"/>
+          <w:iCs/>
+          <w:sz w:val="28"/>
+          <w:szCs w:val="28"/>
+        </w:rPr>
+      </w:pPr>
+      <w:r>
+        <w:rPr>
+          <w:rFonts w:ascii="Times New Roman" w:hAnsi="Times New Roman" w:cs="Times New Roman"/>
+          <w:i w:val="0"/>
+          <w:iCs/>
+          <w:sz w:val="28"/>
+          <w:szCs w:val="28"/>
+          <w:lang w:val="ru-RU"/>
+        </w:rPr>
+        <w:lastRenderedPageBreak/>
+        <w:t xml:space="preserve">Ниже результаты на реальном текстовом файле небольшого размера (статья). Текст имеет повторяющиеся слова и фразы, что благоприятно для </w:t>
+      </w:r>
+      <w:r>
+        <w:rPr>
+          <w:rFonts w:ascii="Times New Roman" w:hAnsi="Times New Roman" w:cs="Times New Roman"/>
+          <w:i w:val="0"/>
+          <w:iCs/>
+          <w:sz w:val="28"/>
+          <w:szCs w:val="28"/>
+        </w:rPr>
+        <w:t>LZ</w:t>
+      </w:r>
+      <w:r>
+        <w:rPr>
+          <w:rFonts w:ascii="Times New Roman" w:hAnsi="Times New Roman" w:cs="Times New Roman"/>
+          <w:i w:val="0"/>
+          <w:iCs/>
+          <w:sz w:val="28"/>
+          <w:szCs w:val="28"/>
+          <w:lang w:val="ru-RU"/>
+        </w:rPr>
+        <w:t>77.</w:t>
       </w:r>
     </w:p>
     <w:tbl>
@@ -6750,7 +5969,6 @@
           <w:p>
             <w:pPr>
               <w:pStyle w:val="Compact"/>
-              <w:spacing w:line="360" w:lineRule="auto"/>
               <w:rPr>
                 <w:rFonts w:ascii="Times New Roman" w:hAnsi="Times New Roman" w:cs="Times New Roman"/>
                 <w:sz w:val="28"/>
@@ -6774,7 +5992,6 @@
           <w:p>
             <w:pPr>
               <w:pStyle w:val="Compact"/>
-              <w:spacing w:line="360" w:lineRule="auto"/>
               <w:jc w:val="right"/>
               <w:rPr>
                 <w:rFonts w:ascii="Times New Roman" w:hAnsi="Times New Roman" w:cs="Times New Roman"/>
@@ -6799,7 +6016,6 @@
           <w:p>
             <w:pPr>
               <w:pStyle w:val="Compact"/>
-              <w:spacing w:line="360" w:lineRule="auto"/>
               <w:jc w:val="right"/>
               <w:rPr>
                 <w:rFonts w:ascii="Times New Roman" w:hAnsi="Times New Roman" w:cs="Times New Roman"/>
@@ -6824,7 +6040,6 @@
           <w:p>
             <w:pPr>
               <w:pStyle w:val="Compact"/>
-              <w:spacing w:line="360" w:lineRule="auto"/>
               <w:jc w:val="right"/>
               <w:rPr>
                 <w:rFonts w:ascii="Times New Roman" w:hAnsi="Times New Roman" w:cs="Times New Roman"/>
@@ -6851,7 +6066,6 @@
           <w:p>
             <w:pPr>
               <w:pStyle w:val="Compact"/>
-              <w:spacing w:line="360" w:lineRule="auto"/>
               <w:rPr>
                 <w:rFonts w:ascii="Times New Roman" w:hAnsi="Times New Roman" w:cs="Times New Roman"/>
                 <w:sz w:val="28"/>
@@ -6875,71 +6089,68 @@
           <w:p>
             <w:pPr>
               <w:pStyle w:val="Compact"/>
-              <w:spacing w:line="360" w:lineRule="auto"/>
-              <w:jc w:val="right"/>
-              <w:rPr>
-                <w:rFonts w:ascii="Times New Roman" w:hAnsi="Times New Roman" w:cs="Times New Roman"/>
-                <w:sz w:val="28"/>
-                <w:szCs w:val="28"/>
-              </w:rPr>
-            </w:pPr>
-            <w:r>
-              <w:rPr>
-                <w:rFonts w:ascii="Times New Roman" w:hAnsi="Times New Roman" w:cs="Times New Roman"/>
-                <w:sz w:val="28"/>
-                <w:szCs w:val="28"/>
-              </w:rPr>
-              <w:t>0.133</w:t>
-            </w:r>
-          </w:p>
-        </w:tc>
-        <w:tc>
-          <w:tcPr>
-            <w:tcW w:w="0" w:type="auto"/>
-          </w:tcPr>
-          <w:p>
-            <w:pPr>
-              <w:pStyle w:val="Compact"/>
-              <w:spacing w:line="360" w:lineRule="auto"/>
-              <w:jc w:val="right"/>
-              <w:rPr>
-                <w:rFonts w:ascii="Times New Roman" w:hAnsi="Times New Roman" w:cs="Times New Roman"/>
-                <w:sz w:val="28"/>
-                <w:szCs w:val="28"/>
-              </w:rPr>
-            </w:pPr>
-            <w:r>
-              <w:rPr>
-                <w:rFonts w:ascii="Times New Roman" w:hAnsi="Times New Roman" w:cs="Times New Roman"/>
-                <w:sz w:val="28"/>
-                <w:szCs w:val="28"/>
-              </w:rPr>
-              <w:t>0.084</w:t>
-            </w:r>
-          </w:p>
-        </w:tc>
-        <w:tc>
-          <w:tcPr>
-            <w:tcW w:w="0" w:type="auto"/>
-          </w:tcPr>
-          <w:p>
-            <w:pPr>
-              <w:pStyle w:val="Compact"/>
-              <w:spacing w:line="360" w:lineRule="auto"/>
-              <w:jc w:val="right"/>
-              <w:rPr>
-                <w:rFonts w:ascii="Times New Roman" w:hAnsi="Times New Roman" w:cs="Times New Roman"/>
-                <w:sz w:val="28"/>
-                <w:szCs w:val="28"/>
-              </w:rPr>
-            </w:pPr>
-            <w:r>
-              <w:rPr>
-                <w:rFonts w:ascii="Times New Roman" w:hAnsi="Times New Roman" w:cs="Times New Roman"/>
-                <w:sz w:val="28"/>
-                <w:szCs w:val="28"/>
-              </w:rPr>
-              <w:t>11 236</w:t>
+              <w:jc w:val="right"/>
+              <w:rPr>
+                <w:rFonts w:ascii="Times New Roman" w:hAnsi="Times New Roman" w:cs="Times New Roman"/>
+                <w:sz w:val="28"/>
+                <w:szCs w:val="28"/>
+              </w:rPr>
+            </w:pPr>
+            <w:r>
+              <w:rPr>
+                <w:rFonts w:ascii="Times New Roman" w:hAnsi="Times New Roman" w:cs="Times New Roman"/>
+                <w:sz w:val="28"/>
+                <w:szCs w:val="28"/>
+              </w:rPr>
+              <w:t>0.110</w:t>
+            </w:r>
+          </w:p>
+        </w:tc>
+        <w:tc>
+          <w:tcPr>
+            <w:tcW w:w="0" w:type="auto"/>
+          </w:tcPr>
+          <w:p>
+            <w:pPr>
+              <w:pStyle w:val="Compact"/>
+              <w:jc w:val="right"/>
+              <w:rPr>
+                <w:rFonts w:ascii="Times New Roman" w:hAnsi="Times New Roman" w:cs="Times New Roman"/>
+                <w:sz w:val="28"/>
+                <w:szCs w:val="28"/>
+              </w:rPr>
+            </w:pPr>
+            <w:r>
+              <w:rPr>
+                <w:rFonts w:ascii="Times New Roman" w:hAnsi="Times New Roman" w:cs="Times New Roman"/>
+                <w:sz w:val="28"/>
+                <w:szCs w:val="28"/>
+              </w:rPr>
+              <w:t>0.023</w:t>
+            </w:r>
+          </w:p>
+        </w:tc>
+        <w:tc>
+          <w:tcPr>
+            <w:tcW w:w="0" w:type="auto"/>
+          </w:tcPr>
+          <w:p>
+            <w:pPr>
+              <w:pStyle w:val="Compact"/>
+              <w:jc w:val="right"/>
+              <w:rPr>
+                <w:rFonts w:ascii="Times New Roman" w:hAnsi="Times New Roman" w:cs="Times New Roman"/>
+                <w:sz w:val="28"/>
+                <w:szCs w:val="28"/>
+              </w:rPr>
+            </w:pPr>
+            <w:r>
+              <w:rPr>
+                <w:rFonts w:ascii="Times New Roman" w:hAnsi="Times New Roman" w:cs="Times New Roman"/>
+                <w:sz w:val="28"/>
+                <w:szCs w:val="28"/>
+              </w:rPr>
+              <w:t>7 790</w:t>
             </w:r>
           </w:p>
         </w:tc>
@@ -6952,7 +6163,6 @@
           <w:p>
             <w:pPr>
               <w:pStyle w:val="Compact"/>
-              <w:spacing w:line="360" w:lineRule="auto"/>
               <w:rPr>
                 <w:rFonts w:ascii="Times New Roman" w:hAnsi="Times New Roman" w:cs="Times New Roman"/>
                 <w:sz w:val="28"/>
@@ -6976,71 +6186,68 @@
           <w:p>
             <w:pPr>
               <w:pStyle w:val="Compact"/>
-              <w:spacing w:line="360" w:lineRule="auto"/>
-              <w:jc w:val="right"/>
-              <w:rPr>
-                <w:rFonts w:ascii="Times New Roman" w:hAnsi="Times New Roman" w:cs="Times New Roman"/>
-                <w:sz w:val="28"/>
-                <w:szCs w:val="28"/>
-              </w:rPr>
-            </w:pPr>
-            <w:r>
-              <w:rPr>
-                <w:rFonts w:ascii="Times New Roman" w:hAnsi="Times New Roman" w:cs="Times New Roman"/>
-                <w:sz w:val="28"/>
-                <w:szCs w:val="28"/>
-              </w:rPr>
-              <w:t>0.121</w:t>
-            </w:r>
-          </w:p>
-        </w:tc>
-        <w:tc>
-          <w:tcPr>
-            <w:tcW w:w="0" w:type="auto"/>
-          </w:tcPr>
-          <w:p>
-            <w:pPr>
-              <w:pStyle w:val="Compact"/>
-              <w:spacing w:line="360" w:lineRule="auto"/>
-              <w:jc w:val="right"/>
-              <w:rPr>
-                <w:rFonts w:ascii="Times New Roman" w:hAnsi="Times New Roman" w:cs="Times New Roman"/>
-                <w:sz w:val="28"/>
-                <w:szCs w:val="28"/>
-              </w:rPr>
-            </w:pPr>
-            <w:r>
-              <w:rPr>
-                <w:rFonts w:ascii="Times New Roman" w:hAnsi="Times New Roman" w:cs="Times New Roman"/>
-                <w:sz w:val="28"/>
-                <w:szCs w:val="28"/>
-              </w:rPr>
-              <w:t>0.186</w:t>
-            </w:r>
-          </w:p>
-        </w:tc>
-        <w:tc>
-          <w:tcPr>
-            <w:tcW w:w="0" w:type="auto"/>
-          </w:tcPr>
-          <w:p>
-            <w:pPr>
-              <w:pStyle w:val="Compact"/>
-              <w:spacing w:line="360" w:lineRule="auto"/>
-              <w:jc w:val="right"/>
-              <w:rPr>
-                <w:rFonts w:ascii="Times New Roman" w:hAnsi="Times New Roman" w:cs="Times New Roman"/>
-                <w:sz w:val="28"/>
-                <w:szCs w:val="28"/>
-              </w:rPr>
-            </w:pPr>
-            <w:r>
-              <w:rPr>
-                <w:rFonts w:ascii="Times New Roman" w:hAnsi="Times New Roman" w:cs="Times New Roman"/>
-                <w:sz w:val="28"/>
-                <w:szCs w:val="28"/>
-              </w:rPr>
-              <w:t>10 092</w:t>
+              <w:jc w:val="right"/>
+              <w:rPr>
+                <w:rFonts w:ascii="Times New Roman" w:hAnsi="Times New Roman" w:cs="Times New Roman"/>
+                <w:sz w:val="28"/>
+                <w:szCs w:val="28"/>
+              </w:rPr>
+            </w:pPr>
+            <w:r>
+              <w:rPr>
+                <w:rFonts w:ascii="Times New Roman" w:hAnsi="Times New Roman" w:cs="Times New Roman"/>
+                <w:sz w:val="28"/>
+                <w:szCs w:val="28"/>
+              </w:rPr>
+              <w:t>0.114</w:t>
+            </w:r>
+          </w:p>
+        </w:tc>
+        <w:tc>
+          <w:tcPr>
+            <w:tcW w:w="0" w:type="auto"/>
+          </w:tcPr>
+          <w:p>
+            <w:pPr>
+              <w:pStyle w:val="Compact"/>
+              <w:jc w:val="right"/>
+              <w:rPr>
+                <w:rFonts w:ascii="Times New Roman" w:hAnsi="Times New Roman" w:cs="Times New Roman"/>
+                <w:sz w:val="28"/>
+                <w:szCs w:val="28"/>
+              </w:rPr>
+            </w:pPr>
+            <w:r>
+              <w:rPr>
+                <w:rFonts w:ascii="Times New Roman" w:hAnsi="Times New Roman" w:cs="Times New Roman"/>
+                <w:sz w:val="28"/>
+                <w:szCs w:val="28"/>
+              </w:rPr>
+              <w:t>0.048</w:t>
+            </w:r>
+          </w:p>
+        </w:tc>
+        <w:tc>
+          <w:tcPr>
+            <w:tcW w:w="0" w:type="auto"/>
+          </w:tcPr>
+          <w:p>
+            <w:pPr>
+              <w:pStyle w:val="Compact"/>
+              <w:jc w:val="right"/>
+              <w:rPr>
+                <w:rFonts w:ascii="Times New Roman" w:hAnsi="Times New Roman" w:cs="Times New Roman"/>
+                <w:sz w:val="28"/>
+                <w:szCs w:val="28"/>
+              </w:rPr>
+            </w:pPr>
+            <w:r>
+              <w:rPr>
+                <w:rFonts w:ascii="Times New Roman" w:hAnsi="Times New Roman" w:cs="Times New Roman"/>
+                <w:sz w:val="28"/>
+                <w:szCs w:val="28"/>
+              </w:rPr>
+              <w:t>8 468</w:t>
             </w:r>
           </w:p>
         </w:tc>
@@ -7048,6 +6255,19 @@
     </w:tbl>
     <w:p>
       <w:pPr>
+        <w:pStyle w:val="TableCaption"/>
+        <w:spacing w:line="360" w:lineRule="auto"/>
+        <w:rPr>
+          <w:rFonts w:ascii="Times New Roman" w:hAnsi="Times New Roman" w:cs="Times New Roman"/>
+          <w:i w:val="0"/>
+          <w:iCs/>
+          <w:sz w:val="28"/>
+          <w:szCs w:val="28"/>
+        </w:rPr>
+      </w:pPr>
+    </w:p>
+    <w:p>
+      <w:pPr>
         <w:pStyle w:val="a0"/>
         <w:spacing w:line="360" w:lineRule="auto"/>
         <w:ind w:firstLine="709"/>
@@ -7065,7 +6285,7 @@
           <w:szCs w:val="28"/>
           <w:lang w:val="ru-RU"/>
         </w:rPr>
-        <w:t>Режим -9 даёт лучшее сжатие (</w:t>
+        <w:t>Режим -1 даёт лучшее сжатие (</w:t>
       </w:r>
       <w:r>
         <w:rPr>
@@ -7082,7 +6302,24 @@
           <w:szCs w:val="28"/>
           <w:lang w:val="ru-RU"/>
         </w:rPr>
-        <w:t xml:space="preserve"> ≈ 0.76 против 0.85 у -1). На небольшом текстовом файле оба режима эффективны, но </w:t>
+        <w:t xml:space="preserve"> ≈ 0.59 против 0.64 у -9). На небольшом файле </w:t>
+      </w:r>
+      <w:r>
+        <w:rPr>
+          <w:rFonts w:ascii="Times New Roman" w:hAnsi="Times New Roman" w:cs="Times New Roman"/>
+          <w:sz w:val="28"/>
+          <w:szCs w:val="28"/>
+        </w:rPr>
+        <w:t>overhead</w:t>
+      </w:r>
+      <w:r>
+        <w:rPr>
+          <w:rFonts w:ascii="Times New Roman" w:hAnsi="Times New Roman" w:cs="Times New Roman"/>
+          <w:sz w:val="28"/>
+          <w:szCs w:val="28"/>
+          <w:lang w:val="ru-RU"/>
+        </w:rPr>
+        <w:t xml:space="preserve"> таблицы </w:t>
       </w:r>
       <w:r>
         <w:rPr>
@@ -7099,30 +6336,7 @@
           <w:szCs w:val="28"/>
           <w:lang w:val="ru-RU"/>
         </w:rPr>
-        <w:t xml:space="preserve"> выигрывает за счёт энтропийного кодирования.</w:t>
-      </w:r>
-    </w:p>
-    <w:p>
-      <w:pPr>
-        <w:rPr>
-          <w:rFonts w:ascii="Times New Roman" w:eastAsiaTheme="majorEastAsia" w:hAnsi="Times New Roman" w:cs="Times New Roman"/>
-          <w:b/>
-          <w:bCs/>
-          <w:sz w:val="28"/>
-          <w:szCs w:val="28"/>
-          <w:lang w:val="ru-RU"/>
-        </w:rPr>
-      </w:pPr>
-      <w:bookmarkStart w:id="10" w:name="Xb66e6c92f28aefc1e9c038d734a6b0b56126740"/>
-      <w:bookmarkEnd w:id="9"/>
-      <w:r>
-        <w:rPr>
-          <w:rFonts w:ascii="Times New Roman" w:hAnsi="Times New Roman" w:cs="Times New Roman"/>
-          <w:sz w:val="28"/>
-          <w:szCs w:val="28"/>
-          <w:lang w:val="ru-RU"/>
-        </w:rPr>
-        <w:br w:type="page"/>
+        <w:t xml:space="preserve"> заметен и перевешивает выгоду от дополнительного сжатия.</w:t>
       </w:r>
     </w:p>
     <w:p>
@@ -7138,6 +6352,8 @@
           <w:lang w:val="ru-RU"/>
         </w:rPr>
       </w:pPr>
+      <w:bookmarkStart w:id="10" w:name="Xb66e6c92f28aefc1e9c038d734a6b0b56126740"/>
+      <w:bookmarkEnd w:id="9"/>
       <w:r>
         <w:rPr>
           <w:rFonts w:ascii="Times New Roman" w:hAnsi="Times New Roman" w:cs="Times New Roman"/>
@@ -7146,7 +6362,6 @@
           <w:szCs w:val="28"/>
           <w:lang w:val="ru-RU"/>
         </w:rPr>
-        <w:lastRenderedPageBreak/>
         <w:t xml:space="preserve">Реальные данные: большой текстовый отчёт (≈606 </w:t>
       </w:r>
       <w:r>
@@ -7176,45 +6391,22 @@
         <w:ind w:firstLine="709"/>
         <w:rPr>
           <w:rFonts w:ascii="Times New Roman" w:hAnsi="Times New Roman" w:cs="Times New Roman"/>
-          <w:sz w:val="28"/>
-          <w:szCs w:val="28"/>
-        </w:rPr>
-      </w:pPr>
-      <w:proofErr w:type="spellStart"/>
-      <w:r>
-        <w:rPr>
-          <w:rFonts w:ascii="Times New Roman" w:hAnsi="Times New Roman" w:cs="Times New Roman"/>
-          <w:sz w:val="28"/>
-          <w:szCs w:val="28"/>
-        </w:rPr>
-        <w:t>Результаты</w:t>
-      </w:r>
-      <w:proofErr w:type="spellEnd"/>
-      <w:r>
-        <w:rPr>
-          <w:rFonts w:ascii="Times New Roman" w:hAnsi="Times New Roman" w:cs="Times New Roman"/>
-          <w:sz w:val="28"/>
-          <w:szCs w:val="28"/>
-        </w:rPr>
-        <w:t xml:space="preserve"> </w:t>
-      </w:r>
-      <w:proofErr w:type="spellStart"/>
-      <w:r>
-        <w:rPr>
-          <w:rFonts w:ascii="Times New Roman" w:hAnsi="Times New Roman" w:cs="Times New Roman"/>
-          <w:sz w:val="28"/>
-          <w:szCs w:val="28"/>
-        </w:rPr>
-        <w:t>для</w:t>
-      </w:r>
-      <w:proofErr w:type="spellEnd"/>
-      <w:r>
-        <w:rPr>
-          <w:rFonts w:ascii="Times New Roman" w:hAnsi="Times New Roman" w:cs="Times New Roman"/>
-          <w:sz w:val="28"/>
-          <w:szCs w:val="28"/>
-        </w:rPr>
-        <w:t xml:space="preserve"> iar_dzz.txt</w:t>
+          <w:i w:val="0"/>
+          <w:iCs/>
+          <w:sz w:val="28"/>
+          <w:szCs w:val="28"/>
+        </w:rPr>
+      </w:pPr>
+      <w:r>
+        <w:rPr>
+          <w:rFonts w:ascii="Times New Roman" w:hAnsi="Times New Roman" w:cs="Times New Roman"/>
+          <w:i w:val="0"/>
+          <w:iCs/>
+          <w:sz w:val="28"/>
+          <w:szCs w:val="28"/>
+          <w:lang w:val="ru-RU"/>
+        </w:rPr>
+        <w:t>Ниже результаты на большом текстовом отчёте. Много повторяющихся структур и фраз — идеально для обоих методов.</w:t>
       </w:r>
     </w:p>
     <w:tbl>
@@ -7241,7 +6433,6 @@
           <w:p>
             <w:pPr>
               <w:pStyle w:val="Compact"/>
-              <w:spacing w:line="360" w:lineRule="auto"/>
               <w:rPr>
                 <w:rFonts w:ascii="Times New Roman" w:hAnsi="Times New Roman" w:cs="Times New Roman"/>
                 <w:sz w:val="28"/>
@@ -7265,7 +6456,6 @@
           <w:p>
             <w:pPr>
               <w:pStyle w:val="Compact"/>
-              <w:spacing w:line="360" w:lineRule="auto"/>
               <w:jc w:val="right"/>
               <w:rPr>
                 <w:rFonts w:ascii="Times New Roman" w:hAnsi="Times New Roman" w:cs="Times New Roman"/>
@@ -7290,7 +6480,6 @@
           <w:p>
             <w:pPr>
               <w:pStyle w:val="Compact"/>
-              <w:spacing w:line="360" w:lineRule="auto"/>
               <w:jc w:val="right"/>
               <w:rPr>
                 <w:rFonts w:ascii="Times New Roman" w:hAnsi="Times New Roman" w:cs="Times New Roman"/>
@@ -7315,7 +6504,6 @@
           <w:p>
             <w:pPr>
               <w:pStyle w:val="Compact"/>
-              <w:spacing w:line="360" w:lineRule="auto"/>
               <w:jc w:val="right"/>
               <w:rPr>
                 <w:rFonts w:ascii="Times New Roman" w:hAnsi="Times New Roman" w:cs="Times New Roman"/>
@@ -7342,7 +6530,6 @@
           <w:p>
             <w:pPr>
               <w:pStyle w:val="Compact"/>
-              <w:spacing w:line="360" w:lineRule="auto"/>
               <w:rPr>
                 <w:rFonts w:ascii="Times New Roman" w:hAnsi="Times New Roman" w:cs="Times New Roman"/>
                 <w:sz w:val="28"/>
@@ -7366,71 +6553,68 @@
           <w:p>
             <w:pPr>
               <w:pStyle w:val="Compact"/>
-              <w:spacing w:line="360" w:lineRule="auto"/>
-              <w:jc w:val="right"/>
-              <w:rPr>
-                <w:rFonts w:ascii="Times New Roman" w:hAnsi="Times New Roman" w:cs="Times New Roman"/>
-                <w:sz w:val="28"/>
-                <w:szCs w:val="28"/>
-              </w:rPr>
-            </w:pPr>
-            <w:r>
-              <w:rPr>
-                <w:rFonts w:ascii="Times New Roman" w:hAnsi="Times New Roman" w:cs="Times New Roman"/>
-                <w:sz w:val="28"/>
-                <w:szCs w:val="28"/>
-              </w:rPr>
-              <w:t>8.332</w:t>
-            </w:r>
-          </w:p>
-        </w:tc>
-        <w:tc>
-          <w:tcPr>
-            <w:tcW w:w="0" w:type="auto"/>
-          </w:tcPr>
-          <w:p>
-            <w:pPr>
-              <w:pStyle w:val="Compact"/>
-              <w:spacing w:line="360" w:lineRule="auto"/>
-              <w:jc w:val="right"/>
-              <w:rPr>
-                <w:rFonts w:ascii="Times New Roman" w:hAnsi="Times New Roman" w:cs="Times New Roman"/>
-                <w:sz w:val="28"/>
-                <w:szCs w:val="28"/>
-              </w:rPr>
-            </w:pPr>
-            <w:r>
-              <w:rPr>
-                <w:rFonts w:ascii="Times New Roman" w:hAnsi="Times New Roman" w:cs="Times New Roman"/>
-                <w:sz w:val="28"/>
-                <w:szCs w:val="28"/>
-              </w:rPr>
-              <w:t>0.078</w:t>
-            </w:r>
-          </w:p>
-        </w:tc>
-        <w:tc>
-          <w:tcPr>
-            <w:tcW w:w="0" w:type="auto"/>
-          </w:tcPr>
-          <w:p>
-            <w:pPr>
-              <w:pStyle w:val="Compact"/>
-              <w:spacing w:line="360" w:lineRule="auto"/>
-              <w:jc w:val="right"/>
-              <w:rPr>
-                <w:rFonts w:ascii="Times New Roman" w:hAnsi="Times New Roman" w:cs="Times New Roman"/>
-                <w:sz w:val="28"/>
-                <w:szCs w:val="28"/>
-              </w:rPr>
-            </w:pPr>
-            <w:r>
-              <w:rPr>
-                <w:rFonts w:ascii="Times New Roman" w:hAnsi="Times New Roman" w:cs="Times New Roman"/>
-                <w:sz w:val="28"/>
-                <w:szCs w:val="28"/>
-              </w:rPr>
-              <w:t>231 489</w:t>
+              <w:jc w:val="right"/>
+              <w:rPr>
+                <w:rFonts w:ascii="Times New Roman" w:hAnsi="Times New Roman" w:cs="Times New Roman"/>
+                <w:sz w:val="28"/>
+                <w:szCs w:val="28"/>
+              </w:rPr>
+            </w:pPr>
+            <w:r>
+              <w:rPr>
+                <w:rFonts w:ascii="Times New Roman" w:hAnsi="Times New Roman" w:cs="Times New Roman"/>
+                <w:sz w:val="28"/>
+                <w:szCs w:val="28"/>
+              </w:rPr>
+              <w:t>6.712</w:t>
+            </w:r>
+          </w:p>
+        </w:tc>
+        <w:tc>
+          <w:tcPr>
+            <w:tcW w:w="0" w:type="auto"/>
+          </w:tcPr>
+          <w:p>
+            <w:pPr>
+              <w:pStyle w:val="Compact"/>
+              <w:jc w:val="right"/>
+              <w:rPr>
+                <w:rFonts w:ascii="Times New Roman" w:hAnsi="Times New Roman" w:cs="Times New Roman"/>
+                <w:sz w:val="28"/>
+                <w:szCs w:val="28"/>
+              </w:rPr>
+            </w:pPr>
+            <w:r>
+              <w:rPr>
+                <w:rFonts w:ascii="Times New Roman" w:hAnsi="Times New Roman" w:cs="Times New Roman"/>
+                <w:sz w:val="28"/>
+                <w:szCs w:val="28"/>
+              </w:rPr>
+              <w:t>0.058</w:t>
+            </w:r>
+          </w:p>
+        </w:tc>
+        <w:tc>
+          <w:tcPr>
+            <w:tcW w:w="0" w:type="auto"/>
+          </w:tcPr>
+          <w:p>
+            <w:pPr>
+              <w:pStyle w:val="Compact"/>
+              <w:jc w:val="right"/>
+              <w:rPr>
+                <w:rFonts w:ascii="Times New Roman" w:hAnsi="Times New Roman" w:cs="Times New Roman"/>
+                <w:sz w:val="28"/>
+                <w:szCs w:val="28"/>
+              </w:rPr>
+            </w:pPr>
+            <w:r>
+              <w:rPr>
+                <w:rFonts w:ascii="Times New Roman" w:hAnsi="Times New Roman" w:cs="Times New Roman"/>
+                <w:sz w:val="28"/>
+                <w:szCs w:val="28"/>
+              </w:rPr>
+              <w:t>190 113</w:t>
             </w:r>
           </w:p>
         </w:tc>
@@ -7443,7 +6627,6 @@
           <w:p>
             <w:pPr>
               <w:pStyle w:val="Compact"/>
-              <w:spacing w:line="360" w:lineRule="auto"/>
               <w:rPr>
                 <w:rFonts w:ascii="Times New Roman" w:hAnsi="Times New Roman" w:cs="Times New Roman"/>
                 <w:sz w:val="28"/>
@@ -7467,71 +6650,68 @@
           <w:p>
             <w:pPr>
               <w:pStyle w:val="Compact"/>
-              <w:spacing w:line="360" w:lineRule="auto"/>
-              <w:jc w:val="right"/>
-              <w:rPr>
-                <w:rFonts w:ascii="Times New Roman" w:hAnsi="Times New Roman" w:cs="Times New Roman"/>
-                <w:sz w:val="28"/>
-                <w:szCs w:val="28"/>
-              </w:rPr>
-            </w:pPr>
-            <w:r>
-              <w:rPr>
-                <w:rFonts w:ascii="Times New Roman" w:hAnsi="Times New Roman" w:cs="Times New Roman"/>
-                <w:sz w:val="28"/>
-                <w:szCs w:val="28"/>
-              </w:rPr>
-              <w:t>6.775</w:t>
-            </w:r>
-          </w:p>
-        </w:tc>
-        <w:tc>
-          <w:tcPr>
-            <w:tcW w:w="0" w:type="auto"/>
-          </w:tcPr>
-          <w:p>
-            <w:pPr>
-              <w:pStyle w:val="Compact"/>
-              <w:spacing w:line="360" w:lineRule="auto"/>
-              <w:jc w:val="right"/>
-              <w:rPr>
-                <w:rFonts w:ascii="Times New Roman" w:hAnsi="Times New Roman" w:cs="Times New Roman"/>
-                <w:sz w:val="28"/>
-                <w:szCs w:val="28"/>
-              </w:rPr>
-            </w:pPr>
-            <w:r>
-              <w:rPr>
-                <w:rFonts w:ascii="Times New Roman" w:hAnsi="Times New Roman" w:cs="Times New Roman"/>
-                <w:sz w:val="28"/>
-                <w:szCs w:val="28"/>
-              </w:rPr>
-              <w:t>0.606</w:t>
-            </w:r>
-          </w:p>
-        </w:tc>
-        <w:tc>
-          <w:tcPr>
-            <w:tcW w:w="0" w:type="auto"/>
-          </w:tcPr>
-          <w:p>
-            <w:pPr>
-              <w:pStyle w:val="Compact"/>
-              <w:spacing w:line="360" w:lineRule="auto"/>
-              <w:jc w:val="right"/>
-              <w:rPr>
-                <w:rFonts w:ascii="Times New Roman" w:hAnsi="Times New Roman" w:cs="Times New Roman"/>
-                <w:sz w:val="28"/>
-                <w:szCs w:val="28"/>
-              </w:rPr>
-            </w:pPr>
-            <w:r>
-              <w:rPr>
-                <w:rFonts w:ascii="Times New Roman" w:hAnsi="Times New Roman" w:cs="Times New Roman"/>
-                <w:sz w:val="28"/>
-                <w:szCs w:val="28"/>
-              </w:rPr>
-              <w:t>282 574</w:t>
+              <w:jc w:val="right"/>
+              <w:rPr>
+                <w:rFonts w:ascii="Times New Roman" w:hAnsi="Times New Roman" w:cs="Times New Roman"/>
+                <w:sz w:val="28"/>
+                <w:szCs w:val="28"/>
+              </w:rPr>
+            </w:pPr>
+            <w:r>
+              <w:rPr>
+                <w:rFonts w:ascii="Times New Roman" w:hAnsi="Times New Roman" w:cs="Times New Roman"/>
+                <w:sz w:val="28"/>
+                <w:szCs w:val="28"/>
+              </w:rPr>
+              <w:t>7.457</w:t>
+            </w:r>
+          </w:p>
+        </w:tc>
+        <w:tc>
+          <w:tcPr>
+            <w:tcW w:w="0" w:type="auto"/>
+          </w:tcPr>
+          <w:p>
+            <w:pPr>
+              <w:pStyle w:val="Compact"/>
+              <w:jc w:val="right"/>
+              <w:rPr>
+                <w:rFonts w:ascii="Times New Roman" w:hAnsi="Times New Roman" w:cs="Times New Roman"/>
+                <w:sz w:val="28"/>
+                <w:szCs w:val="28"/>
+              </w:rPr>
+            </w:pPr>
+            <w:r>
+              <w:rPr>
+                <w:rFonts w:ascii="Times New Roman" w:hAnsi="Times New Roman" w:cs="Times New Roman"/>
+                <w:sz w:val="28"/>
+                <w:szCs w:val="28"/>
+              </w:rPr>
+              <w:t>0.080</w:t>
+            </w:r>
+          </w:p>
+        </w:tc>
+        <w:tc>
+          <w:tcPr>
+            <w:tcW w:w="0" w:type="auto"/>
+          </w:tcPr>
+          <w:p>
+            <w:pPr>
+              <w:pStyle w:val="Compact"/>
+              <w:jc w:val="right"/>
+              <w:rPr>
+                <w:rFonts w:ascii="Times New Roman" w:hAnsi="Times New Roman" w:cs="Times New Roman"/>
+                <w:sz w:val="28"/>
+                <w:szCs w:val="28"/>
+              </w:rPr>
+            </w:pPr>
+            <w:r>
+              <w:rPr>
+                <w:rFonts w:ascii="Times New Roman" w:hAnsi="Times New Roman" w:cs="Times New Roman"/>
+                <w:sz w:val="28"/>
+                <w:szCs w:val="28"/>
+              </w:rPr>
+              <w:t>174 359</w:t>
             </w:r>
           </w:p>
         </w:tc>
@@ -7539,6 +6719,19 @@
     </w:tbl>
     <w:p>
       <w:pPr>
+        <w:pStyle w:val="TableCaption"/>
+        <w:spacing w:line="360" w:lineRule="auto"/>
+        <w:rPr>
+          <w:rFonts w:ascii="Times New Roman" w:hAnsi="Times New Roman" w:cs="Times New Roman"/>
+          <w:i w:val="0"/>
+          <w:iCs/>
+          <w:sz w:val="28"/>
+          <w:szCs w:val="28"/>
+        </w:rPr>
+      </w:pPr>
+    </w:p>
+    <w:p>
+      <w:pPr>
         <w:pStyle w:val="a0"/>
         <w:spacing w:line="360" w:lineRule="auto"/>
         <w:ind w:firstLine="709"/>
@@ -7546,17 +6739,16 @@
           <w:rFonts w:ascii="Times New Roman" w:hAnsi="Times New Roman" w:cs="Times New Roman"/>
           <w:sz w:val="28"/>
           <w:szCs w:val="28"/>
-          <w:lang w:val="ru-RU"/>
-        </w:rPr>
-      </w:pPr>
-      <w:r>
-        <w:rPr>
-          <w:rFonts w:ascii="Times New Roman" w:hAnsi="Times New Roman" w:cs="Times New Roman"/>
-          <w:sz w:val="28"/>
-          <w:szCs w:val="28"/>
-          <w:lang w:val="ru-RU"/>
-        </w:rPr>
-        <w:t>Здесь неожиданно выигрывает -1 (</w:t>
+        </w:rPr>
+      </w:pPr>
+      <w:r>
+        <w:rPr>
+          <w:rFonts w:ascii="Times New Roman" w:hAnsi="Times New Roman" w:cs="Times New Roman"/>
+          <w:sz w:val="28"/>
+          <w:szCs w:val="28"/>
+          <w:lang w:val="ru-RU"/>
+        </w:rPr>
+        <w:t>На большом файле режим -9 выигрывает (</w:t>
       </w:r>
       <w:r>
         <w:rPr>
@@ -7573,60 +6765,24 @@
           <w:szCs w:val="28"/>
           <w:lang w:val="ru-RU"/>
         </w:rPr>
-        <w:t xml:space="preserve"> ≈ 0.38 против 0.47 у -9). Вероятно, </w:t>
-      </w:r>
-      <w:r>
-        <w:rPr>
-          <w:rFonts w:ascii="Times New Roman" w:hAnsi="Times New Roman" w:cs="Times New Roman"/>
-          <w:sz w:val="28"/>
-          <w:szCs w:val="28"/>
-          <w:lang w:val="ru-RU"/>
-        </w:rPr>
-        <w:t>причиной этому</w:t>
-      </w:r>
-      <w:r>
-        <w:rPr>
-          <w:rFonts w:ascii="Times New Roman" w:hAnsi="Times New Roman" w:cs="Times New Roman"/>
-          <w:sz w:val="28"/>
-          <w:szCs w:val="28"/>
-          <w:lang w:val="ru-RU"/>
-        </w:rPr>
-        <w:t xml:space="preserve"> мно</w:t>
-      </w:r>
-      <w:r>
-        <w:rPr>
-          <w:rFonts w:ascii="Times New Roman" w:hAnsi="Times New Roman" w:cs="Times New Roman"/>
-          <w:sz w:val="28"/>
-          <w:szCs w:val="28"/>
-          <w:lang w:val="ru-RU"/>
-        </w:rPr>
-        <w:t>жество</w:t>
-      </w:r>
-      <w:r>
-        <w:rPr>
-          <w:rFonts w:ascii="Times New Roman" w:hAnsi="Times New Roman" w:cs="Times New Roman"/>
-          <w:sz w:val="28"/>
-          <w:szCs w:val="28"/>
-          <w:lang w:val="ru-RU"/>
-        </w:rPr>
-        <w:t xml:space="preserve"> длинных повторяющихся фраз, которые </w:t>
-      </w:r>
-      <w:r>
-        <w:rPr>
-          <w:rFonts w:ascii="Times New Roman" w:hAnsi="Times New Roman" w:cs="Times New Roman"/>
-          <w:sz w:val="28"/>
-          <w:szCs w:val="28"/>
-        </w:rPr>
-        <w:t>LZ</w:t>
-      </w:r>
-      <w:r>
-        <w:rPr>
-          <w:rFonts w:ascii="Times New Roman" w:hAnsi="Times New Roman" w:cs="Times New Roman"/>
-          <w:sz w:val="28"/>
-          <w:szCs w:val="28"/>
-          <w:lang w:val="ru-RU"/>
-        </w:rPr>
-        <w:t xml:space="preserve">77 покрывает большими матчами, а </w:t>
+        <w:t xml:space="preserve"> ≈ 0.29 против 0.31 у -1). </w:t>
+      </w:r>
+      <w:r>
+        <w:rPr>
+          <w:rFonts w:ascii="Times New Roman" w:hAnsi="Times New Roman" w:cs="Times New Roman"/>
+          <w:sz w:val="28"/>
+          <w:szCs w:val="28"/>
+        </w:rPr>
+        <w:t>Overhead</w:t>
+      </w:r>
+      <w:r>
+        <w:rPr>
+          <w:rFonts w:ascii="Times New Roman" w:hAnsi="Times New Roman" w:cs="Times New Roman"/>
+          <w:sz w:val="28"/>
+          <w:szCs w:val="28"/>
+          <w:lang w:val="ru-RU"/>
+        </w:rPr>
+        <w:t xml:space="preserve"> таблицы </w:t>
       </w:r>
       <w:r>
         <w:rPr>
@@ -7643,58 +6799,7 @@
           <w:szCs w:val="28"/>
           <w:lang w:val="ru-RU"/>
         </w:rPr>
-        <w:t xml:space="preserve"> добавляет </w:t>
-      </w:r>
-      <w:r>
-        <w:rPr>
-          <w:rFonts w:ascii="Times New Roman" w:hAnsi="Times New Roman" w:cs="Times New Roman"/>
-          <w:sz w:val="28"/>
-          <w:szCs w:val="28"/>
-        </w:rPr>
-        <w:t>overhead</w:t>
-      </w:r>
-      <w:r>
-        <w:rPr>
-          <w:rFonts w:ascii="Times New Roman" w:hAnsi="Times New Roman" w:cs="Times New Roman"/>
-          <w:sz w:val="28"/>
-          <w:szCs w:val="28"/>
-          <w:lang w:val="ru-RU"/>
-        </w:rPr>
-        <w:t xml:space="preserve"> таблицы и менее эффективен на большом количестве уникальных </w:t>
-      </w:r>
-      <w:r>
-        <w:rPr>
-          <w:rFonts w:ascii="Times New Roman" w:hAnsi="Times New Roman" w:cs="Times New Roman"/>
-          <w:sz w:val="28"/>
-          <w:szCs w:val="28"/>
-        </w:rPr>
-        <w:t>offset</w:t>
-      </w:r>
-      <w:r>
-        <w:rPr>
-          <w:rFonts w:ascii="Times New Roman" w:hAnsi="Times New Roman" w:cs="Times New Roman"/>
-          <w:sz w:val="28"/>
-          <w:szCs w:val="28"/>
-          <w:lang w:val="ru-RU"/>
-        </w:rPr>
-        <w:t>/</w:t>
-      </w:r>
-      <w:r>
-        <w:rPr>
-          <w:rFonts w:ascii="Times New Roman" w:hAnsi="Times New Roman" w:cs="Times New Roman"/>
-          <w:sz w:val="28"/>
-          <w:szCs w:val="28"/>
-        </w:rPr>
-        <w:t>length</w:t>
-      </w:r>
-      <w:r>
-        <w:rPr>
-          <w:rFonts w:ascii="Times New Roman" w:hAnsi="Times New Roman" w:cs="Times New Roman"/>
-          <w:sz w:val="28"/>
-          <w:szCs w:val="28"/>
-          <w:lang w:val="ru-RU"/>
-        </w:rPr>
-        <w:t>.</w:t>
+        <w:t xml:space="preserve"> уже несущественен, а дополнительное энтропийное сжатие бит-пакета даёт заметный выигрыш.</w:t>
       </w:r>
     </w:p>
     <w:p>
@@ -7768,17 +6873,55 @@
         <w:ind w:firstLine="709"/>
         <w:rPr>
           <w:rFonts w:ascii="Times New Roman" w:hAnsi="Times New Roman" w:cs="Times New Roman"/>
-          <w:sz w:val="28"/>
-          <w:szCs w:val="28"/>
-        </w:rPr>
-      </w:pPr>
-      <w:r>
-        <w:rPr>
-          <w:rFonts w:ascii="Times New Roman" w:hAnsi="Times New Roman" w:cs="Times New Roman"/>
-          <w:sz w:val="28"/>
-          <w:szCs w:val="28"/>
-        </w:rPr>
-        <w:t>Результаты для test_image.png</w:t>
+          <w:i w:val="0"/>
+          <w:iCs/>
+          <w:sz w:val="28"/>
+          <w:szCs w:val="28"/>
+          <w:lang w:val="ru-RU"/>
+        </w:rPr>
+      </w:pPr>
+      <w:r>
+        <w:rPr>
+          <w:rFonts w:ascii="Times New Roman" w:hAnsi="Times New Roman" w:cs="Times New Roman"/>
+          <w:i w:val="0"/>
+          <w:iCs/>
+          <w:sz w:val="28"/>
+          <w:szCs w:val="28"/>
+          <w:lang w:val="ru-RU"/>
+        </w:rPr>
+        <w:t xml:space="preserve">Ниже </w:t>
+      </w:r>
+      <w:r>
+        <w:rPr>
+          <w:rFonts w:ascii="Times New Roman" w:hAnsi="Times New Roman" w:cs="Times New Roman"/>
+          <w:i w:val="0"/>
+          <w:iCs/>
+          <w:sz w:val="28"/>
+          <w:szCs w:val="28"/>
+          <w:lang w:val="ru-RU"/>
+        </w:rPr>
+        <w:t xml:space="preserve">результаты на </w:t>
+      </w:r>
+      <w:r>
+        <w:rPr>
+          <w:rFonts w:ascii="Times New Roman" w:hAnsi="Times New Roman" w:cs="Times New Roman"/>
+          <w:i w:val="0"/>
+          <w:iCs/>
+          <w:sz w:val="28"/>
+          <w:szCs w:val="28"/>
+        </w:rPr>
+        <w:t>PNG</w:t>
+      </w:r>
+      <w:r>
+        <w:rPr>
+          <w:rFonts w:ascii="Times New Roman" w:hAnsi="Times New Roman" w:cs="Times New Roman"/>
+          <w:i w:val="0"/>
+          <w:iCs/>
+          <w:sz w:val="28"/>
+          <w:szCs w:val="28"/>
+          <w:lang w:val="ru-RU"/>
+        </w:rPr>
+        <w:t>-файле — это уже сжатые данные. Повторений мало, матчи короткие.</w:t>
       </w:r>
     </w:p>
     <w:tbl>
@@ -7805,7 +6948,6 @@
           <w:p>
             <w:pPr>
               <w:pStyle w:val="Compact"/>
-              <w:spacing w:line="360" w:lineRule="auto"/>
               <w:rPr>
                 <w:rFonts w:ascii="Times New Roman" w:hAnsi="Times New Roman" w:cs="Times New Roman"/>
                 <w:sz w:val="28"/>
@@ -7829,7 +6971,6 @@
           <w:p>
             <w:pPr>
               <w:pStyle w:val="Compact"/>
-              <w:spacing w:line="360" w:lineRule="auto"/>
               <w:jc w:val="right"/>
               <w:rPr>
                 <w:rFonts w:ascii="Times New Roman" w:hAnsi="Times New Roman" w:cs="Times New Roman"/>
@@ -7854,7 +6995,6 @@
           <w:p>
             <w:pPr>
               <w:pStyle w:val="Compact"/>
-              <w:spacing w:line="360" w:lineRule="auto"/>
               <w:jc w:val="right"/>
               <w:rPr>
                 <w:rFonts w:ascii="Times New Roman" w:hAnsi="Times New Roman" w:cs="Times New Roman"/>
@@ -7879,7 +7019,6 @@
           <w:p>
             <w:pPr>
               <w:pStyle w:val="Compact"/>
-              <w:spacing w:line="360" w:lineRule="auto"/>
               <w:jc w:val="right"/>
               <w:rPr>
                 <w:rFonts w:ascii="Times New Roman" w:hAnsi="Times New Roman" w:cs="Times New Roman"/>
@@ -7906,7 +7045,6 @@
           <w:p>
             <w:pPr>
               <w:pStyle w:val="Compact"/>
-              <w:spacing w:line="360" w:lineRule="auto"/>
               <w:rPr>
                 <w:rFonts w:ascii="Times New Roman" w:hAnsi="Times New Roman" w:cs="Times New Roman"/>
                 <w:sz w:val="28"/>
@@ -7930,71 +7068,68 @@
           <w:p>
             <w:pPr>
               <w:pStyle w:val="Compact"/>
-              <w:spacing w:line="360" w:lineRule="auto"/>
-              <w:jc w:val="right"/>
-              <w:rPr>
-                <w:rFonts w:ascii="Times New Roman" w:hAnsi="Times New Roman" w:cs="Times New Roman"/>
-                <w:sz w:val="28"/>
-                <w:szCs w:val="28"/>
-              </w:rPr>
-            </w:pPr>
-            <w:r>
-              <w:rPr>
-                <w:rFonts w:ascii="Times New Roman" w:hAnsi="Times New Roman" w:cs="Times New Roman"/>
-                <w:sz w:val="28"/>
-                <w:szCs w:val="28"/>
-              </w:rPr>
-              <w:t>38.297</w:t>
-            </w:r>
-          </w:p>
-        </w:tc>
-        <w:tc>
-          <w:tcPr>
-            <w:tcW w:w="0" w:type="auto"/>
-          </w:tcPr>
-          <w:p>
-            <w:pPr>
-              <w:pStyle w:val="Compact"/>
-              <w:spacing w:line="360" w:lineRule="auto"/>
-              <w:jc w:val="right"/>
-              <w:rPr>
-                <w:rFonts w:ascii="Times New Roman" w:hAnsi="Times New Roman" w:cs="Times New Roman"/>
-                <w:sz w:val="28"/>
-                <w:szCs w:val="28"/>
-              </w:rPr>
-            </w:pPr>
-            <w:r>
-              <w:rPr>
-                <w:rFonts w:ascii="Times New Roman" w:hAnsi="Times New Roman" w:cs="Times New Roman"/>
-                <w:sz w:val="28"/>
-                <w:szCs w:val="28"/>
-              </w:rPr>
-              <w:t>0.222</w:t>
-            </w:r>
-          </w:p>
-        </w:tc>
-        <w:tc>
-          <w:tcPr>
-            <w:tcW w:w="0" w:type="auto"/>
-          </w:tcPr>
-          <w:p>
-            <w:pPr>
-              <w:pStyle w:val="Compact"/>
-              <w:spacing w:line="360" w:lineRule="auto"/>
-              <w:jc w:val="right"/>
-              <w:rPr>
-                <w:rFonts w:ascii="Times New Roman" w:hAnsi="Times New Roman" w:cs="Times New Roman"/>
-                <w:sz w:val="28"/>
-                <w:szCs w:val="28"/>
-              </w:rPr>
-            </w:pPr>
-            <w:r>
-              <w:rPr>
-                <w:rFonts w:ascii="Times New Roman" w:hAnsi="Times New Roman" w:cs="Times New Roman"/>
-                <w:sz w:val="28"/>
-                <w:szCs w:val="28"/>
-              </w:rPr>
-              <w:t>2 168 449</w:t>
+              <w:jc w:val="right"/>
+              <w:rPr>
+                <w:rFonts w:ascii="Times New Roman" w:hAnsi="Times New Roman" w:cs="Times New Roman"/>
+                <w:sz w:val="28"/>
+                <w:szCs w:val="28"/>
+              </w:rPr>
+            </w:pPr>
+            <w:r>
+              <w:rPr>
+                <w:rFonts w:ascii="Times New Roman" w:hAnsi="Times New Roman" w:cs="Times New Roman"/>
+                <w:sz w:val="28"/>
+                <w:szCs w:val="28"/>
+              </w:rPr>
+              <w:t>37.044</w:t>
+            </w:r>
+          </w:p>
+        </w:tc>
+        <w:tc>
+          <w:tcPr>
+            <w:tcW w:w="0" w:type="auto"/>
+          </w:tcPr>
+          <w:p>
+            <w:pPr>
+              <w:pStyle w:val="Compact"/>
+              <w:jc w:val="right"/>
+              <w:rPr>
+                <w:rFonts w:ascii="Times New Roman" w:hAnsi="Times New Roman" w:cs="Times New Roman"/>
+                <w:sz w:val="28"/>
+                <w:szCs w:val="28"/>
+              </w:rPr>
+            </w:pPr>
+            <w:r>
+              <w:rPr>
+                <w:rFonts w:ascii="Times New Roman" w:hAnsi="Times New Roman" w:cs="Times New Roman"/>
+                <w:sz w:val="28"/>
+                <w:szCs w:val="28"/>
+              </w:rPr>
+              <w:t>0.230</w:t>
+            </w:r>
+          </w:p>
+        </w:tc>
+        <w:tc>
+          <w:tcPr>
+            <w:tcW w:w="0" w:type="auto"/>
+          </w:tcPr>
+          <w:p>
+            <w:pPr>
+              <w:pStyle w:val="Compact"/>
+              <w:jc w:val="right"/>
+              <w:rPr>
+                <w:rFonts w:ascii="Times New Roman" w:hAnsi="Times New Roman" w:cs="Times New Roman"/>
+                <w:sz w:val="28"/>
+                <w:szCs w:val="28"/>
+              </w:rPr>
+            </w:pPr>
+            <w:r>
+              <w:rPr>
+                <w:rFonts w:ascii="Times New Roman" w:hAnsi="Times New Roman" w:cs="Times New Roman"/>
+                <w:sz w:val="28"/>
+                <w:szCs w:val="28"/>
+              </w:rPr>
+              <w:t>1 233 595</w:t>
             </w:r>
           </w:p>
         </w:tc>
@@ -8007,7 +7142,6 @@
           <w:p>
             <w:pPr>
               <w:pStyle w:val="Compact"/>
-              <w:spacing w:line="360" w:lineRule="auto"/>
               <w:rPr>
                 <w:rFonts w:ascii="Times New Roman" w:hAnsi="Times New Roman" w:cs="Times New Roman"/>
                 <w:sz w:val="28"/>
@@ -8031,71 +7165,68 @@
           <w:p>
             <w:pPr>
               <w:pStyle w:val="Compact"/>
-              <w:spacing w:line="360" w:lineRule="auto"/>
-              <w:jc w:val="right"/>
-              <w:rPr>
-                <w:rFonts w:ascii="Times New Roman" w:hAnsi="Times New Roman" w:cs="Times New Roman"/>
-                <w:sz w:val="28"/>
-                <w:szCs w:val="28"/>
-              </w:rPr>
-            </w:pPr>
-            <w:r>
-              <w:rPr>
-                <w:rFonts w:ascii="Times New Roman" w:hAnsi="Times New Roman" w:cs="Times New Roman"/>
-                <w:sz w:val="28"/>
-                <w:szCs w:val="28"/>
-              </w:rPr>
-              <w:t>35.829</w:t>
-            </w:r>
-          </w:p>
-        </w:tc>
-        <w:tc>
-          <w:tcPr>
-            <w:tcW w:w="0" w:type="auto"/>
-          </w:tcPr>
-          <w:p>
-            <w:pPr>
-              <w:pStyle w:val="Compact"/>
-              <w:spacing w:line="360" w:lineRule="auto"/>
-              <w:jc w:val="right"/>
-              <w:rPr>
-                <w:rFonts w:ascii="Times New Roman" w:hAnsi="Times New Roman" w:cs="Times New Roman"/>
-                <w:sz w:val="28"/>
-                <w:szCs w:val="28"/>
-              </w:rPr>
-            </w:pPr>
-            <w:r>
-              <w:rPr>
-                <w:rFonts w:ascii="Times New Roman" w:hAnsi="Times New Roman" w:cs="Times New Roman"/>
-                <w:sz w:val="28"/>
-                <w:szCs w:val="28"/>
-              </w:rPr>
-              <w:t>0.215</w:t>
-            </w:r>
-          </w:p>
-        </w:tc>
-        <w:tc>
-          <w:tcPr>
-            <w:tcW w:w="0" w:type="auto"/>
-          </w:tcPr>
-          <w:p>
-            <w:pPr>
-              <w:pStyle w:val="Compact"/>
-              <w:spacing w:line="360" w:lineRule="auto"/>
-              <w:jc w:val="right"/>
-              <w:rPr>
-                <w:rFonts w:ascii="Times New Roman" w:hAnsi="Times New Roman" w:cs="Times New Roman"/>
-                <w:sz w:val="28"/>
-                <w:szCs w:val="28"/>
-              </w:rPr>
-            </w:pPr>
-            <w:r>
-              <w:rPr>
-                <w:rFonts w:ascii="Times New Roman" w:hAnsi="Times New Roman" w:cs="Times New Roman"/>
-                <w:sz w:val="28"/>
-                <w:szCs w:val="28"/>
-              </w:rPr>
-              <w:t>1 164 273</w:t>
+              <w:jc w:val="right"/>
+              <w:rPr>
+                <w:rFonts w:ascii="Times New Roman" w:hAnsi="Times New Roman" w:cs="Times New Roman"/>
+                <w:sz w:val="28"/>
+                <w:szCs w:val="28"/>
+              </w:rPr>
+            </w:pPr>
+            <w:r>
+              <w:rPr>
+                <w:rFonts w:ascii="Times New Roman" w:hAnsi="Times New Roman" w:cs="Times New Roman"/>
+                <w:sz w:val="28"/>
+                <w:szCs w:val="28"/>
+              </w:rPr>
+              <w:t>41.197</w:t>
+            </w:r>
+          </w:p>
+        </w:tc>
+        <w:tc>
+          <w:tcPr>
+            <w:tcW w:w="0" w:type="auto"/>
+          </w:tcPr>
+          <w:p>
+            <w:pPr>
+              <w:pStyle w:val="Compact"/>
+              <w:jc w:val="right"/>
+              <w:rPr>
+                <w:rFonts w:ascii="Times New Roman" w:hAnsi="Times New Roman" w:cs="Times New Roman"/>
+                <w:sz w:val="28"/>
+                <w:szCs w:val="28"/>
+              </w:rPr>
+            </w:pPr>
+            <w:r>
+              <w:rPr>
+                <w:rFonts w:ascii="Times New Roman" w:hAnsi="Times New Roman" w:cs="Times New Roman"/>
+                <w:sz w:val="28"/>
+                <w:szCs w:val="28"/>
+              </w:rPr>
+              <w:t>0.098</w:t>
+            </w:r>
+          </w:p>
+        </w:tc>
+        <w:tc>
+          <w:tcPr>
+            <w:tcW w:w="0" w:type="auto"/>
+          </w:tcPr>
+          <w:p>
+            <w:pPr>
+              <w:pStyle w:val="Compact"/>
+              <w:jc w:val="right"/>
+              <w:rPr>
+                <w:rFonts w:ascii="Times New Roman" w:hAnsi="Times New Roman" w:cs="Times New Roman"/>
+                <w:sz w:val="28"/>
+                <w:szCs w:val="28"/>
+              </w:rPr>
+            </w:pPr>
+            <w:r>
+              <w:rPr>
+                <w:rFonts w:ascii="Times New Roman" w:hAnsi="Times New Roman" w:cs="Times New Roman"/>
+                <w:sz w:val="28"/>
+                <w:szCs w:val="28"/>
+              </w:rPr>
+              <w:t>1 225 516</w:t>
             </w:r>
           </w:p>
         </w:tc>
@@ -8103,6 +7234,21 @@
     </w:tbl>
     <w:p>
       <w:pPr>
+        <w:pStyle w:val="TableCaption"/>
+        <w:spacing w:line="360" w:lineRule="auto"/>
+        <w:ind w:firstLine="709"/>
+        <w:rPr>
+          <w:rFonts w:ascii="Times New Roman" w:hAnsi="Times New Roman" w:cs="Times New Roman"/>
+          <w:i w:val="0"/>
+          <w:iCs/>
+          <w:sz w:val="28"/>
+          <w:szCs w:val="28"/>
+          <w:lang w:val="ru-RU"/>
+        </w:rPr>
+      </w:pPr>
+    </w:p>
+    <w:p>
+      <w:pPr>
         <w:pStyle w:val="a0"/>
         <w:spacing w:line="360" w:lineRule="auto"/>
         <w:ind w:firstLine="709"/>
@@ -8120,41 +7266,7 @@
           <w:szCs w:val="28"/>
           <w:lang w:val="ru-RU"/>
         </w:rPr>
-        <w:t xml:space="preserve">На уже сжатом </w:t>
-      </w:r>
-      <w:r>
-        <w:rPr>
-          <w:rFonts w:ascii="Times New Roman" w:hAnsi="Times New Roman" w:cs="Times New Roman"/>
-          <w:sz w:val="28"/>
-          <w:szCs w:val="28"/>
-        </w:rPr>
-        <w:t>PNG</w:t>
-      </w:r>
-      <w:r>
-        <w:rPr>
-          <w:rFonts w:ascii="Times New Roman" w:hAnsi="Times New Roman" w:cs="Times New Roman"/>
-          <w:sz w:val="28"/>
-          <w:szCs w:val="28"/>
-          <w:lang w:val="ru-RU"/>
-        </w:rPr>
-        <w:t xml:space="preserve"> -1 раздувает файл почти в 2 раза из-за </w:t>
-      </w:r>
-      <w:r>
-        <w:rPr>
-          <w:rFonts w:ascii="Times New Roman" w:hAnsi="Times New Roman" w:cs="Times New Roman"/>
-          <w:sz w:val="28"/>
-          <w:szCs w:val="28"/>
-        </w:rPr>
-        <w:t>overhead</w:t>
-      </w:r>
-      <w:r>
-        <w:rPr>
-          <w:rFonts w:ascii="Times New Roman" w:hAnsi="Times New Roman" w:cs="Times New Roman"/>
-          <w:sz w:val="28"/>
-          <w:szCs w:val="28"/>
-          <w:lang w:val="ru-RU"/>
-        </w:rPr>
-        <w:t xml:space="preserve"> токенов на короткие матчи. Режим -9 справляется лучше (</w:t>
+        <w:t>Оба режима слегка увеличивают размер (</w:t>
       </w:r>
       <w:r>
         <w:rPr>
@@ -8171,7 +7283,24 @@
           <w:szCs w:val="28"/>
           <w:lang w:val="ru-RU"/>
         </w:rPr>
-        <w:t xml:space="preserve"> ≈ 1.04), но всё равно не уменьшает размер.</w:t>
+        <w:t xml:space="preserve"> ≈ 1.09–1.10). Режим -9 немного лучше благодаря </w:t>
+      </w:r>
+      <w:r>
+        <w:rPr>
+          <w:rFonts w:ascii="Times New Roman" w:hAnsi="Times New Roman" w:cs="Times New Roman"/>
+          <w:sz w:val="28"/>
+          <w:szCs w:val="28"/>
+        </w:rPr>
+        <w:t>Huffman</w:t>
+      </w:r>
+      <w:r>
+        <w:rPr>
+          <w:rFonts w:ascii="Times New Roman" w:hAnsi="Times New Roman" w:cs="Times New Roman"/>
+          <w:sz w:val="28"/>
+          <w:szCs w:val="28"/>
+          <w:lang w:val="ru-RU"/>
+        </w:rPr>
+        <w:t xml:space="preserve"> на бит-пакете, но на уже сжатых данных архиватор не может существенно уменьшить объём.</w:t>
       </w:r>
     </w:p>
     <w:p>
@@ -8186,352 +7315,96 @@
           <w:lang w:val="ru-RU"/>
         </w:rPr>
       </w:pPr>
-      <w:r>
-        <w:rPr>
-          <w:rFonts w:ascii="Times New Roman" w:hAnsi="Times New Roman" w:cs="Times New Roman"/>
-          <w:sz w:val="28"/>
-          <w:szCs w:val="28"/>
-          <w:lang w:val="ru-RU"/>
-        </w:rPr>
-        <w:t xml:space="preserve">Таким образом, По степени сжатия архиватор эффективен на данных с повторениями (тексты, отчёты, </w:t>
-      </w:r>
-      <w:proofErr w:type="spellStart"/>
-      <w:r>
-        <w:rPr>
-          <w:rFonts w:ascii="Times New Roman" w:hAnsi="Times New Roman" w:cs="Times New Roman"/>
-          <w:sz w:val="28"/>
-          <w:szCs w:val="28"/>
-        </w:rPr>
-        <w:t>twoletter</w:t>
-      </w:r>
-      <w:proofErr w:type="spellEnd"/>
-      <w:r>
-        <w:rPr>
-          <w:rFonts w:ascii="Times New Roman" w:hAnsi="Times New Roman" w:cs="Times New Roman"/>
-          <w:sz w:val="28"/>
-          <w:szCs w:val="28"/>
-          <w:lang w:val="ru-RU"/>
-        </w:rPr>
-        <w:t>). На обычных текстах режим -9 (</w:t>
-      </w:r>
-      <w:r>
-        <w:rPr>
-          <w:rFonts w:ascii="Times New Roman" w:hAnsi="Times New Roman" w:cs="Times New Roman"/>
-          <w:sz w:val="28"/>
-          <w:szCs w:val="28"/>
-        </w:rPr>
-        <w:t>LZ</w:t>
-      </w:r>
-      <w:r>
-        <w:rPr>
-          <w:rFonts w:ascii="Times New Roman" w:hAnsi="Times New Roman" w:cs="Times New Roman"/>
-          <w:sz w:val="28"/>
-          <w:szCs w:val="28"/>
-          <w:lang w:val="ru-RU"/>
-        </w:rPr>
-        <w:t xml:space="preserve">77 + </w:t>
-      </w:r>
-      <w:r>
-        <w:rPr>
-          <w:rFonts w:ascii="Times New Roman" w:hAnsi="Times New Roman" w:cs="Times New Roman"/>
-          <w:sz w:val="28"/>
-          <w:szCs w:val="28"/>
-        </w:rPr>
-        <w:t>Huffman</w:t>
-      </w:r>
-      <w:r>
-        <w:rPr>
-          <w:rFonts w:ascii="Times New Roman" w:hAnsi="Times New Roman" w:cs="Times New Roman"/>
-          <w:sz w:val="28"/>
-          <w:szCs w:val="28"/>
-          <w:lang w:val="ru-RU"/>
-        </w:rPr>
-        <w:t>) обычно лучше</w:t>
-      </w:r>
-      <w:r>
-        <w:rPr>
-          <w:rFonts w:ascii="Times New Roman" w:hAnsi="Times New Roman" w:cs="Times New Roman"/>
-          <w:sz w:val="28"/>
-          <w:szCs w:val="28"/>
-          <w:lang w:val="ru-RU"/>
-        </w:rPr>
-        <w:t xml:space="preserve"> режима</w:t>
-      </w:r>
-      <w:r>
-        <w:rPr>
-          <w:rFonts w:ascii="Times New Roman" w:hAnsi="Times New Roman" w:cs="Times New Roman"/>
-          <w:sz w:val="28"/>
-          <w:szCs w:val="28"/>
-          <w:lang w:val="ru-RU"/>
-        </w:rPr>
-        <w:t xml:space="preserve"> -1</w:t>
-      </w:r>
-      <w:r>
-        <w:rPr>
-          <w:rFonts w:ascii="Times New Roman" w:hAnsi="Times New Roman" w:cs="Times New Roman"/>
-          <w:sz w:val="28"/>
-          <w:szCs w:val="28"/>
-          <w:lang w:val="ru-RU"/>
-        </w:rPr>
-        <w:t xml:space="preserve"> (</w:t>
-      </w:r>
-      <w:r>
-        <w:rPr>
-          <w:rFonts w:ascii="Times New Roman" w:hAnsi="Times New Roman" w:cs="Times New Roman"/>
-          <w:sz w:val="28"/>
-          <w:szCs w:val="28"/>
-        </w:rPr>
-        <w:t>LZ</w:t>
-      </w:r>
-      <w:r>
-        <w:rPr>
-          <w:rFonts w:ascii="Times New Roman" w:hAnsi="Times New Roman" w:cs="Times New Roman"/>
-          <w:sz w:val="28"/>
-          <w:szCs w:val="28"/>
-          <w:lang w:val="ru-RU"/>
-        </w:rPr>
-        <w:t>77</w:t>
-      </w:r>
-      <w:r>
-        <w:rPr>
-          <w:rFonts w:ascii="Times New Roman" w:hAnsi="Times New Roman" w:cs="Times New Roman"/>
-          <w:sz w:val="28"/>
-          <w:szCs w:val="28"/>
-          <w:lang w:val="ru-RU"/>
-        </w:rPr>
-        <w:t>)</w:t>
-      </w:r>
-      <w:r>
-        <w:rPr>
-          <w:rFonts w:ascii="Times New Roman" w:hAnsi="Times New Roman" w:cs="Times New Roman"/>
-          <w:sz w:val="28"/>
-          <w:szCs w:val="28"/>
-          <w:lang w:val="ru-RU"/>
-        </w:rPr>
-        <w:t xml:space="preserve">. На синтетике с нормальным/равномерным распределением -9 даёт </w:t>
-      </w:r>
-      <w:r>
-        <w:rPr>
-          <w:rFonts w:ascii="Times New Roman" w:hAnsi="Times New Roman" w:cs="Times New Roman"/>
-          <w:sz w:val="28"/>
-          <w:szCs w:val="28"/>
-        </w:rPr>
-        <w:t>ratio</w:t>
-      </w:r>
-      <w:r>
-        <w:rPr>
-          <w:rFonts w:ascii="Times New Roman" w:hAnsi="Times New Roman" w:cs="Times New Roman"/>
-          <w:sz w:val="28"/>
-          <w:szCs w:val="28"/>
-          <w:lang w:val="ru-RU"/>
-        </w:rPr>
-        <w:t xml:space="preserve"> ≈ 0.75–0.88 против ≈ 2.0 у -1. На уже сжатых данных (</w:t>
-      </w:r>
-      <w:r>
-        <w:rPr>
-          <w:rFonts w:ascii="Times New Roman" w:hAnsi="Times New Roman" w:cs="Times New Roman"/>
-          <w:sz w:val="28"/>
-          <w:szCs w:val="28"/>
-        </w:rPr>
-        <w:t>PNG</w:t>
-      </w:r>
-      <w:r>
-        <w:rPr>
-          <w:rFonts w:ascii="Times New Roman" w:hAnsi="Times New Roman" w:cs="Times New Roman"/>
-          <w:sz w:val="28"/>
-          <w:szCs w:val="28"/>
-          <w:lang w:val="ru-RU"/>
-        </w:rPr>
-        <w:t xml:space="preserve">) -1 раздувает файл до 2 раз, -9 сохраняет </w:t>
-      </w:r>
-      <w:r>
-        <w:rPr>
-          <w:rFonts w:ascii="Times New Roman" w:hAnsi="Times New Roman" w:cs="Times New Roman"/>
-          <w:sz w:val="28"/>
-          <w:szCs w:val="28"/>
-        </w:rPr>
-        <w:t>ratio</w:t>
-      </w:r>
-      <w:r>
-        <w:rPr>
-          <w:rFonts w:ascii="Times New Roman" w:hAnsi="Times New Roman" w:cs="Times New Roman"/>
-          <w:sz w:val="28"/>
-          <w:szCs w:val="28"/>
-          <w:lang w:val="ru-RU"/>
-        </w:rPr>
-        <w:t xml:space="preserve"> ≈ 1.0–1.04. Комбинация методов хорошо справляется с текстовыми и повторяющимися данными. По скорости сжатие определяется построением </w:t>
-      </w:r>
-      <w:r>
-        <w:rPr>
-          <w:rFonts w:ascii="Times New Roman" w:hAnsi="Times New Roman" w:cs="Times New Roman"/>
-          <w:sz w:val="28"/>
-          <w:szCs w:val="28"/>
-        </w:rPr>
-        <w:t>suffix</w:t>
-      </w:r>
-      <w:r>
-        <w:rPr>
-          <w:rFonts w:ascii="Times New Roman" w:hAnsi="Times New Roman" w:cs="Times New Roman"/>
-          <w:sz w:val="28"/>
-          <w:szCs w:val="28"/>
-          <w:lang w:val="ru-RU"/>
-        </w:rPr>
-        <w:t xml:space="preserve"> </w:t>
-      </w:r>
-      <w:r>
-        <w:rPr>
-          <w:rFonts w:ascii="Times New Roman" w:hAnsi="Times New Roman" w:cs="Times New Roman"/>
-          <w:sz w:val="28"/>
-          <w:szCs w:val="28"/>
-        </w:rPr>
-        <w:t>array</w:t>
-      </w:r>
-      <w:r>
-        <w:rPr>
-          <w:rFonts w:ascii="Times New Roman" w:hAnsi="Times New Roman" w:cs="Times New Roman"/>
-          <w:sz w:val="28"/>
-          <w:szCs w:val="28"/>
-          <w:lang w:val="ru-RU"/>
-        </w:rPr>
-        <w:t xml:space="preserve"> (</w:t>
-      </w:r>
-      <w:proofErr w:type="gramStart"/>
-      <w:r>
-        <w:rPr>
-          <w:rFonts w:ascii="Times New Roman" w:hAnsi="Times New Roman" w:cs="Times New Roman"/>
-          <w:sz w:val="28"/>
-          <w:szCs w:val="28"/>
-        </w:rPr>
-        <w:t>O</w:t>
-      </w:r>
-      <w:r>
-        <w:rPr>
-          <w:rFonts w:ascii="Times New Roman" w:hAnsi="Times New Roman" w:cs="Times New Roman"/>
-          <w:sz w:val="28"/>
-          <w:szCs w:val="28"/>
-          <w:lang w:val="ru-RU"/>
-        </w:rPr>
-        <w:t>(</w:t>
-      </w:r>
-      <w:proofErr w:type="gramEnd"/>
-      <w:r>
-        <w:rPr>
-          <w:rFonts w:ascii="Times New Roman" w:hAnsi="Times New Roman" w:cs="Times New Roman"/>
-          <w:sz w:val="28"/>
-          <w:szCs w:val="28"/>
-        </w:rPr>
-        <w:t>n</w:t>
-      </w:r>
-      <w:r>
-        <w:rPr>
-          <w:rFonts w:ascii="Times New Roman" w:hAnsi="Times New Roman" w:cs="Times New Roman"/>
-          <w:sz w:val="28"/>
-          <w:szCs w:val="28"/>
-          <w:lang w:val="ru-RU"/>
-        </w:rPr>
-        <w:t xml:space="preserve"> </w:t>
-      </w:r>
-      <w:r>
-        <w:rPr>
-          <w:rFonts w:ascii="Times New Roman" w:hAnsi="Times New Roman" w:cs="Times New Roman"/>
-          <w:sz w:val="28"/>
-          <w:szCs w:val="28"/>
-        </w:rPr>
-        <w:t>log</w:t>
-      </w:r>
-      <w:r>
-        <w:rPr>
-          <w:rFonts w:ascii="Times New Roman" w:hAnsi="Times New Roman" w:cs="Times New Roman"/>
-          <w:sz w:val="28"/>
-          <w:szCs w:val="28"/>
-          <w:lang w:val="ru-RU"/>
-        </w:rPr>
-        <w:t xml:space="preserve"> </w:t>
-      </w:r>
-      <w:r>
-        <w:rPr>
-          <w:rFonts w:ascii="Times New Roman" w:hAnsi="Times New Roman" w:cs="Times New Roman"/>
-          <w:sz w:val="28"/>
-          <w:szCs w:val="28"/>
-        </w:rPr>
-        <w:t>n</w:t>
-      </w:r>
-      <w:r>
-        <w:rPr>
-          <w:rFonts w:ascii="Times New Roman" w:hAnsi="Times New Roman" w:cs="Times New Roman"/>
-          <w:sz w:val="28"/>
-          <w:szCs w:val="28"/>
-          <w:lang w:val="ru-RU"/>
-        </w:rPr>
-        <w:t xml:space="preserve">)): на файлах 800 </w:t>
-      </w:r>
-      <w:r>
-        <w:rPr>
-          <w:rFonts w:ascii="Times New Roman" w:hAnsi="Times New Roman" w:cs="Times New Roman"/>
-          <w:sz w:val="28"/>
-          <w:szCs w:val="28"/>
-        </w:rPr>
-        <w:t>KB</w:t>
-      </w:r>
-      <w:r>
-        <w:rPr>
-          <w:rFonts w:ascii="Times New Roman" w:hAnsi="Times New Roman" w:cs="Times New Roman"/>
-          <w:sz w:val="28"/>
-          <w:szCs w:val="28"/>
-          <w:lang w:val="ru-RU"/>
-        </w:rPr>
-        <w:t xml:space="preserve"> — 4–21 секунда. Режим -9 немного </w:t>
-      </w:r>
-      <w:r>
-        <w:rPr>
-          <w:rFonts w:ascii="Times New Roman" w:hAnsi="Times New Roman" w:cs="Times New Roman"/>
-          <w:sz w:val="28"/>
-          <w:szCs w:val="28"/>
-          <w:lang w:val="ru-RU"/>
-        </w:rPr>
-        <w:lastRenderedPageBreak/>
-        <w:t xml:space="preserve">медленнее -1 за счёт </w:t>
-      </w:r>
-      <w:r>
-        <w:rPr>
-          <w:rFonts w:ascii="Times New Roman" w:hAnsi="Times New Roman" w:cs="Times New Roman"/>
-          <w:sz w:val="28"/>
-          <w:szCs w:val="28"/>
-        </w:rPr>
-        <w:t>Huffman</w:t>
-      </w:r>
-      <w:r>
-        <w:rPr>
-          <w:rFonts w:ascii="Times New Roman" w:hAnsi="Times New Roman" w:cs="Times New Roman"/>
-          <w:sz w:val="28"/>
-          <w:szCs w:val="28"/>
-          <w:lang w:val="ru-RU"/>
-        </w:rPr>
-        <w:t>. Распаковка в -1 очень быстрая (0.01–0.2 с даже на мегабайтах), в -9 — в 5–20 раз медленнее из-за побитового ввода-вывода.</w:t>
-      </w:r>
-    </w:p>
-    <w:p>
-      <w:pPr>
-        <w:pStyle w:val="2"/>
-        <w:spacing w:line="360" w:lineRule="auto"/>
-        <w:ind w:firstLine="709"/>
-        <w:rPr>
-          <w:rFonts w:ascii="Times New Roman" w:hAnsi="Times New Roman" w:cs="Times New Roman"/>
-          <w:color w:val="auto"/>
-        </w:rPr>
-      </w:pPr>
       <w:bookmarkStart w:id="12" w:name="недочёты"/>
       <w:bookmarkEnd w:id="5"/>
       <w:bookmarkEnd w:id="11"/>
-      <w:proofErr w:type="spellStart"/>
-      <w:r>
-        <w:rPr>
-          <w:rFonts w:ascii="Times New Roman" w:hAnsi="Times New Roman" w:cs="Times New Roman"/>
-          <w:color w:val="auto"/>
+      <w:r>
+        <w:rPr>
+          <w:rFonts w:ascii="Times New Roman" w:hAnsi="Times New Roman" w:cs="Times New Roman"/>
+          <w:sz w:val="28"/>
+          <w:szCs w:val="28"/>
+          <w:lang w:val="ru-RU"/>
+        </w:rPr>
+        <w:t>Таким образом а</w:t>
+      </w:r>
+      <w:r>
+        <w:rPr>
+          <w:rFonts w:ascii="Times New Roman" w:hAnsi="Times New Roman" w:cs="Times New Roman"/>
+          <w:sz w:val="28"/>
+          <w:szCs w:val="28"/>
+          <w:lang w:val="ru-RU"/>
+        </w:rPr>
+        <w:t xml:space="preserve">рхиватор показывает отличные результаты на текстовых данных и синтетике с повторениями. Режим -9 в большинстве случаев превосходит -1 благодаря дополнительному </w:t>
+      </w:r>
+      <w:r>
+        <w:rPr>
+          <w:rFonts w:ascii="Times New Roman" w:hAnsi="Times New Roman" w:cs="Times New Roman"/>
+          <w:sz w:val="28"/>
+          <w:szCs w:val="28"/>
+        </w:rPr>
+        <w:t>Huffman</w:t>
+      </w:r>
+      <w:r>
+        <w:rPr>
+          <w:rFonts w:ascii="Times New Roman" w:hAnsi="Times New Roman" w:cs="Times New Roman"/>
+          <w:sz w:val="28"/>
+          <w:szCs w:val="28"/>
+          <w:lang w:val="ru-RU"/>
+        </w:rPr>
+        <w:t xml:space="preserve">-кодированию бит-пакета токенов. На небольших файлах </w:t>
+      </w:r>
+      <w:r>
+        <w:rPr>
+          <w:rFonts w:ascii="Times New Roman" w:hAnsi="Times New Roman" w:cs="Times New Roman"/>
+          <w:sz w:val="28"/>
+          <w:szCs w:val="28"/>
+        </w:rPr>
+        <w:t>overhead</w:t>
+      </w:r>
+      <w:r>
+        <w:rPr>
+          <w:rFonts w:ascii="Times New Roman" w:hAnsi="Times New Roman" w:cs="Times New Roman"/>
+          <w:sz w:val="28"/>
+          <w:szCs w:val="28"/>
+          <w:lang w:val="ru-RU"/>
+        </w:rPr>
+        <w:t xml:space="preserve"> таблицы заметен, на больших — выгода от -9 значительна. На уже сжатых данных (</w:t>
+      </w:r>
+      <w:r>
+        <w:rPr>
+          <w:rFonts w:ascii="Times New Roman" w:hAnsi="Times New Roman" w:cs="Times New Roman"/>
+          <w:sz w:val="28"/>
+          <w:szCs w:val="28"/>
+        </w:rPr>
+        <w:t>PNG</w:t>
+      </w:r>
+      <w:r>
+        <w:rPr>
+          <w:rFonts w:ascii="Times New Roman" w:hAnsi="Times New Roman" w:cs="Times New Roman"/>
+          <w:sz w:val="28"/>
+          <w:szCs w:val="28"/>
+          <w:lang w:val="ru-RU"/>
+        </w:rPr>
+        <w:t>) наблюдается небольшое раздутие, но оно минимально в режиме -9.</w:t>
+      </w:r>
+    </w:p>
+    <w:p>
+      <w:pPr>
+        <w:ind w:firstLine="709"/>
+        <w:rPr>
+          <w:rFonts w:ascii="Times New Roman" w:hAnsi="Times New Roman" w:cs="Times New Roman"/>
+        </w:rPr>
+      </w:pPr>
+      <w:r>
+        <w:rPr>
+          <w:rFonts w:ascii="Times New Roman" w:hAnsi="Times New Roman" w:cs="Times New Roman"/>
+          <w:b/>
+          <w:bCs/>
+          <w:sz w:val="28"/>
+          <w:szCs w:val="28"/>
         </w:rPr>
         <w:t>Недочёты</w:t>
       </w:r>
-      <w:proofErr w:type="spellEnd"/>
     </w:p>
     <w:p>
       <w:pPr>
@@ -8634,49 +7507,25 @@
           <w:szCs w:val="28"/>
           <w:lang w:val="ru-RU"/>
         </w:rPr>
-        <w:t>Можно добавить эвристики для ускорения.</w:t>
-      </w:r>
-    </w:p>
-    <w:p>
-      <w:pPr>
-        <w:numPr>
-          <w:ilvl w:val="0"/>
-          <w:numId w:val="4"/>
-        </w:numPr>
-        <w:spacing w:line="360" w:lineRule="auto"/>
-        <w:ind w:firstLine="709"/>
-        <w:rPr>
-          <w:rFonts w:ascii="Times New Roman" w:hAnsi="Times New Roman" w:cs="Times New Roman"/>
-          <w:sz w:val="28"/>
-          <w:szCs w:val="28"/>
-          <w:lang w:val="ru-RU"/>
-        </w:rPr>
-      </w:pPr>
-      <w:r>
-        <w:rPr>
-          <w:rFonts w:ascii="Times New Roman" w:hAnsi="Times New Roman" w:cs="Times New Roman"/>
-          <w:sz w:val="28"/>
-          <w:szCs w:val="28"/>
-          <w:lang w:val="ru-RU"/>
-        </w:rPr>
-        <w:t xml:space="preserve">Не самая эффективная сериализация для токенов </w:t>
-      </w:r>
-      <w:r>
-        <w:rPr>
-          <w:rFonts w:ascii="Times New Roman" w:hAnsi="Times New Roman" w:cs="Times New Roman"/>
-          <w:sz w:val="28"/>
-          <w:szCs w:val="28"/>
-        </w:rPr>
-        <w:t>LZ</w:t>
-      </w:r>
-      <w:r>
-        <w:rPr>
-          <w:rFonts w:ascii="Times New Roman" w:hAnsi="Times New Roman" w:cs="Times New Roman"/>
-          <w:sz w:val="28"/>
-          <w:szCs w:val="28"/>
-          <w:lang w:val="ru-RU"/>
-        </w:rPr>
-        <w:t>77.</w:t>
+        <w:t xml:space="preserve">Можно </w:t>
+      </w:r>
+      <w:r>
+        <w:rPr>
+          <w:rFonts w:ascii="Times New Roman" w:hAnsi="Times New Roman" w:cs="Times New Roman"/>
+          <w:sz w:val="28"/>
+          <w:szCs w:val="28"/>
+          <w:lang w:val="ru-RU"/>
+        </w:rPr>
+        <w:t xml:space="preserve">также </w:t>
+      </w:r>
+      <w:r>
+        <w:rPr>
+          <w:rFonts w:ascii="Times New Roman" w:hAnsi="Times New Roman" w:cs="Times New Roman"/>
+          <w:sz w:val="28"/>
+          <w:szCs w:val="28"/>
+          <w:lang w:val="ru-RU"/>
+        </w:rPr>
+        <w:t>добавить эвристики для ускорения.</w:t>
       </w:r>
     </w:p>
     <w:p>
@@ -8710,6 +7559,7 @@
           <w:rFonts w:ascii="Times New Roman" w:hAnsi="Times New Roman" w:cs="Times New Roman"/>
           <w:sz w:val="28"/>
           <w:szCs w:val="28"/>
+          <w:lang w:val="ru-RU"/>
         </w:rPr>
       </w:pPr>
       <w:r>
@@ -8753,79 +7603,87 @@
           <w:szCs w:val="28"/>
           <w:lang w:val="ru-RU"/>
         </w:rPr>
-        <w:t xml:space="preserve"> — классику сжатия без потерь. Отлично работает на текстах с повторениями, приемлемо на случайных и плохо на уже сжатых данных. </w:t>
-      </w:r>
-      <w:proofErr w:type="spellStart"/>
-      <w:r>
-        <w:rPr>
-          <w:rFonts w:ascii="Times New Roman" w:hAnsi="Times New Roman" w:cs="Times New Roman"/>
-          <w:sz w:val="28"/>
-          <w:szCs w:val="28"/>
-        </w:rPr>
-        <w:t>Основные</w:t>
-      </w:r>
-      <w:proofErr w:type="spellEnd"/>
-      <w:r>
-        <w:rPr>
-          <w:rFonts w:ascii="Times New Roman" w:hAnsi="Times New Roman" w:cs="Times New Roman"/>
-          <w:sz w:val="28"/>
-          <w:szCs w:val="28"/>
-        </w:rPr>
-        <w:t xml:space="preserve"> </w:t>
-      </w:r>
-      <w:proofErr w:type="spellStart"/>
-      <w:r>
-        <w:rPr>
-          <w:rFonts w:ascii="Times New Roman" w:hAnsi="Times New Roman" w:cs="Times New Roman"/>
-          <w:sz w:val="28"/>
-          <w:szCs w:val="28"/>
-        </w:rPr>
-        <w:t>трудности</w:t>
-      </w:r>
-      <w:proofErr w:type="spellEnd"/>
-      <w:r>
-        <w:rPr>
-          <w:rFonts w:ascii="Times New Roman" w:hAnsi="Times New Roman" w:cs="Times New Roman"/>
-          <w:sz w:val="28"/>
-          <w:szCs w:val="28"/>
-        </w:rPr>
-        <w:t xml:space="preserve"> </w:t>
-      </w:r>
-      <w:proofErr w:type="spellStart"/>
-      <w:r>
-        <w:rPr>
-          <w:rFonts w:ascii="Times New Roman" w:hAnsi="Times New Roman" w:cs="Times New Roman"/>
-          <w:sz w:val="28"/>
-          <w:szCs w:val="28"/>
-        </w:rPr>
-        <w:t>были</w:t>
-      </w:r>
-      <w:proofErr w:type="spellEnd"/>
-      <w:r>
-        <w:rPr>
-          <w:rFonts w:ascii="Times New Roman" w:hAnsi="Times New Roman" w:cs="Times New Roman"/>
-          <w:sz w:val="28"/>
-          <w:szCs w:val="28"/>
-        </w:rPr>
-        <w:t xml:space="preserve"> </w:t>
-      </w:r>
-      <w:proofErr w:type="spellStart"/>
-      <w:r>
-        <w:rPr>
-          <w:rFonts w:ascii="Times New Roman" w:hAnsi="Times New Roman" w:cs="Times New Roman"/>
-          <w:sz w:val="28"/>
-          <w:szCs w:val="28"/>
-        </w:rPr>
-        <w:t>связаны</w:t>
-      </w:r>
-      <w:proofErr w:type="spellEnd"/>
-      <w:r>
-        <w:rPr>
-          <w:rFonts w:ascii="Times New Roman" w:hAnsi="Times New Roman" w:cs="Times New Roman"/>
-          <w:sz w:val="28"/>
-          <w:szCs w:val="28"/>
-        </w:rPr>
-        <w:t xml:space="preserve"> с каноническом Huffman и сериализацией.</w:t>
+        <w:t xml:space="preserve"> — классику сжатия без потерь. Отлично работает на текстах с повторениями</w:t>
+      </w:r>
+      <w:r>
+        <w:rPr>
+          <w:rFonts w:ascii="Times New Roman" w:hAnsi="Times New Roman" w:cs="Times New Roman"/>
+          <w:sz w:val="28"/>
+          <w:szCs w:val="28"/>
+          <w:lang w:val="ru-RU"/>
+        </w:rPr>
+        <w:t xml:space="preserve">, плохо </w:t>
+      </w:r>
+      <w:r>
+        <w:rPr>
+          <w:rFonts w:ascii="Times New Roman" w:hAnsi="Times New Roman" w:cs="Times New Roman"/>
+          <w:sz w:val="28"/>
+          <w:szCs w:val="28"/>
+          <w:lang w:val="ru-RU"/>
+        </w:rPr>
+        <w:t xml:space="preserve">на </w:t>
+      </w:r>
+      <w:r>
+        <w:rPr>
+          <w:rFonts w:ascii="Times New Roman" w:hAnsi="Times New Roman" w:cs="Times New Roman"/>
+          <w:sz w:val="28"/>
+          <w:szCs w:val="28"/>
+          <w:lang w:val="ru-RU"/>
+        </w:rPr>
+        <w:t xml:space="preserve">равномерно распределенных </w:t>
+      </w:r>
+      <w:r>
+        <w:rPr>
+          <w:rFonts w:ascii="Times New Roman" w:hAnsi="Times New Roman" w:cs="Times New Roman"/>
+          <w:sz w:val="28"/>
+          <w:szCs w:val="28"/>
+          <w:lang w:val="ru-RU"/>
+        </w:rPr>
+        <w:t xml:space="preserve">случайных и на уже сжатых данных. </w:t>
+      </w:r>
+      <w:r>
+        <w:rPr>
+          <w:rFonts w:ascii="Times New Roman" w:hAnsi="Times New Roman" w:cs="Times New Roman"/>
+          <w:sz w:val="28"/>
+          <w:szCs w:val="28"/>
+          <w:lang w:val="ru-RU"/>
+        </w:rPr>
+        <w:t>Основные трудности были связаны с каноническ</w:t>
+      </w:r>
+      <w:r>
+        <w:rPr>
+          <w:rFonts w:ascii="Times New Roman" w:hAnsi="Times New Roman" w:cs="Times New Roman"/>
+          <w:sz w:val="28"/>
+          <w:szCs w:val="28"/>
+          <w:lang w:val="ru-RU"/>
+        </w:rPr>
+        <w:t>и</w:t>
+      </w:r>
+      <w:r>
+        <w:rPr>
+          <w:rFonts w:ascii="Times New Roman" w:hAnsi="Times New Roman" w:cs="Times New Roman"/>
+          <w:sz w:val="28"/>
+          <w:szCs w:val="28"/>
+          <w:lang w:val="ru-RU"/>
+        </w:rPr>
+        <w:t xml:space="preserve">м </w:t>
+      </w:r>
+      <w:r>
+        <w:rPr>
+          <w:rFonts w:ascii="Times New Roman" w:hAnsi="Times New Roman" w:cs="Times New Roman"/>
+          <w:sz w:val="28"/>
+          <w:szCs w:val="28"/>
+        </w:rPr>
+        <w:t>Huffman</w:t>
+      </w:r>
+      <w:r>
+        <w:rPr>
+          <w:rFonts w:ascii="Times New Roman" w:hAnsi="Times New Roman" w:cs="Times New Roman"/>
+          <w:sz w:val="28"/>
+          <w:szCs w:val="28"/>
+          <w:lang w:val="ru-RU"/>
+        </w:rPr>
+        <w:t xml:space="preserve"> и сериализацией.</w:t>
       </w:r>
       <w:bookmarkEnd w:id="0"/>
       <w:bookmarkEnd w:id="13"/>
@@ -9609,7 +8467,6 @@
   <w:style w:type="character" w:default="1" w:styleId="a1">
     <w:name w:val="Default Paragraph Font"/>
     <w:uiPriority w:val="1"/>
-    <w:semiHidden/>
     <w:unhideWhenUsed/>
   </w:style>
   <w:style w:type="table" w:default="1" w:styleId="a2">
